--- a/陈启炀-java研发简历.docx
+++ b/陈启炀-java研发简历.docx
@@ -287,8 +287,6 @@
         <w:widowControl/>
         <w:jc w:val="left"/>
       </w:pPr>
-      <w:bookmarkStart w:id="0" w:name="_GoBack"/>
-      <w:bookmarkEnd w:id="0"/>
       <w:r>
         <mc:AlternateContent>
           <mc:Choice Requires="wpg">
@@ -299,7 +297,7 @@
                   <wp:posOffset>-328295</wp:posOffset>
                 </wp:positionH>
                 <wp:positionV relativeFrom="page">
-                  <wp:posOffset>4581525</wp:posOffset>
+                  <wp:posOffset>4610100</wp:posOffset>
                 </wp:positionV>
                 <wp:extent cx="6864350" cy="5486400"/>
                 <wp:effectExtent l="0" t="0" r="0" b="0"/>
@@ -602,7 +600,7 @@
                                   <w:kern w:val="24"/>
                                   <w:szCs w:val="21"/>
                                 </w:rPr>
-                                <w:t>公司内部培训用的视频管理与学习统计平台，涵盖视频上传、播放记录采集、学习进度分析、多维度统计与内部账号体系对接等功能。</w:t>
+                                <w:t>面向企业内部培训场景的视频学习与统计平台，部署于内网环境，重点解决学习进度记录的准确性、统计口径一致性及历史数据可追溯等工程问题。</w:t>
                               </w:r>
                             </w:p>
                             <w:p>
@@ -644,7 +642,8 @@
                               <w:r>
                                 <w:rPr>
                                   <w:rFonts w:hint="eastAsia" w:eastAsia="微软雅黑"/>
-                                  <w:bCs/>
+                                  <w:b/>
+                                  <w:bCs w:val="0"/>
                                   <w:kern w:val="24"/>
                                   <w:szCs w:val="21"/>
                                 </w:rPr>
@@ -653,7 +652,8 @@
                               <w:r>
                                 <w:rPr>
                                   <w:rFonts w:eastAsia="微软雅黑"/>
-                                  <w:bCs/>
+                                  <w:b/>
+                                  <w:bCs w:val="0"/>
                                   <w:kern w:val="24"/>
                                   <w:szCs w:val="21"/>
                                 </w:rPr>
@@ -662,11 +662,32 @@
                               <w:r>
                                 <w:rPr>
                                   <w:rFonts w:hint="eastAsia" w:eastAsia="微软雅黑"/>
-                                  <w:bCs/>
-                                  <w:kern w:val="24"/>
-                                  <w:szCs w:val="21"/>
-                                </w:rPr>
-                                <w:t>负责视频管理、学习记录与统计模块开发，实现视频上传、自动时长解析、前端心跳上报、断点续播等逻辑。</w:t>
+                                  <w:b/>
+                                  <w:bCs w:val="0"/>
+                                  <w:kern w:val="24"/>
+                                  <w:szCs w:val="21"/>
+                                  <w:lang w:val="en-US" w:eastAsia="zh-CN"/>
+                                </w:rPr>
+                                <w:t>学习进度采集</w:t>
+                              </w:r>
+                              <w:r>
+                                <w:rPr>
+                                  <w:rFonts w:hint="eastAsia" w:eastAsia="微软雅黑"/>
+                                  <w:b/>
+                                  <w:bCs w:val="0"/>
+                                  <w:kern w:val="24"/>
+                                  <w:szCs w:val="21"/>
+                                </w:rPr>
+                                <w:t>：</w:t>
+                              </w:r>
+                              <w:r>
+                                <w:rPr>
+                                  <w:rFonts w:hint="eastAsia" w:eastAsia="微软雅黑"/>
+                                  <w:bCs/>
+                                  <w:kern w:val="24"/>
+                                  <w:szCs w:val="21"/>
+                                </w:rPr>
+                                <w:t>针对视频学习过程中进度频繁变动、拖拽播放等场景，设计基于前端心跳上报的学习进度采集机制；后端统一处理播放位置与累计观看时长的更新逻辑，支持断点续播与重复观看场景下的数据一致性。</w:t>
                               </w:r>
                             </w:p>
                             <w:p>
@@ -685,7 +706,8 @@
                               <w:r>
                                 <w:rPr>
                                   <w:rFonts w:hint="eastAsia" w:eastAsia="微软雅黑"/>
-                                  <w:bCs/>
+                                  <w:b/>
+                                  <w:bCs w:val="0"/>
                                   <w:kern w:val="24"/>
                                   <w:szCs w:val="21"/>
                                 </w:rPr>
@@ -694,7 +716,8 @@
                               <w:r>
                                 <w:rPr>
                                   <w:rFonts w:eastAsia="微软雅黑"/>
-                                  <w:bCs/>
+                                  <w:b/>
+                                  <w:bCs w:val="0"/>
                                   <w:kern w:val="24"/>
                                   <w:szCs w:val="21"/>
                                 </w:rPr>
@@ -703,11 +726,21 @@
                               <w:r>
                                 <w:rPr>
                                   <w:rFonts w:hint="eastAsia" w:eastAsia="微软雅黑"/>
-                                  <w:bCs/>
-                                  <w:kern w:val="24"/>
-                                  <w:szCs w:val="21"/>
-                                </w:rPr>
-                                <w:t>设计学习记录数据结构，完成观看进度更新、多表聚合统计等核心接口开发，并对核心字段建立索引优化。</w:t>
+                                  <w:b/>
+                                  <w:bCs w:val="0"/>
+                                  <w:kern w:val="24"/>
+                                  <w:szCs w:val="21"/>
+                                </w:rPr>
+                                <w:t>数据模型与统计：</w:t>
+                              </w:r>
+                              <w:r>
+                                <w:rPr>
+                                  <w:rFonts w:hint="eastAsia" w:eastAsia="微软雅黑"/>
+                                  <w:bCs/>
+                                  <w:kern w:val="24"/>
+                                  <w:szCs w:val="21"/>
+                                </w:rPr>
+                                <w:t>围绕学习过程建模，拆分“累计观看时长”与“上次播放位置”字段，明确各字段的更新时机与约束条件，为后续统计与回溯分析提供稳定的数据基础。</w:t>
                               </w:r>
                             </w:p>
                             <w:p>
@@ -726,7 +759,8 @@
                               <w:r>
                                 <w:rPr>
                                   <w:rFonts w:hint="eastAsia" w:eastAsia="微软雅黑"/>
-                                  <w:bCs/>
+                                  <w:b/>
+                                  <w:bCs w:val="0"/>
                                   <w:kern w:val="24"/>
                                   <w:szCs w:val="21"/>
                                 </w:rPr>
@@ -735,7 +769,8 @@
                               <w:r>
                                 <w:rPr>
                                   <w:rFonts w:eastAsia="微软雅黑"/>
-                                  <w:bCs/>
+                                  <w:b/>
+                                  <w:bCs w:val="0"/>
                                   <w:kern w:val="24"/>
                                   <w:szCs w:val="21"/>
                                 </w:rPr>
@@ -744,11 +779,21 @@
                               <w:r>
                                 <w:rPr>
                                   <w:rFonts w:hint="eastAsia" w:eastAsia="微软雅黑"/>
-                                  <w:bCs/>
-                                  <w:kern w:val="24"/>
-                                  <w:szCs w:val="21"/>
-                                </w:rPr>
-                                <w:t>开发后台管理与可视化统计页面，实现视频管理、分类管理以及基于 ECharts 的学习情况图表展示。</w:t>
+                                  <w:b/>
+                                  <w:bCs w:val="0"/>
+                                  <w:kern w:val="24"/>
+                                  <w:szCs w:val="21"/>
+                                </w:rPr>
+                                <w:t>统计接口与查询性能优化</w:t>
+                              </w:r>
+                              <w:r>
+                                <w:rPr>
+                                  <w:rFonts w:hint="eastAsia" w:eastAsia="微软雅黑"/>
+                                  <w:bCs/>
+                                  <w:kern w:val="24"/>
+                                  <w:szCs w:val="21"/>
+                                </w:rPr>
+                                <w:t>：基于学习记录表与业务维度表设计统计查询接口，支持按用户、视频、分类等维度进行聚合统计；通过索引设计与 SQL 结构优化保证内网环境下的查询稳定性。</w:t>
                               </w:r>
                             </w:p>
                             <w:p>
@@ -758,29 +803,41 @@
                                 <w:ind w:left="315" w:hanging="315" w:hangingChars="150"/>
                                 <w:jc w:val="left"/>
                                 <w:rPr>
+                                  <w:rFonts w:hint="eastAsia" w:eastAsia="微软雅黑"/>
+                                  <w:bCs/>
+                                  <w:kern w:val="24"/>
+                                  <w:szCs w:val="21"/>
+                                </w:rPr>
+                              </w:pPr>
+                              <w:r>
+                                <w:rPr>
+                                  <w:rFonts w:hint="eastAsia" w:eastAsia="微软雅黑"/>
+                                  <w:b/>
+                                  <w:bCs w:val="0"/>
+                                  <w:kern w:val="24"/>
+                                  <w:szCs w:val="21"/>
+                                </w:rPr>
+                                <w:t>4</w:t>
+                              </w:r>
+                              <w:r>
+                                <w:rPr>
                                   <w:rFonts w:eastAsia="微软雅黑"/>
-                                  <w:bCs/>
-                                  <w:kern w:val="24"/>
-                                  <w:szCs w:val="21"/>
-                                </w:rPr>
-                              </w:pPr>
+                                  <w:b/>
+                                  <w:bCs w:val="0"/>
+                                  <w:kern w:val="24"/>
+                                  <w:szCs w:val="21"/>
+                                </w:rPr>
+                                <w:t xml:space="preserve">. </w:t>
+                              </w:r>
                               <w:r>
                                 <w:rPr>
                                   <w:rFonts w:hint="eastAsia" w:eastAsia="微软雅黑"/>
-                                  <w:bCs/>
-                                  <w:kern w:val="24"/>
-                                  <w:szCs w:val="21"/>
-                                </w:rPr>
-                                <w:t>4</w:t>
-                              </w:r>
-                              <w:r>
-                                <w:rPr>
-                                  <w:rFonts w:eastAsia="微软雅黑"/>
-                                  <w:bCs/>
-                                  <w:kern w:val="24"/>
-                                  <w:szCs w:val="21"/>
-                                </w:rPr>
-                                <w:t xml:space="preserve">. </w:t>
+                                  <w:b/>
+                                  <w:bCs w:val="0"/>
+                                  <w:kern w:val="24"/>
+                                  <w:szCs w:val="21"/>
+                                </w:rPr>
+                                <w:t>视频元数据处理与管理：</w:t>
                               </w:r>
                               <w:r>
                                 <w:rPr>
@@ -789,7 +846,7 @@
                                   <w:kern w:val="24"/>
                                   <w:szCs w:val="21"/>
                                 </w:rPr>
-                                <w:t>对接内部数据库，处理学习记录的多表同步与唯一键冲突，完成历史数据回填和一致性校验。</w:t>
+                                <w:t>基于 FFmpeg 实现视频时长自动解析，避免人工维护元数据；完成视频上传、分类管理及后台配置功能，并通过 ECharts 展示学习进度与统计结果。</w:t>
                               </w:r>
                             </w:p>
                             <w:p>
@@ -799,8 +856,8 @@
                                 <w:ind w:left="1050" w:hanging="1051" w:hangingChars="500"/>
                                 <w:jc w:val="left"/>
                                 <w:rPr>
-                                  <w:rFonts w:eastAsia="微软雅黑"/>
-                                  <w:bCs/>
+                                  <w:rFonts w:hint="eastAsia" w:eastAsia="微软雅黑"/>
+                                  <w:b/>
                                   <w:kern w:val="24"/>
                                   <w:szCs w:val="21"/>
                                 </w:rPr>
@@ -811,50 +868,167 @@
                                   <w:b/>
                                   <w:kern w:val="24"/>
                                   <w:szCs w:val="21"/>
-                                </w:rPr>
-                                <w:t>项目成果：</w:t>
+                                  <w:lang w:val="en-US" w:eastAsia="zh-CN"/>
+                                </w:rPr>
+                                <w:t>技术要点</w:t>
                               </w:r>
                               <w:r>
                                 <w:rPr>
                                   <w:rFonts w:hint="eastAsia" w:eastAsia="微软雅黑"/>
-                                  <w:bCs/>
-                                  <w:kern w:val="24"/>
-                                  <w:szCs w:val="21"/>
-                                </w:rPr>
-                                <w:t>平台已在公司内部上线并稳定运行，支撑公司内部培训过程的学习行为采集与多维度统计。</w:t>
+                                  <w:b/>
+                                  <w:kern w:val="24"/>
+                                  <w:szCs w:val="21"/>
+                                </w:rPr>
+                                <w:t>：</w:t>
                               </w:r>
                             </w:p>
                             <w:p>
                               <w:pPr>
                                 <w:adjustRightInd w:val="0"/>
                                 <w:snapToGrid w:val="0"/>
-                                <w:ind w:left="500" w:hanging="500"/>
+                                <w:ind w:left="315" w:hanging="315" w:hangingChars="150"/>
                                 <w:jc w:val="left"/>
                                 <w:rPr>
+                                  <w:rFonts w:hint="eastAsia" w:eastAsia="微软雅黑"/>
+                                  <w:bCs/>
+                                  <w:kern w:val="24"/>
+                                  <w:szCs w:val="21"/>
+                                  <w:lang w:eastAsia="zh-CN"/>
+                                </w:rPr>
+                              </w:pPr>
+                              <w:r>
+                                <w:rPr>
+                                  <w:rFonts w:hint="eastAsia" w:eastAsia="微软雅黑"/>
+                                  <w:b/>
+                                  <w:bCs w:val="0"/>
+                                  <w:kern w:val="24"/>
+                                  <w:szCs w:val="21"/>
+                                </w:rPr>
+                                <w:t>1.</w:t>
+                              </w:r>
+                              <w:r>
+                                <w:rPr>
                                   <w:rFonts w:eastAsia="微软雅黑"/>
                                   <w:b/>
-                                  <w:bCs/>
-                                  <w:color w:val="365F91"/>
-                                  <w:szCs w:val="21"/>
-                                </w:rPr>
-                              </w:pPr>
+                                  <w:bCs w:val="0"/>
+                                  <w:kern w:val="24"/>
+                                  <w:szCs w:val="21"/>
+                                </w:rPr>
+                                <w:t xml:space="preserve"> </w:t>
+                              </w:r>
                               <w:r>
                                 <w:rPr>
                                   <w:rFonts w:hint="eastAsia" w:eastAsia="微软雅黑"/>
                                   <w:b/>
-                                  <w:bCs/>
-                                  <w:color w:val="365F91"/>
-                                  <w:sz w:val="24"/>
-                                  <w:szCs w:val="21"/>
-                                </w:rPr>
-                                <w:t xml:space="preserve">工程数字化知识问答系统                                                </w:t>
+                                  <w:bCs w:val="0"/>
+                                  <w:kern w:val="24"/>
+                                  <w:szCs w:val="21"/>
+                                  <w:lang w:val="en-US" w:eastAsia="zh-CN"/>
+                                </w:rPr>
+                                <w:t>学习数据采集统计链路设计</w:t>
+                              </w:r>
+                              <w:r>
+                                <w:rPr>
+                                  <w:rFonts w:hint="eastAsia" w:eastAsia="微软雅黑"/>
+                                  <w:b/>
+                                  <w:bCs w:val="0"/>
+                                  <w:kern w:val="24"/>
+                                  <w:szCs w:val="21"/>
+                                </w:rPr>
+                                <w:t>：</w:t>
+                              </w:r>
+                              <w:r>
+                                <w:rPr>
+                                  <w:rFonts w:hint="eastAsia" w:eastAsia="微软雅黑"/>
+                                  <w:bCs/>
+                                  <w:kern w:val="24"/>
+                                  <w:szCs w:val="21"/>
+                                </w:rPr>
+                                <w:t>系统当前部署于ToB内网环境，访问量</w:t>
+                              </w:r>
+                              <w:r>
+                                <w:rPr>
+                                  <w:rFonts w:hint="eastAsia" w:eastAsia="微软雅黑"/>
+                                  <w:bCs/>
+                                  <w:kern w:val="24"/>
+                                  <w:szCs w:val="21"/>
+                                  <w:lang w:val="en-US" w:eastAsia="zh-CN"/>
+                                </w:rPr>
+                                <w:t>较低</w:t>
+                              </w:r>
+                              <w:r>
+                                <w:rPr>
+                                  <w:rFonts w:hint="eastAsia" w:eastAsia="微软雅黑"/>
+                                  <w:bCs/>
+                                  <w:kern w:val="24"/>
+                                  <w:szCs w:val="21"/>
+                                </w:rPr>
+                                <w:t>，但在设计阶段对播放心跳采集与统计链路进行了解耦</w:t>
+                              </w:r>
+                              <w:r>
+                                <w:rPr>
+                                  <w:rFonts w:hint="eastAsia" w:eastAsia="微软雅黑"/>
+                                  <w:bCs/>
+                                  <w:kern w:val="24"/>
+                                  <w:szCs w:val="21"/>
+                                  <w:lang w:eastAsia="zh-CN"/>
+                                </w:rPr>
+                                <w:t>。</w:t>
+                              </w:r>
+                              <w:r>
+                                <w:rPr>
+                                  <w:rFonts w:hint="eastAsia" w:eastAsia="微软雅黑"/>
+                                  <w:bCs/>
+                                  <w:kern w:val="24"/>
+                                  <w:szCs w:val="21"/>
+                                  <w:lang w:val="en-US" w:eastAsia="zh-CN"/>
+                                </w:rPr>
+                                <w:t>如果后续需支持全集团用户，可</w:t>
+                              </w:r>
+                              <w:r>
+                                <w:rPr>
+                                  <w:rFonts w:hint="eastAsia" w:eastAsia="微软雅黑"/>
+                                  <w:bCs/>
+                                  <w:kern w:val="24"/>
+                                  <w:szCs w:val="21"/>
+                                </w:rPr>
+                                <w:t>通过Redis缓存异步汇总统计的方式削峰填谷；并将统计模块拆分为独立</w:t>
+                              </w:r>
+                              <w:r>
+                                <w:rPr>
+                                  <w:rFonts w:hint="eastAsia" w:eastAsia="微软雅黑"/>
+                                  <w:bCs/>
+                                  <w:kern w:val="24"/>
+                                  <w:szCs w:val="21"/>
+                                  <w:lang w:val="en-US" w:eastAsia="zh-CN"/>
+                                </w:rPr>
+                                <w:t>微</w:t>
+                              </w:r>
+                              <w:r>
+                                <w:rPr>
+                                  <w:rFonts w:hint="eastAsia" w:eastAsia="微软雅黑"/>
+                                  <w:bCs/>
+                                  <w:kern w:val="24"/>
+                                  <w:szCs w:val="21"/>
+                                </w:rPr>
+                                <w:t>服务、引入消息队列进行异步处理</w:t>
+                              </w:r>
+                              <w:r>
+                                <w:rPr>
+                                  <w:rFonts w:hint="eastAsia" w:eastAsia="微软雅黑"/>
+                                  <w:bCs/>
+                                  <w:kern w:val="24"/>
+                                  <w:szCs w:val="21"/>
+                                  <w:lang w:eastAsia="zh-CN"/>
+                                </w:rPr>
+                                <w:t>。</w:t>
                               </w:r>
                             </w:p>
                             <w:p>
                               <w:pPr>
                                 <w:adjustRightInd w:val="0"/>
                                 <w:snapToGrid w:val="0"/>
-                                <w:ind w:left="1050" w:hanging="1051" w:hangingChars="500"/>
+                                <w:ind w:left="315" w:hanging="315" w:hangingChars="150"/>
                                 <w:jc w:val="left"/>
                                 <w:rPr>
                                   <w:rFonts w:eastAsia="微软雅黑"/>
@@ -867,64 +1041,40 @@
                                 <w:rPr>
                                   <w:rFonts w:hint="eastAsia" w:eastAsia="微软雅黑"/>
                                   <w:b/>
-                                  <w:bCs/>
-                                  <w:kern w:val="24"/>
-                                  <w:szCs w:val="21"/>
-                                </w:rPr>
-                                <w:t>技术栈</w:t>
+                                  <w:bCs w:val="0"/>
+                                  <w:kern w:val="24"/>
+                                  <w:szCs w:val="21"/>
+                                </w:rPr>
+                                <w:t>2</w:t>
                               </w:r>
                               <w:r>
                                 <w:rPr>
                                   <w:rFonts w:eastAsia="微软雅黑"/>
                                   <w:b/>
-                                  <w:bCs/>
-                                  <w:kern w:val="24"/>
-                                  <w:szCs w:val="21"/>
-                                </w:rPr>
-                                <w:t>：</w:t>
+                                  <w:bCs w:val="0"/>
+                                  <w:kern w:val="24"/>
+                                  <w:szCs w:val="21"/>
+                                </w:rPr>
+                                <w:t xml:space="preserve">. </w:t>
                               </w:r>
                               <w:r>
                                 <w:rPr>
                                   <w:rFonts w:hint="eastAsia" w:eastAsia="微软雅黑"/>
-                                  <w:bCs/>
-                                  <w:kern w:val="24"/>
-                                  <w:szCs w:val="21"/>
-                                </w:rPr>
-                                <w:t>Spring Boot、Vue3、WebGL/Three.js、Python、FastAPI、bge-m3、Qdrant。</w:t>
-                              </w:r>
-                            </w:p>
-                            <w:p>
-                              <w:pPr>
-                                <w:adjustRightInd w:val="0"/>
-                                <w:snapToGrid w:val="0"/>
-                                <w:ind w:left="1050" w:hanging="1051" w:hangingChars="500"/>
-                                <w:jc w:val="left"/>
-                                <w:rPr>
-                                  <w:rFonts w:eastAsia="微软雅黑"/>
-                                  <w:bCs/>
-                                  <w:kern w:val="24"/>
-                                  <w:szCs w:val="21"/>
-                                </w:rPr>
-                              </w:pPr>
+                                  <w:b/>
+                                  <w:bCs w:val="0"/>
+                                  <w:kern w:val="24"/>
+                                  <w:szCs w:val="21"/>
+                                </w:rPr>
+                                <w:t>播放状态抽象与权威数据源设计：</w:t>
+                              </w:r>
                               <w:r>
                                 <w:rPr>
                                   <w:rFonts w:hint="eastAsia" w:eastAsia="微软雅黑"/>
-                                  <w:b/>
-                                  <w:bCs/>
-                                  <w:kern w:val="24"/>
-                                  <w:szCs w:val="21"/>
-                                </w:rPr>
-                                <w:t>项目简介</w:t>
-                              </w:r>
-                              <w:r>
-                                <w:rPr>
-                                  <w:rFonts w:eastAsia="微软雅黑"/>
-                                  <w:b/>
-                                  <w:bCs/>
-                                  <w:kern w:val="24"/>
-                                  <w:szCs w:val="21"/>
-                                </w:rPr>
-                                <w:t>：</w:t>
+                                  <w:bCs/>
+                                  <w:kern w:val="24"/>
+                                  <w:szCs w:val="21"/>
+                                </w:rPr>
+                                <w:t>参考成熟视频平台的续播机制，将播放状态抽象为由后端维护的</w:t>
                               </w:r>
                               <w:r>
                                 <w:rPr>
@@ -932,204 +1082,18 @@
                                   <w:bCs/>
                                   <w:kern w:val="24"/>
                                   <w:szCs w:val="21"/>
-                                </w:rPr>
-                                <w:t>企业内部的知识问答与三维模型浏览平台，支持规范类文档的语义检索与三维结构模型的在线展示。</w:t>
-                              </w:r>
-                            </w:p>
-                            <w:p>
-                              <w:pPr>
-                                <w:adjustRightInd w:val="0"/>
-                                <w:snapToGrid w:val="0"/>
-                                <w:ind w:left="1050" w:hanging="1051" w:hangingChars="500"/>
-                                <w:jc w:val="left"/>
-                                <w:rPr>
-                                  <w:rFonts w:eastAsia="微软雅黑"/>
-                                  <w:b/>
-                                  <w:kern w:val="24"/>
-                                  <w:szCs w:val="21"/>
-                                </w:rPr>
-                              </w:pPr>
+                                  <w:lang w:val="en-US" w:eastAsia="zh-CN"/>
+                                </w:rPr>
+                                <w:t>幂等</w:t>
+                              </w:r>
                               <w:r>
                                 <w:rPr>
                                   <w:rFonts w:hint="eastAsia" w:eastAsia="微软雅黑"/>
-                                  <w:b/>
-                                  <w:kern w:val="24"/>
-                                  <w:szCs w:val="21"/>
-                                </w:rPr>
-                                <w:t>主要工作：</w:t>
-                              </w:r>
-                            </w:p>
-                            <w:p>
-                              <w:pPr>
-                                <w:adjustRightInd w:val="0"/>
-                                <w:snapToGrid w:val="0"/>
-                                <w:ind w:left="210" w:hanging="210" w:hangingChars="100"/>
-                                <w:jc w:val="left"/>
-                                <w:rPr>
-                                  <w:rFonts w:eastAsia="微软雅黑"/>
-                                  <w:bCs/>
-                                  <w:kern w:val="24"/>
-                                  <w:szCs w:val="21"/>
-                                </w:rPr>
-                              </w:pPr>
-                              <w:r>
-                                <w:rPr>
-                                  <w:rFonts w:hint="eastAsia" w:eastAsia="微软雅黑"/>
-                                  <w:bCs/>
-                                  <w:kern w:val="24"/>
-                                  <w:szCs w:val="21"/>
-                                </w:rPr>
-                                <w:t>1.</w:t>
-                              </w:r>
-                              <w:r>
-                                <w:rPr>
-                                  <w:rFonts w:eastAsia="微软雅黑"/>
-                                  <w:bCs/>
-                                  <w:kern w:val="24"/>
-                                  <w:szCs w:val="21"/>
-                                </w:rPr>
-                                <w:t xml:space="preserve"> </w:t>
-                              </w:r>
-                              <w:r>
-                                <w:rPr>
-                                  <w:rFonts w:hint="eastAsia" w:eastAsia="微软雅黑"/>
-                                  <w:bCs/>
-                                  <w:kern w:val="24"/>
-                                  <w:szCs w:val="21"/>
-                                </w:rPr>
-                                <w:t>负责平台后端接口与 Vue 前端页面开发，搭建文档管理、问答入口与三维模型浏览等模块。</w:t>
-                              </w:r>
-                            </w:p>
-                            <w:p>
-                              <w:pPr>
-                                <w:adjustRightInd w:val="0"/>
-                                <w:snapToGrid w:val="0"/>
-                                <w:ind w:left="210" w:hanging="210" w:hangingChars="100"/>
-                                <w:jc w:val="left"/>
-                                <w:rPr>
-                                  <w:rFonts w:eastAsia="微软雅黑"/>
-                                  <w:bCs/>
-                                  <w:kern w:val="24"/>
-                                  <w:szCs w:val="21"/>
-                                </w:rPr>
-                              </w:pPr>
-                              <w:r>
-                                <w:rPr>
-                                  <w:rFonts w:hint="eastAsia" w:eastAsia="微软雅黑"/>
-                                  <w:bCs/>
-                                  <w:kern w:val="24"/>
-                                  <w:szCs w:val="21"/>
-                                </w:rPr>
-                                <w:t>2</w:t>
-                              </w:r>
-                              <w:r>
-                                <w:rPr>
-                                  <w:rFonts w:eastAsia="微软雅黑"/>
-                                  <w:bCs/>
-                                  <w:kern w:val="24"/>
-                                  <w:szCs w:val="21"/>
-                                </w:rPr>
-                                <w:t xml:space="preserve">. </w:t>
-                              </w:r>
-                              <w:r>
-                                <w:rPr>
-                                  <w:rFonts w:hint="eastAsia" w:eastAsia="微软雅黑"/>
-                                  <w:bCs/>
-                                  <w:kern w:val="24"/>
-                                  <w:szCs w:val="21"/>
-                                </w:rPr>
-                                <w:t>基于Python + FastAPI开发 RAG 子系统，实现PDF解析、文本向量化（bge-m3）、Qdrant检索与语义问答流程。</w:t>
-                              </w:r>
-                            </w:p>
-                            <w:p>
-                              <w:pPr>
-                                <w:adjustRightInd w:val="0"/>
-                                <w:snapToGrid w:val="0"/>
-                                <w:ind w:left="210" w:hanging="210" w:hangingChars="100"/>
-                                <w:jc w:val="left"/>
-                                <w:rPr>
-                                  <w:rFonts w:eastAsia="微软雅黑"/>
-                                  <w:bCs/>
-                                  <w:kern w:val="24"/>
-                                  <w:szCs w:val="21"/>
-                                </w:rPr>
-                              </w:pPr>
-                              <w:r>
-                                <w:rPr>
-                                  <w:rFonts w:hint="eastAsia" w:eastAsia="微软雅黑"/>
-                                  <w:bCs/>
-                                  <w:kern w:val="24"/>
-                                  <w:szCs w:val="21"/>
-                                </w:rPr>
-                                <w:t>3</w:t>
-                              </w:r>
-                              <w:r>
-                                <w:rPr>
-                                  <w:rFonts w:eastAsia="微软雅黑"/>
-                                  <w:bCs/>
-                                  <w:kern w:val="24"/>
-                                  <w:szCs w:val="21"/>
-                                </w:rPr>
-                                <w:t xml:space="preserve">. </w:t>
-                              </w:r>
-                              <w:r>
-                                <w:rPr>
-                                  <w:rFonts w:hint="eastAsia" w:eastAsia="微软雅黑"/>
-                                  <w:bCs/>
-                                  <w:kern w:val="24"/>
-                                  <w:szCs w:val="21"/>
-                                </w:rPr>
-                                <w:t>通过构件实例化复用模型结构，显著减少重复几何渲染成本，整体渲染性能提升约</w:t>
-                              </w:r>
-                              <w:r>
-                                <w:rPr>
-                                  <w:rFonts w:eastAsia="微软雅黑"/>
-                                  <w:bCs/>
-                                  <w:kern w:val="24"/>
-                                  <w:szCs w:val="21"/>
-                                </w:rPr>
-                                <w:t>300</w:t>
-                              </w:r>
-                              <w:r>
-                                <w:rPr>
-                                  <w:rFonts w:hint="eastAsia" w:eastAsia="微软雅黑"/>
-                                  <w:bCs/>
-                                  <w:kern w:val="24"/>
-                                  <w:szCs w:val="21"/>
-                                </w:rPr>
-                                <w:t>%。</w:t>
-                              </w:r>
-                            </w:p>
-                            <w:p>
-                              <w:pPr>
-                                <w:adjustRightInd w:val="0"/>
-                                <w:snapToGrid w:val="0"/>
-                                <w:ind w:left="1050" w:hanging="1051" w:hangingChars="500"/>
-                                <w:jc w:val="left"/>
-                                <w:rPr>
-                                  <w:rFonts w:eastAsia="微软雅黑"/>
-                                  <w:bCs/>
-                                  <w:kern w:val="24"/>
-                                  <w:szCs w:val="21"/>
-                                </w:rPr>
-                              </w:pPr>
-                              <w:r>
-                                <w:rPr>
-                                  <w:rFonts w:hint="eastAsia" w:eastAsia="微软雅黑"/>
-                                  <w:b/>
-                                  <w:kern w:val="24"/>
-                                  <w:szCs w:val="21"/>
-                                </w:rPr>
-                                <w:t>项目成果：</w:t>
-                              </w:r>
-                              <w:r>
-                                <w:rPr>
-                                  <w:rFonts w:hint="eastAsia" w:eastAsia="微软雅黑"/>
-                                  <w:bCs/>
-                                  <w:kern w:val="24"/>
-                                  <w:szCs w:val="21"/>
-                                </w:rPr>
-                                <w:t>平台已投入使用，用于规范工程文档的智能查询与大型三维模型轻量化浏览。</w:t>
+                                  <w:bCs/>
+                                  <w:kern w:val="24"/>
+                                  <w:szCs w:val="21"/>
+                                </w:rPr>
+                                <w:t>数据源，避免前端多次上报导致的状态漂移；通过区分展示状态与存储状态，保证学习进度在多次播放与会话切换下的稳定性。</w:t>
                               </w:r>
                             </w:p>
                             <w:p>
@@ -1251,7 +1215,7 @@
           </mc:Choice>
           <mc:Fallback>
             <w:pict>
-              <v:group id="_x0000_s1026" o:spid="_x0000_s1026" o:spt="203" style="position:absolute;left:0pt;margin-left:-25.85pt;margin-top:360.75pt;height:432pt;width:540.5pt;mso-position-horizontal-relative:margin;mso-position-vertical-relative:page;z-index:251661312;mso-width-relative:page;mso-height-relative:page;" coordorigin="-146028,-89523" coordsize="6868633,3380047" o:gfxdata="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">
+              <v:group id="_x0000_s1026" o:spid="_x0000_s1026" o:spt="203" style="position:absolute;left:0pt;margin-left:-25.85pt;margin-top:363pt;height:432pt;width:540.5pt;mso-position-horizontal-relative:margin;mso-position-vertical-relative:page;z-index:251661312;mso-width-relative:page;mso-height-relative:page;" coordorigin="-146028,-89523" coordsize="6868633,3380047" o:gfxdata="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">
                 <o:lock v:ext="edit" aspectratio="f"/>
                 <v:shape id="文本框 2" o:spid="_x0000_s1026" o:spt="202" type="#_x0000_t202" style="position:absolute;left:-146028;top:175494;height:3115030;width:6801923;" filled="f" stroked="f" coordsize="21600,21600" o:gfxdata="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">
                   <v:fill on="f" focussize="0,0"/>
@@ -1523,7 +1487,7 @@
                             <w:kern w:val="24"/>
                             <w:szCs w:val="21"/>
                           </w:rPr>
-                          <w:t>公司内部培训用的视频管理与学习统计平台，涵盖视频上传、播放记录采集、学习进度分析、多维度统计与内部账号体系对接等功能。</w:t>
+                          <w:t>面向企业内部培训场景的视频学习与统计平台，部署于内网环境，重点解决学习进度记录的准确性、统计口径一致性及历史数据可追溯等工程问题。</w:t>
                         </w:r>
                       </w:p>
                       <w:p>
@@ -1565,7 +1529,8 @@
                         <w:r>
                           <w:rPr>
                             <w:rFonts w:hint="eastAsia" w:eastAsia="微软雅黑"/>
-                            <w:bCs/>
+                            <w:b/>
+                            <w:bCs w:val="0"/>
                             <w:kern w:val="24"/>
                             <w:szCs w:val="21"/>
                           </w:rPr>
@@ -1574,7 +1539,8 @@
                         <w:r>
                           <w:rPr>
                             <w:rFonts w:eastAsia="微软雅黑"/>
-                            <w:bCs/>
+                            <w:b/>
+                            <w:bCs w:val="0"/>
                             <w:kern w:val="24"/>
                             <w:szCs w:val="21"/>
                           </w:rPr>
@@ -1583,11 +1549,32 @@
                         <w:r>
                           <w:rPr>
                             <w:rFonts w:hint="eastAsia" w:eastAsia="微软雅黑"/>
-                            <w:bCs/>
-                            <w:kern w:val="24"/>
-                            <w:szCs w:val="21"/>
-                          </w:rPr>
-                          <w:t>负责视频管理、学习记录与统计模块开发，实现视频上传、自动时长解析、前端心跳上报、断点续播等逻辑。</w:t>
+                            <w:b/>
+                            <w:bCs w:val="0"/>
+                            <w:kern w:val="24"/>
+                            <w:szCs w:val="21"/>
+                            <w:lang w:val="en-US" w:eastAsia="zh-CN"/>
+                          </w:rPr>
+                          <w:t>学习进度采集</w:t>
+                        </w:r>
+                        <w:r>
+                          <w:rPr>
+                            <w:rFonts w:hint="eastAsia" w:eastAsia="微软雅黑"/>
+                            <w:b/>
+                            <w:bCs w:val="0"/>
+                            <w:kern w:val="24"/>
+                            <w:szCs w:val="21"/>
+                          </w:rPr>
+                          <w:t>：</w:t>
+                        </w:r>
+                        <w:r>
+                          <w:rPr>
+                            <w:rFonts w:hint="eastAsia" w:eastAsia="微软雅黑"/>
+                            <w:bCs/>
+                            <w:kern w:val="24"/>
+                            <w:szCs w:val="21"/>
+                          </w:rPr>
+                          <w:t>针对视频学习过程中进度频繁变动、拖拽播放等场景，设计基于前端心跳上报的学习进度采集机制；后端统一处理播放位置与累计观看时长的更新逻辑，支持断点续播与重复观看场景下的数据一致性。</w:t>
                         </w:r>
                       </w:p>
                       <w:p>
@@ -1606,7 +1593,8 @@
                         <w:r>
                           <w:rPr>
                             <w:rFonts w:hint="eastAsia" w:eastAsia="微软雅黑"/>
-                            <w:bCs/>
+                            <w:b/>
+                            <w:bCs w:val="0"/>
                             <w:kern w:val="24"/>
                             <w:szCs w:val="21"/>
                           </w:rPr>
@@ -1615,7 +1603,8 @@
                         <w:r>
                           <w:rPr>
                             <w:rFonts w:eastAsia="微软雅黑"/>
-                            <w:bCs/>
+                            <w:b/>
+                            <w:bCs w:val="0"/>
                             <w:kern w:val="24"/>
                             <w:szCs w:val="21"/>
                           </w:rPr>
@@ -1624,11 +1613,21 @@
                         <w:r>
                           <w:rPr>
                             <w:rFonts w:hint="eastAsia" w:eastAsia="微软雅黑"/>
-                            <w:bCs/>
-                            <w:kern w:val="24"/>
-                            <w:szCs w:val="21"/>
-                          </w:rPr>
-                          <w:t>设计学习记录数据结构，完成观看进度更新、多表聚合统计等核心接口开发，并对核心字段建立索引优化。</w:t>
+                            <w:b/>
+                            <w:bCs w:val="0"/>
+                            <w:kern w:val="24"/>
+                            <w:szCs w:val="21"/>
+                          </w:rPr>
+                          <w:t>数据模型与统计：</w:t>
+                        </w:r>
+                        <w:r>
+                          <w:rPr>
+                            <w:rFonts w:hint="eastAsia" w:eastAsia="微软雅黑"/>
+                            <w:bCs/>
+                            <w:kern w:val="24"/>
+                            <w:szCs w:val="21"/>
+                          </w:rPr>
+                          <w:t>围绕学习过程建模，拆分“累计观看时长”与“上次播放位置”字段，明确各字段的更新时机与约束条件，为后续统计与回溯分析提供稳定的数据基础。</w:t>
                         </w:r>
                       </w:p>
                       <w:p>
@@ -1647,7 +1646,8 @@
                         <w:r>
                           <w:rPr>
                             <w:rFonts w:hint="eastAsia" w:eastAsia="微软雅黑"/>
-                            <w:bCs/>
+                            <w:b/>
+                            <w:bCs w:val="0"/>
                             <w:kern w:val="24"/>
                             <w:szCs w:val="21"/>
                           </w:rPr>
@@ -1656,7 +1656,8 @@
                         <w:r>
                           <w:rPr>
                             <w:rFonts w:eastAsia="微软雅黑"/>
-                            <w:bCs/>
+                            <w:b/>
+                            <w:bCs w:val="0"/>
                             <w:kern w:val="24"/>
                             <w:szCs w:val="21"/>
                           </w:rPr>
@@ -1665,11 +1666,21 @@
                         <w:r>
                           <w:rPr>
                             <w:rFonts w:hint="eastAsia" w:eastAsia="微软雅黑"/>
-                            <w:bCs/>
-                            <w:kern w:val="24"/>
-                            <w:szCs w:val="21"/>
-                          </w:rPr>
-                          <w:t>开发后台管理与可视化统计页面，实现视频管理、分类管理以及基于 ECharts 的学习情况图表展示。</w:t>
+                            <w:b/>
+                            <w:bCs w:val="0"/>
+                            <w:kern w:val="24"/>
+                            <w:szCs w:val="21"/>
+                          </w:rPr>
+                          <w:t>统计接口与查询性能优化</w:t>
+                        </w:r>
+                        <w:r>
+                          <w:rPr>
+                            <w:rFonts w:hint="eastAsia" w:eastAsia="微软雅黑"/>
+                            <w:bCs/>
+                            <w:kern w:val="24"/>
+                            <w:szCs w:val="21"/>
+                          </w:rPr>
+                          <w:t>：基于学习记录表与业务维度表设计统计查询接口，支持按用户、视频、分类等维度进行聚合统计；通过索引设计与 SQL 结构优化保证内网环境下的查询稳定性。</w:t>
                         </w:r>
                       </w:p>
                       <w:p>
@@ -1679,29 +1690,41 @@
                           <w:ind w:left="315" w:hanging="315" w:hangingChars="150"/>
                           <w:jc w:val="left"/>
                           <w:rPr>
+                            <w:rFonts w:hint="eastAsia" w:eastAsia="微软雅黑"/>
+                            <w:bCs/>
+                            <w:kern w:val="24"/>
+                            <w:szCs w:val="21"/>
+                          </w:rPr>
+                        </w:pPr>
+                        <w:r>
+                          <w:rPr>
+                            <w:rFonts w:hint="eastAsia" w:eastAsia="微软雅黑"/>
+                            <w:b/>
+                            <w:bCs w:val="0"/>
+                            <w:kern w:val="24"/>
+                            <w:szCs w:val="21"/>
+                          </w:rPr>
+                          <w:t>4</w:t>
+                        </w:r>
+                        <w:r>
+                          <w:rPr>
                             <w:rFonts w:eastAsia="微软雅黑"/>
-                            <w:bCs/>
-                            <w:kern w:val="24"/>
-                            <w:szCs w:val="21"/>
-                          </w:rPr>
-                        </w:pPr>
+                            <w:b/>
+                            <w:bCs w:val="0"/>
+                            <w:kern w:val="24"/>
+                            <w:szCs w:val="21"/>
+                          </w:rPr>
+                          <w:t xml:space="preserve">. </w:t>
+                        </w:r>
                         <w:r>
                           <w:rPr>
                             <w:rFonts w:hint="eastAsia" w:eastAsia="微软雅黑"/>
-                            <w:bCs/>
-                            <w:kern w:val="24"/>
-                            <w:szCs w:val="21"/>
-                          </w:rPr>
-                          <w:t>4</w:t>
-                        </w:r>
-                        <w:r>
-                          <w:rPr>
-                            <w:rFonts w:eastAsia="微软雅黑"/>
-                            <w:bCs/>
-                            <w:kern w:val="24"/>
-                            <w:szCs w:val="21"/>
-                          </w:rPr>
-                          <w:t xml:space="preserve">. </w:t>
+                            <w:b/>
+                            <w:bCs w:val="0"/>
+                            <w:kern w:val="24"/>
+                            <w:szCs w:val="21"/>
+                          </w:rPr>
+                          <w:t>视频元数据处理与管理：</w:t>
                         </w:r>
                         <w:r>
                           <w:rPr>
@@ -1710,7 +1733,7 @@
                             <w:kern w:val="24"/>
                             <w:szCs w:val="21"/>
                           </w:rPr>
-                          <w:t>对接内部数据库，处理学习记录的多表同步与唯一键冲突，完成历史数据回填和一致性校验。</w:t>
+                          <w:t>基于 FFmpeg 实现视频时长自动解析，避免人工维护元数据；完成视频上传、分类管理及后台配置功能，并通过 ECharts 展示学习进度与统计结果。</w:t>
                         </w:r>
                       </w:p>
                       <w:p>
@@ -1720,8 +1743,8 @@
                           <w:ind w:left="1050" w:hanging="1051" w:hangingChars="500"/>
                           <w:jc w:val="left"/>
                           <w:rPr>
-                            <w:rFonts w:eastAsia="微软雅黑"/>
-                            <w:bCs/>
+                            <w:rFonts w:hint="eastAsia" w:eastAsia="微软雅黑"/>
+                            <w:b/>
                             <w:kern w:val="24"/>
                             <w:szCs w:val="21"/>
                           </w:rPr>
@@ -1732,50 +1755,167 @@
                             <w:b/>
                             <w:kern w:val="24"/>
                             <w:szCs w:val="21"/>
-                          </w:rPr>
-                          <w:t>项目成果：</w:t>
+                            <w:lang w:val="en-US" w:eastAsia="zh-CN"/>
+                          </w:rPr>
+                          <w:t>技术要点</w:t>
                         </w:r>
                         <w:r>
                           <w:rPr>
                             <w:rFonts w:hint="eastAsia" w:eastAsia="微软雅黑"/>
-                            <w:bCs/>
-                            <w:kern w:val="24"/>
-                            <w:szCs w:val="21"/>
-                          </w:rPr>
-                          <w:t>平台已在公司内部上线并稳定运行，支撑公司内部培训过程的学习行为采集与多维度统计。</w:t>
+                            <w:b/>
+                            <w:kern w:val="24"/>
+                            <w:szCs w:val="21"/>
+                          </w:rPr>
+                          <w:t>：</w:t>
                         </w:r>
                       </w:p>
                       <w:p>
                         <w:pPr>
                           <w:adjustRightInd w:val="0"/>
                           <w:snapToGrid w:val="0"/>
-                          <w:ind w:left="500" w:hanging="500"/>
+                          <w:ind w:left="315" w:hanging="315" w:hangingChars="150"/>
                           <w:jc w:val="left"/>
                           <w:rPr>
+                            <w:rFonts w:hint="eastAsia" w:eastAsia="微软雅黑"/>
+                            <w:bCs/>
+                            <w:kern w:val="24"/>
+                            <w:szCs w:val="21"/>
+                            <w:lang w:eastAsia="zh-CN"/>
+                          </w:rPr>
+                        </w:pPr>
+                        <w:r>
+                          <w:rPr>
+                            <w:rFonts w:hint="eastAsia" w:eastAsia="微软雅黑"/>
+                            <w:b/>
+                            <w:bCs w:val="0"/>
+                            <w:kern w:val="24"/>
+                            <w:szCs w:val="21"/>
+                          </w:rPr>
+                          <w:t>1.</w:t>
+                        </w:r>
+                        <w:r>
+                          <w:rPr>
                             <w:rFonts w:eastAsia="微软雅黑"/>
                             <w:b/>
-                            <w:bCs/>
-                            <w:color w:val="365F91"/>
-                            <w:szCs w:val="21"/>
-                          </w:rPr>
-                        </w:pPr>
+                            <w:bCs w:val="0"/>
+                            <w:kern w:val="24"/>
+                            <w:szCs w:val="21"/>
+                          </w:rPr>
+                          <w:t xml:space="preserve"> </w:t>
+                        </w:r>
                         <w:r>
                           <w:rPr>
                             <w:rFonts w:hint="eastAsia" w:eastAsia="微软雅黑"/>
                             <w:b/>
-                            <w:bCs/>
-                            <w:color w:val="365F91"/>
-                            <w:sz w:val="24"/>
-                            <w:szCs w:val="21"/>
-                          </w:rPr>
-                          <w:t xml:space="preserve">工程数字化知识问答系统                                                </w:t>
+                            <w:bCs w:val="0"/>
+                            <w:kern w:val="24"/>
+                            <w:szCs w:val="21"/>
+                            <w:lang w:val="en-US" w:eastAsia="zh-CN"/>
+                          </w:rPr>
+                          <w:t>学习数据采集统计链路设计</w:t>
+                        </w:r>
+                        <w:r>
+                          <w:rPr>
+                            <w:rFonts w:hint="eastAsia" w:eastAsia="微软雅黑"/>
+                            <w:b/>
+                            <w:bCs w:val="0"/>
+                            <w:kern w:val="24"/>
+                            <w:szCs w:val="21"/>
+                          </w:rPr>
+                          <w:t>：</w:t>
+                        </w:r>
+                        <w:r>
+                          <w:rPr>
+                            <w:rFonts w:hint="eastAsia" w:eastAsia="微软雅黑"/>
+                            <w:bCs/>
+                            <w:kern w:val="24"/>
+                            <w:szCs w:val="21"/>
+                          </w:rPr>
+                          <w:t>系统当前部署于ToB内网环境，访问量</w:t>
+                        </w:r>
+                        <w:r>
+                          <w:rPr>
+                            <w:rFonts w:hint="eastAsia" w:eastAsia="微软雅黑"/>
+                            <w:bCs/>
+                            <w:kern w:val="24"/>
+                            <w:szCs w:val="21"/>
+                            <w:lang w:val="en-US" w:eastAsia="zh-CN"/>
+                          </w:rPr>
+                          <w:t>较低</w:t>
+                        </w:r>
+                        <w:r>
+                          <w:rPr>
+                            <w:rFonts w:hint="eastAsia" w:eastAsia="微软雅黑"/>
+                            <w:bCs/>
+                            <w:kern w:val="24"/>
+                            <w:szCs w:val="21"/>
+                          </w:rPr>
+                          <w:t>，但在设计阶段对播放心跳采集与统计链路进行了解耦</w:t>
+                        </w:r>
+                        <w:r>
+                          <w:rPr>
+                            <w:rFonts w:hint="eastAsia" w:eastAsia="微软雅黑"/>
+                            <w:bCs/>
+                            <w:kern w:val="24"/>
+                            <w:szCs w:val="21"/>
+                            <w:lang w:eastAsia="zh-CN"/>
+                          </w:rPr>
+                          <w:t>。</w:t>
+                        </w:r>
+                        <w:r>
+                          <w:rPr>
+                            <w:rFonts w:hint="eastAsia" w:eastAsia="微软雅黑"/>
+                            <w:bCs/>
+                            <w:kern w:val="24"/>
+                            <w:szCs w:val="21"/>
+                            <w:lang w:val="en-US" w:eastAsia="zh-CN"/>
+                          </w:rPr>
+                          <w:t>如果后续需支持全集团用户，可</w:t>
+                        </w:r>
+                        <w:r>
+                          <w:rPr>
+                            <w:rFonts w:hint="eastAsia" w:eastAsia="微软雅黑"/>
+                            <w:bCs/>
+                            <w:kern w:val="24"/>
+                            <w:szCs w:val="21"/>
+                          </w:rPr>
+                          <w:t>通过Redis缓存异步汇总统计的方式削峰填谷；并将统计模块拆分为独立</w:t>
+                        </w:r>
+                        <w:r>
+                          <w:rPr>
+                            <w:rFonts w:hint="eastAsia" w:eastAsia="微软雅黑"/>
+                            <w:bCs/>
+                            <w:kern w:val="24"/>
+                            <w:szCs w:val="21"/>
+                            <w:lang w:val="en-US" w:eastAsia="zh-CN"/>
+                          </w:rPr>
+                          <w:t>微</w:t>
+                        </w:r>
+                        <w:r>
+                          <w:rPr>
+                            <w:rFonts w:hint="eastAsia" w:eastAsia="微软雅黑"/>
+                            <w:bCs/>
+                            <w:kern w:val="24"/>
+                            <w:szCs w:val="21"/>
+                          </w:rPr>
+                          <w:t>服务、引入消息队列进行异步处理</w:t>
+                        </w:r>
+                        <w:r>
+                          <w:rPr>
+                            <w:rFonts w:hint="eastAsia" w:eastAsia="微软雅黑"/>
+                            <w:bCs/>
+                            <w:kern w:val="24"/>
+                            <w:szCs w:val="21"/>
+                            <w:lang w:eastAsia="zh-CN"/>
+                          </w:rPr>
+                          <w:t>。</w:t>
                         </w:r>
                       </w:p>
                       <w:p>
                         <w:pPr>
                           <w:adjustRightInd w:val="0"/>
                           <w:snapToGrid w:val="0"/>
-                          <w:ind w:left="1050" w:hanging="1051" w:hangingChars="500"/>
+                          <w:ind w:left="315" w:hanging="315" w:hangingChars="150"/>
                           <w:jc w:val="left"/>
                           <w:rPr>
                             <w:rFonts w:eastAsia="微软雅黑"/>
@@ -1788,64 +1928,40 @@
                           <w:rPr>
                             <w:rFonts w:hint="eastAsia" w:eastAsia="微软雅黑"/>
                             <w:b/>
-                            <w:bCs/>
-                            <w:kern w:val="24"/>
-                            <w:szCs w:val="21"/>
-                          </w:rPr>
-                          <w:t>技术栈</w:t>
+                            <w:bCs w:val="0"/>
+                            <w:kern w:val="24"/>
+                            <w:szCs w:val="21"/>
+                          </w:rPr>
+                          <w:t>2</w:t>
                         </w:r>
                         <w:r>
                           <w:rPr>
                             <w:rFonts w:eastAsia="微软雅黑"/>
                             <w:b/>
-                            <w:bCs/>
-                            <w:kern w:val="24"/>
-                            <w:szCs w:val="21"/>
-                          </w:rPr>
-                          <w:t>：</w:t>
+                            <w:bCs w:val="0"/>
+                            <w:kern w:val="24"/>
+                            <w:szCs w:val="21"/>
+                          </w:rPr>
+                          <w:t xml:space="preserve">. </w:t>
                         </w:r>
                         <w:r>
                           <w:rPr>
                             <w:rFonts w:hint="eastAsia" w:eastAsia="微软雅黑"/>
-                            <w:bCs/>
-                            <w:kern w:val="24"/>
-                            <w:szCs w:val="21"/>
-                          </w:rPr>
-                          <w:t>Spring Boot、Vue3、WebGL/Three.js、Python、FastAPI、bge-m3、Qdrant。</w:t>
-                        </w:r>
-                      </w:p>
-                      <w:p>
-                        <w:pPr>
-                          <w:adjustRightInd w:val="0"/>
-                          <w:snapToGrid w:val="0"/>
-                          <w:ind w:left="1050" w:hanging="1051" w:hangingChars="500"/>
-                          <w:jc w:val="left"/>
-                          <w:rPr>
-                            <w:rFonts w:eastAsia="微软雅黑"/>
-                            <w:bCs/>
-                            <w:kern w:val="24"/>
-                            <w:szCs w:val="21"/>
-                          </w:rPr>
-                        </w:pPr>
+                            <w:b/>
+                            <w:bCs w:val="0"/>
+                            <w:kern w:val="24"/>
+                            <w:szCs w:val="21"/>
+                          </w:rPr>
+                          <w:t>播放状态抽象与权威数据源设计：</w:t>
+                        </w:r>
                         <w:r>
                           <w:rPr>
                             <w:rFonts w:hint="eastAsia" w:eastAsia="微软雅黑"/>
-                            <w:b/>
-                            <w:bCs/>
-                            <w:kern w:val="24"/>
-                            <w:szCs w:val="21"/>
-                          </w:rPr>
-                          <w:t>项目简介</w:t>
-                        </w:r>
-                        <w:r>
-                          <w:rPr>
-                            <w:rFonts w:eastAsia="微软雅黑"/>
-                            <w:b/>
-                            <w:bCs/>
-                            <w:kern w:val="24"/>
-                            <w:szCs w:val="21"/>
-                          </w:rPr>
-                          <w:t>：</w:t>
+                            <w:bCs/>
+                            <w:kern w:val="24"/>
+                            <w:szCs w:val="21"/>
+                          </w:rPr>
+                          <w:t>参考成熟视频平台的续播机制，将播放状态抽象为由后端维护的</w:t>
                         </w:r>
                         <w:r>
                           <w:rPr>
@@ -1853,204 +1969,18 @@
                             <w:bCs/>
                             <w:kern w:val="24"/>
                             <w:szCs w:val="21"/>
-                          </w:rPr>
-                          <w:t>企业内部的知识问答与三维模型浏览平台，支持规范类文档的语义检索与三维结构模型的在线展示。</w:t>
-                        </w:r>
-                      </w:p>
-                      <w:p>
-                        <w:pPr>
-                          <w:adjustRightInd w:val="0"/>
-                          <w:snapToGrid w:val="0"/>
-                          <w:ind w:left="1050" w:hanging="1051" w:hangingChars="500"/>
-                          <w:jc w:val="left"/>
-                          <w:rPr>
-                            <w:rFonts w:eastAsia="微软雅黑"/>
-                            <w:b/>
-                            <w:kern w:val="24"/>
-                            <w:szCs w:val="21"/>
-                          </w:rPr>
-                        </w:pPr>
+                            <w:lang w:val="en-US" w:eastAsia="zh-CN"/>
+                          </w:rPr>
+                          <w:t>幂等</w:t>
+                        </w:r>
                         <w:r>
                           <w:rPr>
                             <w:rFonts w:hint="eastAsia" w:eastAsia="微软雅黑"/>
-                            <w:b/>
-                            <w:kern w:val="24"/>
-                            <w:szCs w:val="21"/>
-                          </w:rPr>
-                          <w:t>主要工作：</w:t>
-                        </w:r>
-                      </w:p>
-                      <w:p>
-                        <w:pPr>
-                          <w:adjustRightInd w:val="0"/>
-                          <w:snapToGrid w:val="0"/>
-                          <w:ind w:left="210" w:hanging="210" w:hangingChars="100"/>
-                          <w:jc w:val="left"/>
-                          <w:rPr>
-                            <w:rFonts w:eastAsia="微软雅黑"/>
-                            <w:bCs/>
-                            <w:kern w:val="24"/>
-                            <w:szCs w:val="21"/>
-                          </w:rPr>
-                        </w:pPr>
-                        <w:r>
-                          <w:rPr>
-                            <w:rFonts w:hint="eastAsia" w:eastAsia="微软雅黑"/>
-                            <w:bCs/>
-                            <w:kern w:val="24"/>
-                            <w:szCs w:val="21"/>
-                          </w:rPr>
-                          <w:t>1.</w:t>
-                        </w:r>
-                        <w:r>
-                          <w:rPr>
-                            <w:rFonts w:eastAsia="微软雅黑"/>
-                            <w:bCs/>
-                            <w:kern w:val="24"/>
-                            <w:szCs w:val="21"/>
-                          </w:rPr>
-                          <w:t xml:space="preserve"> </w:t>
-                        </w:r>
-                        <w:r>
-                          <w:rPr>
-                            <w:rFonts w:hint="eastAsia" w:eastAsia="微软雅黑"/>
-                            <w:bCs/>
-                            <w:kern w:val="24"/>
-                            <w:szCs w:val="21"/>
-                          </w:rPr>
-                          <w:t>负责平台后端接口与 Vue 前端页面开发，搭建文档管理、问答入口与三维模型浏览等模块。</w:t>
-                        </w:r>
-                      </w:p>
-                      <w:p>
-                        <w:pPr>
-                          <w:adjustRightInd w:val="0"/>
-                          <w:snapToGrid w:val="0"/>
-                          <w:ind w:left="210" w:hanging="210" w:hangingChars="100"/>
-                          <w:jc w:val="left"/>
-                          <w:rPr>
-                            <w:rFonts w:eastAsia="微软雅黑"/>
-                            <w:bCs/>
-                            <w:kern w:val="24"/>
-                            <w:szCs w:val="21"/>
-                          </w:rPr>
-                        </w:pPr>
-                        <w:r>
-                          <w:rPr>
-                            <w:rFonts w:hint="eastAsia" w:eastAsia="微软雅黑"/>
-                            <w:bCs/>
-                            <w:kern w:val="24"/>
-                            <w:szCs w:val="21"/>
-                          </w:rPr>
-                          <w:t>2</w:t>
-                        </w:r>
-                        <w:r>
-                          <w:rPr>
-                            <w:rFonts w:eastAsia="微软雅黑"/>
-                            <w:bCs/>
-                            <w:kern w:val="24"/>
-                            <w:szCs w:val="21"/>
-                          </w:rPr>
-                          <w:t xml:space="preserve">. </w:t>
-                        </w:r>
-                        <w:r>
-                          <w:rPr>
-                            <w:rFonts w:hint="eastAsia" w:eastAsia="微软雅黑"/>
-                            <w:bCs/>
-                            <w:kern w:val="24"/>
-                            <w:szCs w:val="21"/>
-                          </w:rPr>
-                          <w:t>基于Python + FastAPI开发 RAG 子系统，实现PDF解析、文本向量化（bge-m3）、Qdrant检索与语义问答流程。</w:t>
-                        </w:r>
-                      </w:p>
-                      <w:p>
-                        <w:pPr>
-                          <w:adjustRightInd w:val="0"/>
-                          <w:snapToGrid w:val="0"/>
-                          <w:ind w:left="210" w:hanging="210" w:hangingChars="100"/>
-                          <w:jc w:val="left"/>
-                          <w:rPr>
-                            <w:rFonts w:eastAsia="微软雅黑"/>
-                            <w:bCs/>
-                            <w:kern w:val="24"/>
-                            <w:szCs w:val="21"/>
-                          </w:rPr>
-                        </w:pPr>
-                        <w:r>
-                          <w:rPr>
-                            <w:rFonts w:hint="eastAsia" w:eastAsia="微软雅黑"/>
-                            <w:bCs/>
-                            <w:kern w:val="24"/>
-                            <w:szCs w:val="21"/>
-                          </w:rPr>
-                          <w:t>3</w:t>
-                        </w:r>
-                        <w:r>
-                          <w:rPr>
-                            <w:rFonts w:eastAsia="微软雅黑"/>
-                            <w:bCs/>
-                            <w:kern w:val="24"/>
-                            <w:szCs w:val="21"/>
-                          </w:rPr>
-                          <w:t xml:space="preserve">. </w:t>
-                        </w:r>
-                        <w:r>
-                          <w:rPr>
-                            <w:rFonts w:hint="eastAsia" w:eastAsia="微软雅黑"/>
-                            <w:bCs/>
-                            <w:kern w:val="24"/>
-                            <w:szCs w:val="21"/>
-                          </w:rPr>
-                          <w:t>通过构件实例化复用模型结构，显著减少重复几何渲染成本，整体渲染性能提升约</w:t>
-                        </w:r>
-                        <w:r>
-                          <w:rPr>
-                            <w:rFonts w:eastAsia="微软雅黑"/>
-                            <w:bCs/>
-                            <w:kern w:val="24"/>
-                            <w:szCs w:val="21"/>
-                          </w:rPr>
-                          <w:t>300</w:t>
-                        </w:r>
-                        <w:r>
-                          <w:rPr>
-                            <w:rFonts w:hint="eastAsia" w:eastAsia="微软雅黑"/>
-                            <w:bCs/>
-                            <w:kern w:val="24"/>
-                            <w:szCs w:val="21"/>
-                          </w:rPr>
-                          <w:t>%。</w:t>
-                        </w:r>
-                      </w:p>
-                      <w:p>
-                        <w:pPr>
-                          <w:adjustRightInd w:val="0"/>
-                          <w:snapToGrid w:val="0"/>
-                          <w:ind w:left="1050" w:hanging="1051" w:hangingChars="500"/>
-                          <w:jc w:val="left"/>
-                          <w:rPr>
-                            <w:rFonts w:eastAsia="微软雅黑"/>
-                            <w:bCs/>
-                            <w:kern w:val="24"/>
-                            <w:szCs w:val="21"/>
-                          </w:rPr>
-                        </w:pPr>
-                        <w:r>
-                          <w:rPr>
-                            <w:rFonts w:hint="eastAsia" w:eastAsia="微软雅黑"/>
-                            <w:b/>
-                            <w:kern w:val="24"/>
-                            <w:szCs w:val="21"/>
-                          </w:rPr>
-                          <w:t>项目成果：</w:t>
-                        </w:r>
-                        <w:r>
-                          <w:rPr>
-                            <w:rFonts w:hint="eastAsia" w:eastAsia="微软雅黑"/>
-                            <w:bCs/>
-                            <w:kern w:val="24"/>
-                            <w:szCs w:val="21"/>
-                          </w:rPr>
-                          <w:t>平台已投入使用，用于规范工程文档的智能查询与大型三维模型轻量化浏览。</w:t>
+                            <w:bCs/>
+                            <w:kern w:val="24"/>
+                            <w:szCs w:val="21"/>
+                          </w:rPr>
+                          <w:t>数据源，避免前端多次上报导致的状态漂移；通过区分展示状态与存储状态，保证学习进度在多次播放与会话切换下的稳定性。</w:t>
                         </w:r>
                       </w:p>
                       <w:p>
@@ -4133,1938 +4063,13 @@
         <mc:AlternateContent>
           <mc:Choice Requires="wpg">
             <w:drawing>
-              <wp:anchor distT="0" distB="0" distL="114300" distR="114300" simplePos="0" relativeHeight="251667456" behindDoc="0" locked="0" layoutInCell="1" allowOverlap="1">
-                <wp:simplePos x="0" y="0"/>
-                <wp:positionH relativeFrom="margin">
-                  <wp:posOffset>-381000</wp:posOffset>
-                </wp:positionH>
-                <wp:positionV relativeFrom="paragraph">
-                  <wp:posOffset>4933950</wp:posOffset>
-                </wp:positionV>
-                <wp:extent cx="6610350" cy="2751455"/>
-                <wp:effectExtent l="0" t="0" r="0" b="0"/>
-                <wp:wrapNone/>
-                <wp:docPr id="19" name="组合 19"/>
-                <wp:cNvGraphicFramePr/>
-                <a:graphic xmlns:a="http://schemas.openxmlformats.org/drawingml/2006/main">
-                  <a:graphicData uri="http://schemas.microsoft.com/office/word/2010/wordprocessingGroup">
-                    <wpg:wgp>
-                      <wpg:cNvGrpSpPr/>
-                      <wpg:grpSpPr>
-                        <a:xfrm>
-                          <a:off x="0" y="0"/>
-                          <a:ext cx="6610350" cy="2751455"/>
-                          <a:chOff x="-2020" y="-83764"/>
-                          <a:chExt cx="7009022" cy="2099566"/>
-                        </a:xfrm>
-                      </wpg:grpSpPr>
-                      <wps:wsp>
-                        <wps:cNvPr id="20" name="文本框 2"/>
-                        <wps:cNvSpPr txBox="1">
-                          <a:spLocks noChangeArrowheads="1"/>
-                        </wps:cNvSpPr>
-                        <wps:spPr bwMode="auto">
-                          <a:xfrm>
-                            <a:off x="59244" y="201153"/>
-                            <a:ext cx="6856478" cy="1814649"/>
-                          </a:xfrm>
-                          <a:prstGeom prst="rect">
-                            <a:avLst/>
-                          </a:prstGeom>
-                          <a:noFill/>
-                          <a:ln w="9525">
-                            <a:noFill/>
-                            <a:miter lim="800000"/>
-                          </a:ln>
-                        </wps:spPr>
-                        <wps:txbx>
-                          <w:txbxContent>
-                            <w:p>
-                              <w:pPr>
-                                <w:adjustRightInd w:val="0"/>
-                                <w:snapToGrid w:val="0"/>
-                                <w:spacing w:line="440" w:lineRule="exact"/>
-                                <w:rPr>
-                                  <w:rFonts w:eastAsia="微软雅黑"/>
-                                  <w:b/>
-                                  <w:bCs/>
-                                  <w:sz w:val="22"/>
-                                </w:rPr>
-                              </w:pPr>
-                              <w:r>
-                                <w:rPr>
-                                  <w:rFonts w:hint="eastAsia" w:eastAsia="微软雅黑"/>
-                                  <w:b/>
-                                  <w:bCs/>
-                                  <w:sz w:val="22"/>
-                                </w:rPr>
-                                <w:t xml:space="preserve">研究生阶段： </w:t>
-                              </w:r>
-                            </w:p>
-                            <w:p>
-                              <w:pPr>
-                                <w:numPr>
-                                  <w:ilvl w:val="0"/>
-                                  <w:numId w:val="1"/>
-                                </w:numPr>
-                                <w:adjustRightInd w:val="0"/>
-                                <w:snapToGrid w:val="0"/>
-                                <w:spacing w:line="440" w:lineRule="exact"/>
-                                <w:rPr>
-                                  <w:rFonts w:eastAsia="微软雅黑"/>
-                                  <w:sz w:val="22"/>
-                                </w:rPr>
-                              </w:pPr>
-                              <w:r>
-                                <w:rPr>
-                                  <w:rFonts w:hint="eastAsia" w:eastAsia="微软雅黑"/>
-                                  <w:sz w:val="22"/>
-                                </w:rPr>
-                                <w:t>电子科技大学优秀研究生</w:t>
-                              </w:r>
-                              <w:r>
-                                <w:rPr>
-                                  <w:rFonts w:eastAsia="微软雅黑"/>
-                                  <w:sz w:val="22"/>
-                                </w:rPr>
-                                <w:tab/>
-                              </w:r>
-                              <w:r>
-                                <w:rPr>
-                                  <w:rFonts w:eastAsia="微软雅黑"/>
-                                  <w:sz w:val="22"/>
-                                </w:rPr>
-                                <w:tab/>
-                              </w:r>
-                              <w:r>
-                                <w:rPr>
-                                  <w:rFonts w:eastAsia="微软雅黑"/>
-                                  <w:sz w:val="22"/>
-                                </w:rPr>
-                                <w:tab/>
-                              </w:r>
-                              <w:r>
-                                <w:rPr>
-                                  <w:rFonts w:eastAsia="微软雅黑"/>
-                                  <w:sz w:val="22"/>
-                                </w:rPr>
-                                <w:tab/>
-                              </w:r>
-                              <w:r>
-                                <w:rPr>
-                                  <w:rFonts w:eastAsia="微软雅黑"/>
-                                  <w:sz w:val="22"/>
-                                </w:rPr>
-                                <w:tab/>
-                              </w:r>
-                              <w:r>
-                                <w:rPr>
-                                  <w:rFonts w:eastAsia="微软雅黑"/>
-                                  <w:sz w:val="22"/>
-                                </w:rPr>
-                                <w:tab/>
-                              </w:r>
-                              <w:r>
-                                <w:rPr>
-                                  <w:rFonts w:eastAsia="微软雅黑"/>
-                                  <w:sz w:val="22"/>
-                                </w:rPr>
-                                <w:tab/>
-                              </w:r>
-                              <w:r>
-                                <w:rPr>
-                                  <w:rFonts w:eastAsia="微软雅黑"/>
-                                  <w:sz w:val="22"/>
-                                </w:rPr>
-                                <w:tab/>
-                              </w:r>
-                              <w:r>
-                                <w:rPr>
-                                  <w:rFonts w:eastAsia="微软雅黑"/>
-                                  <w:sz w:val="22"/>
-                                </w:rPr>
-                                <w:tab/>
-                              </w:r>
-                              <w:r>
-                                <w:rPr>
-                                  <w:rFonts w:eastAsia="微软雅黑"/>
-                                  <w:sz w:val="22"/>
-                                </w:rPr>
-                                <w:tab/>
-                              </w:r>
-                              <w:r>
-                                <w:rPr>
-                                  <w:rFonts w:eastAsia="微软雅黑"/>
-                                  <w:sz w:val="22"/>
-                                </w:rPr>
-                                <w:tab/>
-                              </w:r>
-                              <w:r>
-                                <w:rPr>
-                                  <w:rFonts w:eastAsia="微软雅黑"/>
-                                  <w:sz w:val="22"/>
-                                </w:rPr>
-                                <w:tab/>
-                              </w:r>
-                              <w:r>
-                                <w:rPr>
-                                  <w:rFonts w:eastAsia="微软雅黑"/>
-                                  <w:sz w:val="22"/>
-                                </w:rPr>
-                                <w:tab/>
-                              </w:r>
-                              <w:r>
-                                <w:rPr>
-                                  <w:rFonts w:eastAsia="微软雅黑"/>
-                                  <w:sz w:val="22"/>
-                                </w:rPr>
-                                <w:tab/>
-                              </w:r>
-                              <w:r>
-                                <w:rPr>
-                                  <w:rFonts w:eastAsia="微软雅黑"/>
-                                  <w:sz w:val="22"/>
-                                </w:rPr>
-                                <w:tab/>
-                              </w:r>
-                              <w:r>
-                                <w:rPr>
-                                  <w:rFonts w:eastAsia="微软雅黑"/>
-                                  <w:sz w:val="22"/>
-                                </w:rPr>
-                                <w:tab/>
-                              </w:r>
-                              <w:r>
-                                <w:rPr>
-                                  <w:rFonts w:hint="eastAsia" w:eastAsia="微软雅黑"/>
-                                  <w:sz w:val="22"/>
-                                </w:rPr>
-                                <w:t>202</w:t>
-                              </w:r>
-                              <w:r>
-                                <w:rPr>
-                                  <w:rFonts w:eastAsia="微软雅黑"/>
-                                  <w:sz w:val="22"/>
-                                </w:rPr>
-                                <w:t>4</w:t>
-                              </w:r>
-                            </w:p>
-                            <w:p>
-                              <w:pPr>
-                                <w:numPr>
-                                  <w:ilvl w:val="0"/>
-                                  <w:numId w:val="1"/>
-                                </w:numPr>
-                                <w:adjustRightInd w:val="0"/>
-                                <w:snapToGrid w:val="0"/>
-                                <w:spacing w:line="440" w:lineRule="exact"/>
-                                <w:rPr>
-                                  <w:rFonts w:eastAsia="微软雅黑"/>
-                                  <w:sz w:val="22"/>
-                                </w:rPr>
-                              </w:pPr>
-                              <w:r>
-                                <w:rPr>
-                                  <w:rFonts w:hint="eastAsia" w:eastAsia="微软雅黑"/>
-                                  <w:sz w:val="22"/>
-                                </w:rPr>
-                                <w:t>第十七届“挑战杯”全国三等奖</w:t>
-                              </w:r>
-                              <w:r>
-                                <w:rPr>
-                                  <w:rFonts w:eastAsia="微软雅黑"/>
-                                  <w:sz w:val="22"/>
-                                </w:rPr>
-                                <w:tab/>
-                              </w:r>
-                              <w:r>
-                                <w:rPr>
-                                  <w:rFonts w:eastAsia="微软雅黑"/>
-                                  <w:sz w:val="22"/>
-                                </w:rPr>
-                                <w:tab/>
-                              </w:r>
-                              <w:r>
-                                <w:rPr>
-                                  <w:rFonts w:eastAsia="微软雅黑"/>
-                                  <w:sz w:val="22"/>
-                                </w:rPr>
-                                <w:tab/>
-                              </w:r>
-                              <w:r>
-                                <w:rPr>
-                                  <w:rFonts w:eastAsia="微软雅黑"/>
-                                  <w:sz w:val="22"/>
-                                </w:rPr>
-                                <w:tab/>
-                              </w:r>
-                              <w:r>
-                                <w:rPr>
-                                  <w:rFonts w:eastAsia="微软雅黑"/>
-                                  <w:sz w:val="22"/>
-                                </w:rPr>
-                                <w:tab/>
-                              </w:r>
-                              <w:r>
-                                <w:rPr>
-                                  <w:rFonts w:eastAsia="微软雅黑"/>
-                                  <w:sz w:val="22"/>
-                                </w:rPr>
-                                <w:tab/>
-                              </w:r>
-                              <w:r>
-                                <w:rPr>
-                                  <w:rFonts w:eastAsia="微软雅黑"/>
-                                  <w:sz w:val="22"/>
-                                </w:rPr>
-                                <w:tab/>
-                              </w:r>
-                              <w:r>
-                                <w:rPr>
-                                  <w:rFonts w:eastAsia="微软雅黑"/>
-                                  <w:sz w:val="22"/>
-                                </w:rPr>
-                                <w:tab/>
-                              </w:r>
-                              <w:r>
-                                <w:rPr>
-                                  <w:rFonts w:eastAsia="微软雅黑"/>
-                                  <w:sz w:val="22"/>
-                                </w:rPr>
-                                <w:tab/>
-                              </w:r>
-                              <w:r>
-                                <w:rPr>
-                                  <w:rFonts w:eastAsia="微软雅黑"/>
-                                  <w:sz w:val="22"/>
-                                </w:rPr>
-                                <w:tab/>
-                              </w:r>
-                              <w:r>
-                                <w:rPr>
-                                  <w:rFonts w:eastAsia="微软雅黑"/>
-                                  <w:sz w:val="22"/>
-                                </w:rPr>
-                                <w:tab/>
-                              </w:r>
-                              <w:r>
-                                <w:rPr>
-                                  <w:rFonts w:eastAsia="微软雅黑"/>
-                                  <w:sz w:val="22"/>
-                                </w:rPr>
-                                <w:tab/>
-                              </w:r>
-                              <w:r>
-                                <w:rPr>
-                                  <w:rFonts w:eastAsia="微软雅黑"/>
-                                  <w:sz w:val="22"/>
-                                </w:rPr>
-                                <w:tab/>
-                              </w:r>
-                              <w:r>
-                                <w:rPr>
-                                  <w:rFonts w:eastAsia="微软雅黑"/>
-                                  <w:sz w:val="22"/>
-                                </w:rPr>
-                                <w:tab/>
-                              </w:r>
-                              <w:r>
-                                <w:rPr>
-                                  <w:rFonts w:hint="eastAsia" w:eastAsia="微软雅黑"/>
-                                  <w:sz w:val="22"/>
-                                </w:rPr>
-                                <w:t>2023</w:t>
-                              </w:r>
-                            </w:p>
-                            <w:p>
-                              <w:pPr>
-                                <w:numPr>
-                                  <w:ilvl w:val="0"/>
-                                  <w:numId w:val="1"/>
-                                </w:numPr>
-                                <w:adjustRightInd w:val="0"/>
-                                <w:snapToGrid w:val="0"/>
-                                <w:spacing w:line="440" w:lineRule="exact"/>
-                                <w:rPr>
-                                  <w:rFonts w:eastAsia="微软雅黑"/>
-                                  <w:sz w:val="22"/>
-                                </w:rPr>
-                              </w:pPr>
-                              <w:r>
-                                <w:rPr>
-                                  <w:rFonts w:hint="eastAsia" w:eastAsia="微软雅黑"/>
-                                  <w:sz w:val="22"/>
-                                </w:rPr>
-                                <w:t>全国研究生电子设计竞赛全国二等奖</w:t>
-                              </w:r>
-                              <w:r>
-                                <w:rPr>
-                                  <w:rFonts w:eastAsia="微软雅黑"/>
-                                  <w:sz w:val="22"/>
-                                </w:rPr>
-                                <w:tab/>
-                              </w:r>
-                              <w:r>
-                                <w:rPr>
-                                  <w:rFonts w:eastAsia="微软雅黑"/>
-                                  <w:sz w:val="22"/>
-                                </w:rPr>
-                                <w:tab/>
-                              </w:r>
-                              <w:r>
-                                <w:rPr>
-                                  <w:rFonts w:eastAsia="微软雅黑"/>
-                                  <w:sz w:val="22"/>
-                                </w:rPr>
-                                <w:tab/>
-                              </w:r>
-                              <w:r>
-                                <w:rPr>
-                                  <w:rFonts w:eastAsia="微软雅黑"/>
-                                  <w:sz w:val="22"/>
-                                </w:rPr>
-                                <w:tab/>
-                              </w:r>
-                              <w:r>
-                                <w:rPr>
-                                  <w:rFonts w:eastAsia="微软雅黑"/>
-                                  <w:sz w:val="22"/>
-                                </w:rPr>
-                                <w:tab/>
-                              </w:r>
-                              <w:r>
-                                <w:rPr>
-                                  <w:rFonts w:eastAsia="微软雅黑"/>
-                                  <w:sz w:val="22"/>
-                                </w:rPr>
-                                <w:tab/>
-                              </w:r>
-                              <w:r>
-                                <w:rPr>
-                                  <w:rFonts w:eastAsia="微软雅黑"/>
-                                  <w:sz w:val="22"/>
-                                </w:rPr>
-                                <w:tab/>
-                              </w:r>
-                              <w:r>
-                                <w:rPr>
-                                  <w:rFonts w:eastAsia="微软雅黑"/>
-                                  <w:sz w:val="22"/>
-                                </w:rPr>
-                                <w:tab/>
-                              </w:r>
-                              <w:r>
-                                <w:rPr>
-                                  <w:rFonts w:eastAsia="微软雅黑"/>
-                                  <w:sz w:val="22"/>
-                                </w:rPr>
-                                <w:tab/>
-                              </w:r>
-                              <w:r>
-                                <w:rPr>
-                                  <w:rFonts w:eastAsia="微软雅黑"/>
-                                  <w:sz w:val="22"/>
-                                </w:rPr>
-                                <w:tab/>
-                              </w:r>
-                              <w:r>
-                                <w:rPr>
-                                  <w:rFonts w:eastAsia="微软雅黑"/>
-                                  <w:sz w:val="22"/>
-                                </w:rPr>
-                                <w:tab/>
-                              </w:r>
-                              <w:r>
-                                <w:rPr>
-                                  <w:rFonts w:eastAsia="微软雅黑"/>
-                                  <w:sz w:val="22"/>
-                                </w:rPr>
-                                <w:tab/>
-                              </w:r>
-                              <w:r>
-                                <w:rPr>
-                                  <w:rFonts w:eastAsia="微软雅黑"/>
-                                  <w:sz w:val="22"/>
-                                </w:rPr>
-                                <w:tab/>
-                              </w:r>
-                              <w:r>
-                                <w:rPr>
-                                  <w:rFonts w:hint="eastAsia" w:eastAsia="微软雅黑"/>
-                                  <w:sz w:val="22"/>
-                                </w:rPr>
-                                <w:t>2022</w:t>
-                              </w:r>
-                            </w:p>
-                            <w:p>
-                              <w:pPr>
-                                <w:numPr>
-                                  <w:ilvl w:val="0"/>
-                                  <w:numId w:val="1"/>
-                                </w:numPr>
-                                <w:adjustRightInd w:val="0"/>
-                                <w:snapToGrid w:val="0"/>
-                                <w:spacing w:line="440" w:lineRule="exact"/>
-                                <w:rPr>
-                                  <w:rFonts w:eastAsia="微软雅黑"/>
-                                  <w:sz w:val="22"/>
-                                </w:rPr>
-                              </w:pPr>
-                              <w:r>
-                                <w:rPr>
-                                  <w:rFonts w:hint="eastAsia" w:eastAsia="微软雅黑"/>
-                                  <w:sz w:val="22"/>
-                                </w:rPr>
-                                <w:t>研究生一等奖学金2次</w:t>
-                              </w:r>
-                              <w:r>
-                                <w:rPr>
-                                  <w:rFonts w:eastAsia="微软雅黑"/>
-                                  <w:sz w:val="22"/>
-                                </w:rPr>
-                                <w:tab/>
-                              </w:r>
-                              <w:r>
-                                <w:rPr>
-                                  <w:rFonts w:eastAsia="微软雅黑"/>
-                                  <w:sz w:val="22"/>
-                                </w:rPr>
-                                <w:tab/>
-                              </w:r>
-                              <w:r>
-                                <w:rPr>
-                                  <w:rFonts w:eastAsia="微软雅黑"/>
-                                  <w:sz w:val="22"/>
-                                </w:rPr>
-                                <w:tab/>
-                              </w:r>
-                              <w:r>
-                                <w:rPr>
-                                  <w:rFonts w:eastAsia="微软雅黑"/>
-                                  <w:sz w:val="22"/>
-                                </w:rPr>
-                                <w:tab/>
-                              </w:r>
-                              <w:r>
-                                <w:rPr>
-                                  <w:rFonts w:eastAsia="微软雅黑"/>
-                                  <w:sz w:val="22"/>
-                                </w:rPr>
-                                <w:tab/>
-                              </w:r>
-                              <w:r>
-                                <w:rPr>
-                                  <w:rFonts w:eastAsia="微软雅黑"/>
-                                  <w:sz w:val="22"/>
-                                </w:rPr>
-                                <w:tab/>
-                              </w:r>
-                              <w:r>
-                                <w:rPr>
-                                  <w:rFonts w:eastAsia="微软雅黑"/>
-                                  <w:sz w:val="22"/>
-                                </w:rPr>
-                                <w:tab/>
-                              </w:r>
-                              <w:r>
-                                <w:rPr>
-                                  <w:rFonts w:eastAsia="微软雅黑"/>
-                                  <w:sz w:val="22"/>
-                                </w:rPr>
-                                <w:tab/>
-                              </w:r>
-                              <w:r>
-                                <w:rPr>
-                                  <w:rFonts w:eastAsia="微软雅黑"/>
-                                  <w:sz w:val="22"/>
-                                </w:rPr>
-                                <w:tab/>
-                              </w:r>
-                              <w:r>
-                                <w:rPr>
-                                  <w:rFonts w:eastAsia="微软雅黑"/>
-                                  <w:sz w:val="22"/>
-                                </w:rPr>
-                                <w:tab/>
-                              </w:r>
-                              <w:r>
-                                <w:rPr>
-                                  <w:rFonts w:eastAsia="微软雅黑"/>
-                                  <w:sz w:val="22"/>
-                                </w:rPr>
-                                <w:tab/>
-                              </w:r>
-                              <w:r>
-                                <w:rPr>
-                                  <w:rFonts w:eastAsia="微软雅黑"/>
-                                  <w:sz w:val="22"/>
-                                </w:rPr>
-                                <w:tab/>
-                              </w:r>
-                              <w:r>
-                                <w:rPr>
-                                  <w:rFonts w:eastAsia="微软雅黑"/>
-                                  <w:sz w:val="22"/>
-                                </w:rPr>
-                                <w:tab/>
-                              </w:r>
-                              <w:r>
-                                <w:rPr>
-                                  <w:rFonts w:eastAsia="微软雅黑"/>
-                                  <w:sz w:val="22"/>
-                                </w:rPr>
-                                <w:tab/>
-                              </w:r>
-                              <w:r>
-                                <w:rPr>
-                                  <w:rFonts w:eastAsia="微软雅黑"/>
-                                  <w:sz w:val="22"/>
-                                </w:rPr>
-                                <w:tab/>
-                              </w:r>
-                              <w:r>
-                                <w:rPr>
-                                  <w:rFonts w:hint="eastAsia" w:eastAsia="微软雅黑"/>
-                                  <w:sz w:val="22"/>
-                                </w:rPr>
-                                <w:t>20</w:t>
-                              </w:r>
-                              <w:r>
-                                <w:rPr>
-                                  <w:rFonts w:eastAsia="微软雅黑"/>
-                                  <w:sz w:val="22"/>
-                                </w:rPr>
-                                <w:t>22-2023</w:t>
-                              </w:r>
-                            </w:p>
-                            <w:p>
-                              <w:pPr>
-                                <w:adjustRightInd w:val="0"/>
-                                <w:snapToGrid w:val="0"/>
-                                <w:spacing w:line="440" w:lineRule="exact"/>
-                                <w:rPr>
-                                  <w:rFonts w:eastAsia="微软雅黑"/>
-                                  <w:b/>
-                                  <w:bCs/>
-                                  <w:sz w:val="22"/>
-                                </w:rPr>
-                              </w:pPr>
-                              <w:r>
-                                <w:rPr>
-                                  <w:rFonts w:hint="eastAsia" w:eastAsia="微软雅黑"/>
-                                  <w:b/>
-                                  <w:bCs/>
-                                  <w:sz w:val="22"/>
-                                </w:rPr>
-                                <w:t xml:space="preserve">本科阶段： </w:t>
-                              </w:r>
-                            </w:p>
-                            <w:p>
-                              <w:pPr>
-                                <w:pStyle w:val="9"/>
-                                <w:numPr>
-                                  <w:ilvl w:val="0"/>
-                                  <w:numId w:val="1"/>
-                                </w:numPr>
-                                <w:adjustRightInd w:val="0"/>
-                                <w:snapToGrid w:val="0"/>
-                                <w:spacing w:line="440" w:lineRule="exact"/>
-                                <w:ind w:firstLineChars="0"/>
-                                <w:rPr>
-                                  <w:rFonts w:eastAsia="微软雅黑"/>
-                                  <w:sz w:val="22"/>
-                                </w:rPr>
-                              </w:pPr>
-                              <w:r>
-                                <w:rPr>
-                                  <w:rFonts w:hint="eastAsia" w:eastAsia="微软雅黑"/>
-                                  <w:sz w:val="22"/>
-                                </w:rPr>
-                                <w:t>电子科技大学优秀毕业生</w:t>
-                              </w:r>
-                              <w:r>
-                                <w:rPr>
-                                  <w:rFonts w:eastAsia="微软雅黑"/>
-                                  <w:sz w:val="22"/>
-                                </w:rPr>
-                                <w:tab/>
-                              </w:r>
-                              <w:r>
-                                <w:rPr>
-                                  <w:rFonts w:eastAsia="微软雅黑"/>
-                                  <w:sz w:val="22"/>
-                                </w:rPr>
-                                <w:tab/>
-                              </w:r>
-                              <w:r>
-                                <w:rPr>
-                                  <w:rFonts w:eastAsia="微软雅黑"/>
-                                  <w:sz w:val="22"/>
-                                </w:rPr>
-                                <w:tab/>
-                              </w:r>
-                              <w:r>
-                                <w:rPr>
-                                  <w:rFonts w:eastAsia="微软雅黑"/>
-                                  <w:sz w:val="22"/>
-                                </w:rPr>
-                                <w:tab/>
-                              </w:r>
-                              <w:r>
-                                <w:rPr>
-                                  <w:rFonts w:eastAsia="微软雅黑"/>
-                                  <w:sz w:val="22"/>
-                                </w:rPr>
-                                <w:tab/>
-                              </w:r>
-                              <w:r>
-                                <w:rPr>
-                                  <w:rFonts w:eastAsia="微软雅黑"/>
-                                  <w:sz w:val="22"/>
-                                </w:rPr>
-                                <w:tab/>
-                              </w:r>
-                              <w:r>
-                                <w:rPr>
-                                  <w:rFonts w:eastAsia="微软雅黑"/>
-                                  <w:sz w:val="22"/>
-                                </w:rPr>
-                                <w:tab/>
-                              </w:r>
-                              <w:r>
-                                <w:rPr>
-                                  <w:rFonts w:eastAsia="微软雅黑"/>
-                                  <w:sz w:val="22"/>
-                                </w:rPr>
-                                <w:tab/>
-                              </w:r>
-                              <w:r>
-                                <w:rPr>
-                                  <w:rFonts w:eastAsia="微软雅黑"/>
-                                  <w:sz w:val="22"/>
-                                </w:rPr>
-                                <w:tab/>
-                              </w:r>
-                              <w:r>
-                                <w:rPr>
-                                  <w:rFonts w:eastAsia="微软雅黑"/>
-                                  <w:sz w:val="22"/>
-                                </w:rPr>
-                                <w:tab/>
-                              </w:r>
-                              <w:r>
-                                <w:rPr>
-                                  <w:rFonts w:eastAsia="微软雅黑"/>
-                                  <w:sz w:val="22"/>
-                                </w:rPr>
-                                <w:tab/>
-                              </w:r>
-                              <w:r>
-                                <w:rPr>
-                                  <w:rFonts w:eastAsia="微软雅黑"/>
-                                  <w:sz w:val="22"/>
-                                </w:rPr>
-                                <w:tab/>
-                              </w:r>
-                              <w:r>
-                                <w:rPr>
-                                  <w:rFonts w:eastAsia="微软雅黑"/>
-                                  <w:sz w:val="22"/>
-                                </w:rPr>
-                                <w:tab/>
-                              </w:r>
-                              <w:r>
-                                <w:rPr>
-                                  <w:rFonts w:eastAsia="微软雅黑"/>
-                                  <w:sz w:val="22"/>
-                                </w:rPr>
-                                <w:tab/>
-                              </w:r>
-                              <w:r>
-                                <w:rPr>
-                                  <w:rFonts w:eastAsia="微软雅黑"/>
-                                  <w:sz w:val="22"/>
-                                </w:rPr>
-                                <w:tab/>
-                              </w:r>
-                              <w:r>
-                                <w:rPr>
-                                  <w:rFonts w:eastAsia="微软雅黑"/>
-                                  <w:sz w:val="22"/>
-                                </w:rPr>
-                                <w:tab/>
-                              </w:r>
-                              <w:r>
-                                <w:rPr>
-                                  <w:rFonts w:hint="eastAsia" w:eastAsia="微软雅黑"/>
-                                  <w:sz w:val="22"/>
-                                </w:rPr>
-                                <w:t>2021</w:t>
-                              </w:r>
-                            </w:p>
-                            <w:p>
-                              <w:pPr>
-                                <w:numPr>
-                                  <w:ilvl w:val="0"/>
-                                  <w:numId w:val="1"/>
-                                </w:numPr>
-                                <w:adjustRightInd w:val="0"/>
-                                <w:snapToGrid w:val="0"/>
-                                <w:spacing w:line="440" w:lineRule="exact"/>
-                                <w:rPr>
-                                  <w:rFonts w:eastAsia="微软雅黑"/>
-                                  <w:sz w:val="22"/>
-                                </w:rPr>
-                              </w:pPr>
-                              <w:r>
-                                <w:rPr>
-                                  <w:rFonts w:hint="eastAsia" w:eastAsia="微软雅黑"/>
-                                  <w:sz w:val="22"/>
-                                </w:rPr>
-                                <w:t>本科生一等奖学金3次</w:t>
-                              </w:r>
-                              <w:r>
-                                <w:rPr>
-                                  <w:rFonts w:eastAsia="微软雅黑"/>
-                                  <w:sz w:val="22"/>
-                                </w:rPr>
-                                <w:tab/>
-                              </w:r>
-                              <w:r>
-                                <w:rPr>
-                                  <w:rFonts w:eastAsia="微软雅黑"/>
-                                  <w:sz w:val="22"/>
-                                </w:rPr>
-                                <w:tab/>
-                              </w:r>
-                              <w:r>
-                                <w:rPr>
-                                  <w:rFonts w:eastAsia="微软雅黑"/>
-                                  <w:sz w:val="22"/>
-                                </w:rPr>
-                                <w:tab/>
-                              </w:r>
-                              <w:r>
-                                <w:rPr>
-                                  <w:rFonts w:eastAsia="微软雅黑"/>
-                                  <w:sz w:val="22"/>
-                                </w:rPr>
-                                <w:tab/>
-                              </w:r>
-                              <w:r>
-                                <w:rPr>
-                                  <w:rFonts w:eastAsia="微软雅黑"/>
-                                  <w:sz w:val="22"/>
-                                </w:rPr>
-                                <w:tab/>
-                              </w:r>
-                              <w:r>
-                                <w:rPr>
-                                  <w:rFonts w:eastAsia="微软雅黑"/>
-                                  <w:sz w:val="22"/>
-                                </w:rPr>
-                                <w:tab/>
-                              </w:r>
-                              <w:r>
-                                <w:rPr>
-                                  <w:rFonts w:eastAsia="微软雅黑"/>
-                                  <w:sz w:val="22"/>
-                                </w:rPr>
-                                <w:tab/>
-                              </w:r>
-                              <w:r>
-                                <w:rPr>
-                                  <w:rFonts w:eastAsia="微软雅黑"/>
-                                  <w:sz w:val="22"/>
-                                </w:rPr>
-                                <w:tab/>
-                              </w:r>
-                              <w:r>
-                                <w:rPr>
-                                  <w:rFonts w:eastAsia="微软雅黑"/>
-                                  <w:sz w:val="22"/>
-                                </w:rPr>
-                                <w:tab/>
-                              </w:r>
-                              <w:r>
-                                <w:rPr>
-                                  <w:rFonts w:eastAsia="微软雅黑"/>
-                                  <w:sz w:val="22"/>
-                                </w:rPr>
-                                <w:tab/>
-                              </w:r>
-                              <w:r>
-                                <w:rPr>
-                                  <w:rFonts w:eastAsia="微软雅黑"/>
-                                  <w:sz w:val="22"/>
-                                </w:rPr>
-                                <w:tab/>
-                              </w:r>
-                              <w:r>
-                                <w:rPr>
-                                  <w:rFonts w:eastAsia="微软雅黑"/>
-                                  <w:sz w:val="22"/>
-                                </w:rPr>
-                                <w:tab/>
-                              </w:r>
-                              <w:r>
-                                <w:rPr>
-                                  <w:rFonts w:eastAsia="微软雅黑"/>
-                                  <w:sz w:val="22"/>
-                                </w:rPr>
-                                <w:tab/>
-                              </w:r>
-                              <w:r>
-                                <w:rPr>
-                                  <w:rFonts w:eastAsia="微软雅黑"/>
-                                  <w:sz w:val="22"/>
-                                </w:rPr>
-                                <w:tab/>
-                              </w:r>
-                              <w:r>
-                                <w:rPr>
-                                  <w:rFonts w:eastAsia="微软雅黑"/>
-                                  <w:sz w:val="22"/>
-                                </w:rPr>
-                                <w:tab/>
-                              </w:r>
-                              <w:r>
-                                <w:rPr>
-                                  <w:rFonts w:hint="eastAsia" w:eastAsia="微软雅黑"/>
-                                  <w:sz w:val="22"/>
-                                </w:rPr>
-                                <w:t>2017–2021</w:t>
-                              </w:r>
-                            </w:p>
-                          </w:txbxContent>
-                        </wps:txbx>
-                        <wps:bodyPr rot="0" vert="horz" wrap="square" lIns="91440" tIns="45720" rIns="91440" bIns="45720" anchor="t" anchorCtr="0">
-                          <a:noAutofit/>
-                        </wps:bodyPr>
-                      </wps:wsp>
-                      <wps:wsp>
-                        <wps:cNvPr id="21" name="矩形 21"/>
-                        <wps:cNvSpPr/>
-                        <wps:spPr>
-                          <a:xfrm>
-                            <a:off x="95002" y="235906"/>
-                            <a:ext cx="6912000" cy="13962"/>
-                          </a:xfrm>
-                          <a:prstGeom prst="rect">
-                            <a:avLst/>
-                          </a:prstGeom>
-                          <a:solidFill>
-                            <a:schemeClr val="accent5">
-                              <a:lumMod val="40000"/>
-                              <a:lumOff val="60000"/>
-                            </a:schemeClr>
-                          </a:solidFill>
-                          <a:ln>
-                            <a:noFill/>
-                          </a:ln>
-                        </wps:spPr>
-                        <wps:style>
-                          <a:lnRef idx="2">
-                            <a:schemeClr val="accent1">
-                              <a:shade val="50000"/>
-                            </a:schemeClr>
-                          </a:lnRef>
-                          <a:fillRef idx="1">
-                            <a:schemeClr val="accent1"/>
-                          </a:fillRef>
-                          <a:effectRef idx="0">
-                            <a:schemeClr val="accent1"/>
-                          </a:effectRef>
-                          <a:fontRef idx="minor">
-                            <a:schemeClr val="lt1"/>
-                          </a:fontRef>
-                        </wps:style>
-                        <wps:bodyPr rot="0" spcFirstLastPara="0" vertOverflow="overflow" horzOverflow="overflow" vert="horz" wrap="square" lIns="91440" tIns="45720" rIns="91440" bIns="45720" numCol="1" spcCol="0" rtlCol="0" fromWordArt="0" anchor="ctr" anchorCtr="0" forceAA="0" compatLnSpc="1">
-                          <a:noAutofit/>
-                        </wps:bodyPr>
-                      </wps:wsp>
-                      <wps:wsp>
-                        <wps:cNvPr id="23" name="文本框 2"/>
-                        <wps:cNvSpPr txBox="1">
-                          <a:spLocks noChangeArrowheads="1"/>
-                        </wps:cNvSpPr>
-                        <wps:spPr bwMode="auto">
-                          <a:xfrm>
-                            <a:off x="-2020" y="-83764"/>
-                            <a:ext cx="6976825" cy="328104"/>
-                          </a:xfrm>
-                          <a:prstGeom prst="rect">
-                            <a:avLst/>
-                          </a:prstGeom>
-                          <a:noFill/>
-                          <a:ln w="9525">
-                            <a:noFill/>
-                            <a:miter lim="800000"/>
-                          </a:ln>
-                        </wps:spPr>
-                        <wps:txbx>
-                          <w:txbxContent>
-                            <w:p>
-                              <w:pPr>
-                                <w:adjustRightInd w:val="0"/>
-                                <w:snapToGrid w:val="0"/>
-                                <w:rPr>
-                                  <w:rFonts w:ascii="微软雅黑" w:hAnsi="微软雅黑" w:eastAsia="微软雅黑"/>
-                                  <w:b/>
-                                  <w:color w:val="2F5597" w:themeColor="accent5" w:themeShade="BF"/>
-                                  <w:sz w:val="28"/>
-                                  <w:szCs w:val="24"/>
-                                </w:rPr>
-                              </w:pPr>
-                              <w:r>
-                                <w:rPr>
-                                  <w:rFonts w:hint="eastAsia" w:ascii="微软雅黑" w:hAnsi="微软雅黑" w:eastAsia="微软雅黑"/>
-                                  <w:b/>
-                                  <w:color w:val="2F5597" w:themeColor="accent5" w:themeShade="BF"/>
-                                  <w:sz w:val="28"/>
-                                  <w:szCs w:val="24"/>
-                                </w:rPr>
-                                <w:t>奖项荣誉</w:t>
-                              </w:r>
-                            </w:p>
-                          </w:txbxContent>
-                        </wps:txbx>
-                        <wps:bodyPr rot="0" vert="horz" wrap="square" lIns="91440" tIns="45720" rIns="91440" bIns="45720" anchor="t" anchorCtr="0">
-                          <a:noAutofit/>
-                        </wps:bodyPr>
-                      </wps:wsp>
-                    </wpg:wgp>
-                  </a:graphicData>
-                </a:graphic>
-              </wp:anchor>
-            </w:drawing>
-          </mc:Choice>
-          <mc:Fallback>
-            <w:pict>
-              <v:group id="_x0000_s1026" o:spid="_x0000_s1026" o:spt="203" style="position:absolute;left:0pt;margin-left:-30pt;margin-top:388.5pt;height:216.65pt;width:520.5pt;mso-position-horizontal-relative:margin;z-index:251667456;mso-width-relative:page;mso-height-relative:page;" coordorigin="-2020,-83764" coordsize="7009022,2099566" o:gfxdata="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">
-                <o:lock v:ext="edit" aspectratio="f"/>
-                <v:shape id="文本框 2" o:spid="_x0000_s1026" o:spt="202" type="#_x0000_t202" style="position:absolute;left:59244;top:201153;height:1814649;width:6856478;" filled="f" stroked="f" coordsize="21600,21600" o:gfxdata="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">
-                  <v:fill on="f" focussize="0,0"/>
-                  <v:stroke on="f" miterlimit="8" joinstyle="miter"/>
-                  <v:imagedata o:title=""/>
-                  <o:lock v:ext="edit" aspectratio="f"/>
-                  <v:textbox>
-                    <w:txbxContent>
-                      <w:p>
-                        <w:pPr>
-                          <w:adjustRightInd w:val="0"/>
-                          <w:snapToGrid w:val="0"/>
-                          <w:spacing w:line="440" w:lineRule="exact"/>
-                          <w:rPr>
-                            <w:rFonts w:eastAsia="微软雅黑"/>
-                            <w:b/>
-                            <w:bCs/>
-                            <w:sz w:val="22"/>
-                          </w:rPr>
-                        </w:pPr>
-                        <w:r>
-                          <w:rPr>
-                            <w:rFonts w:hint="eastAsia" w:eastAsia="微软雅黑"/>
-                            <w:b/>
-                            <w:bCs/>
-                            <w:sz w:val="22"/>
-                          </w:rPr>
-                          <w:t xml:space="preserve">研究生阶段： </w:t>
-                        </w:r>
-                      </w:p>
-                      <w:p>
-                        <w:pPr>
-                          <w:numPr>
-                            <w:ilvl w:val="0"/>
-                            <w:numId w:val="1"/>
-                          </w:numPr>
-                          <w:adjustRightInd w:val="0"/>
-                          <w:snapToGrid w:val="0"/>
-                          <w:spacing w:line="440" w:lineRule="exact"/>
-                          <w:rPr>
-                            <w:rFonts w:eastAsia="微软雅黑"/>
-                            <w:sz w:val="22"/>
-                          </w:rPr>
-                        </w:pPr>
-                        <w:r>
-                          <w:rPr>
-                            <w:rFonts w:hint="eastAsia" w:eastAsia="微软雅黑"/>
-                            <w:sz w:val="22"/>
-                          </w:rPr>
-                          <w:t>电子科技大学优秀研究生</w:t>
-                        </w:r>
-                        <w:r>
-                          <w:rPr>
-                            <w:rFonts w:eastAsia="微软雅黑"/>
-                            <w:sz w:val="22"/>
-                          </w:rPr>
-                          <w:tab/>
-                        </w:r>
-                        <w:r>
-                          <w:rPr>
-                            <w:rFonts w:eastAsia="微软雅黑"/>
-                            <w:sz w:val="22"/>
-                          </w:rPr>
-                          <w:tab/>
-                        </w:r>
-                        <w:r>
-                          <w:rPr>
-                            <w:rFonts w:eastAsia="微软雅黑"/>
-                            <w:sz w:val="22"/>
-                          </w:rPr>
-                          <w:tab/>
-                        </w:r>
-                        <w:r>
-                          <w:rPr>
-                            <w:rFonts w:eastAsia="微软雅黑"/>
-                            <w:sz w:val="22"/>
-                          </w:rPr>
-                          <w:tab/>
-                        </w:r>
-                        <w:r>
-                          <w:rPr>
-                            <w:rFonts w:eastAsia="微软雅黑"/>
-                            <w:sz w:val="22"/>
-                          </w:rPr>
-                          <w:tab/>
-                        </w:r>
-                        <w:r>
-                          <w:rPr>
-                            <w:rFonts w:eastAsia="微软雅黑"/>
-                            <w:sz w:val="22"/>
-                          </w:rPr>
-                          <w:tab/>
-                        </w:r>
-                        <w:r>
-                          <w:rPr>
-                            <w:rFonts w:eastAsia="微软雅黑"/>
-                            <w:sz w:val="22"/>
-                          </w:rPr>
-                          <w:tab/>
-                        </w:r>
-                        <w:r>
-                          <w:rPr>
-                            <w:rFonts w:eastAsia="微软雅黑"/>
-                            <w:sz w:val="22"/>
-                          </w:rPr>
-                          <w:tab/>
-                        </w:r>
-                        <w:r>
-                          <w:rPr>
-                            <w:rFonts w:eastAsia="微软雅黑"/>
-                            <w:sz w:val="22"/>
-                          </w:rPr>
-                          <w:tab/>
-                        </w:r>
-                        <w:r>
-                          <w:rPr>
-                            <w:rFonts w:eastAsia="微软雅黑"/>
-                            <w:sz w:val="22"/>
-                          </w:rPr>
-                          <w:tab/>
-                        </w:r>
-                        <w:r>
-                          <w:rPr>
-                            <w:rFonts w:eastAsia="微软雅黑"/>
-                            <w:sz w:val="22"/>
-                          </w:rPr>
-                          <w:tab/>
-                        </w:r>
-                        <w:r>
-                          <w:rPr>
-                            <w:rFonts w:eastAsia="微软雅黑"/>
-                            <w:sz w:val="22"/>
-                          </w:rPr>
-                          <w:tab/>
-                        </w:r>
-                        <w:r>
-                          <w:rPr>
-                            <w:rFonts w:eastAsia="微软雅黑"/>
-                            <w:sz w:val="22"/>
-                          </w:rPr>
-                          <w:tab/>
-                        </w:r>
-                        <w:r>
-                          <w:rPr>
-                            <w:rFonts w:eastAsia="微软雅黑"/>
-                            <w:sz w:val="22"/>
-                          </w:rPr>
-                          <w:tab/>
-                        </w:r>
-                        <w:r>
-                          <w:rPr>
-                            <w:rFonts w:eastAsia="微软雅黑"/>
-                            <w:sz w:val="22"/>
-                          </w:rPr>
-                          <w:tab/>
-                        </w:r>
-                        <w:r>
-                          <w:rPr>
-                            <w:rFonts w:eastAsia="微软雅黑"/>
-                            <w:sz w:val="22"/>
-                          </w:rPr>
-                          <w:tab/>
-                        </w:r>
-                        <w:r>
-                          <w:rPr>
-                            <w:rFonts w:hint="eastAsia" w:eastAsia="微软雅黑"/>
-                            <w:sz w:val="22"/>
-                          </w:rPr>
-                          <w:t>202</w:t>
-                        </w:r>
-                        <w:r>
-                          <w:rPr>
-                            <w:rFonts w:eastAsia="微软雅黑"/>
-                            <w:sz w:val="22"/>
-                          </w:rPr>
-                          <w:t>4</w:t>
-                        </w:r>
-                      </w:p>
-                      <w:p>
-                        <w:pPr>
-                          <w:numPr>
-                            <w:ilvl w:val="0"/>
-                            <w:numId w:val="1"/>
-                          </w:numPr>
-                          <w:adjustRightInd w:val="0"/>
-                          <w:snapToGrid w:val="0"/>
-                          <w:spacing w:line="440" w:lineRule="exact"/>
-                          <w:rPr>
-                            <w:rFonts w:eastAsia="微软雅黑"/>
-                            <w:sz w:val="22"/>
-                          </w:rPr>
-                        </w:pPr>
-                        <w:r>
-                          <w:rPr>
-                            <w:rFonts w:hint="eastAsia" w:eastAsia="微软雅黑"/>
-                            <w:sz w:val="22"/>
-                          </w:rPr>
-                          <w:t>第十七届“挑战杯”全国三等奖</w:t>
-                        </w:r>
-                        <w:r>
-                          <w:rPr>
-                            <w:rFonts w:eastAsia="微软雅黑"/>
-                            <w:sz w:val="22"/>
-                          </w:rPr>
-                          <w:tab/>
-                        </w:r>
-                        <w:r>
-                          <w:rPr>
-                            <w:rFonts w:eastAsia="微软雅黑"/>
-                            <w:sz w:val="22"/>
-                          </w:rPr>
-                          <w:tab/>
-                        </w:r>
-                        <w:r>
-                          <w:rPr>
-                            <w:rFonts w:eastAsia="微软雅黑"/>
-                            <w:sz w:val="22"/>
-                          </w:rPr>
-                          <w:tab/>
-                        </w:r>
-                        <w:r>
-                          <w:rPr>
-                            <w:rFonts w:eastAsia="微软雅黑"/>
-                            <w:sz w:val="22"/>
-                          </w:rPr>
-                          <w:tab/>
-                        </w:r>
-                        <w:r>
-                          <w:rPr>
-                            <w:rFonts w:eastAsia="微软雅黑"/>
-                            <w:sz w:val="22"/>
-                          </w:rPr>
-                          <w:tab/>
-                        </w:r>
-                        <w:r>
-                          <w:rPr>
-                            <w:rFonts w:eastAsia="微软雅黑"/>
-                            <w:sz w:val="22"/>
-                          </w:rPr>
-                          <w:tab/>
-                        </w:r>
-                        <w:r>
-                          <w:rPr>
-                            <w:rFonts w:eastAsia="微软雅黑"/>
-                            <w:sz w:val="22"/>
-                          </w:rPr>
-                          <w:tab/>
-                        </w:r>
-                        <w:r>
-                          <w:rPr>
-                            <w:rFonts w:eastAsia="微软雅黑"/>
-                            <w:sz w:val="22"/>
-                          </w:rPr>
-                          <w:tab/>
-                        </w:r>
-                        <w:r>
-                          <w:rPr>
-                            <w:rFonts w:eastAsia="微软雅黑"/>
-                            <w:sz w:val="22"/>
-                          </w:rPr>
-                          <w:tab/>
-                        </w:r>
-                        <w:r>
-                          <w:rPr>
-                            <w:rFonts w:eastAsia="微软雅黑"/>
-                            <w:sz w:val="22"/>
-                          </w:rPr>
-                          <w:tab/>
-                        </w:r>
-                        <w:r>
-                          <w:rPr>
-                            <w:rFonts w:eastAsia="微软雅黑"/>
-                            <w:sz w:val="22"/>
-                          </w:rPr>
-                          <w:tab/>
-                        </w:r>
-                        <w:r>
-                          <w:rPr>
-                            <w:rFonts w:eastAsia="微软雅黑"/>
-                            <w:sz w:val="22"/>
-                          </w:rPr>
-                          <w:tab/>
-                        </w:r>
-                        <w:r>
-                          <w:rPr>
-                            <w:rFonts w:eastAsia="微软雅黑"/>
-                            <w:sz w:val="22"/>
-                          </w:rPr>
-                          <w:tab/>
-                        </w:r>
-                        <w:r>
-                          <w:rPr>
-                            <w:rFonts w:eastAsia="微软雅黑"/>
-                            <w:sz w:val="22"/>
-                          </w:rPr>
-                          <w:tab/>
-                        </w:r>
-                        <w:r>
-                          <w:rPr>
-                            <w:rFonts w:hint="eastAsia" w:eastAsia="微软雅黑"/>
-                            <w:sz w:val="22"/>
-                          </w:rPr>
-                          <w:t>2023</w:t>
-                        </w:r>
-                      </w:p>
-                      <w:p>
-                        <w:pPr>
-                          <w:numPr>
-                            <w:ilvl w:val="0"/>
-                            <w:numId w:val="1"/>
-                          </w:numPr>
-                          <w:adjustRightInd w:val="0"/>
-                          <w:snapToGrid w:val="0"/>
-                          <w:spacing w:line="440" w:lineRule="exact"/>
-                          <w:rPr>
-                            <w:rFonts w:eastAsia="微软雅黑"/>
-                            <w:sz w:val="22"/>
-                          </w:rPr>
-                        </w:pPr>
-                        <w:r>
-                          <w:rPr>
-                            <w:rFonts w:hint="eastAsia" w:eastAsia="微软雅黑"/>
-                            <w:sz w:val="22"/>
-                          </w:rPr>
-                          <w:t>全国研究生电子设计竞赛全国二等奖</w:t>
-                        </w:r>
-                        <w:r>
-                          <w:rPr>
-                            <w:rFonts w:eastAsia="微软雅黑"/>
-                            <w:sz w:val="22"/>
-                          </w:rPr>
-                          <w:tab/>
-                        </w:r>
-                        <w:r>
-                          <w:rPr>
-                            <w:rFonts w:eastAsia="微软雅黑"/>
-                            <w:sz w:val="22"/>
-                          </w:rPr>
-                          <w:tab/>
-                        </w:r>
-                        <w:r>
-                          <w:rPr>
-                            <w:rFonts w:eastAsia="微软雅黑"/>
-                            <w:sz w:val="22"/>
-                          </w:rPr>
-                          <w:tab/>
-                        </w:r>
-                        <w:r>
-                          <w:rPr>
-                            <w:rFonts w:eastAsia="微软雅黑"/>
-                            <w:sz w:val="22"/>
-                          </w:rPr>
-                          <w:tab/>
-                        </w:r>
-                        <w:r>
-                          <w:rPr>
-                            <w:rFonts w:eastAsia="微软雅黑"/>
-                            <w:sz w:val="22"/>
-                          </w:rPr>
-                          <w:tab/>
-                        </w:r>
-                        <w:r>
-                          <w:rPr>
-                            <w:rFonts w:eastAsia="微软雅黑"/>
-                            <w:sz w:val="22"/>
-                          </w:rPr>
-                          <w:tab/>
-                        </w:r>
-                        <w:r>
-                          <w:rPr>
-                            <w:rFonts w:eastAsia="微软雅黑"/>
-                            <w:sz w:val="22"/>
-                          </w:rPr>
-                          <w:tab/>
-                        </w:r>
-                        <w:r>
-                          <w:rPr>
-                            <w:rFonts w:eastAsia="微软雅黑"/>
-                            <w:sz w:val="22"/>
-                          </w:rPr>
-                          <w:tab/>
-                        </w:r>
-                        <w:r>
-                          <w:rPr>
-                            <w:rFonts w:eastAsia="微软雅黑"/>
-                            <w:sz w:val="22"/>
-                          </w:rPr>
-                          <w:tab/>
-                        </w:r>
-                        <w:r>
-                          <w:rPr>
-                            <w:rFonts w:eastAsia="微软雅黑"/>
-                            <w:sz w:val="22"/>
-                          </w:rPr>
-                          <w:tab/>
-                        </w:r>
-                        <w:r>
-                          <w:rPr>
-                            <w:rFonts w:eastAsia="微软雅黑"/>
-                            <w:sz w:val="22"/>
-                          </w:rPr>
-                          <w:tab/>
-                        </w:r>
-                        <w:r>
-                          <w:rPr>
-                            <w:rFonts w:eastAsia="微软雅黑"/>
-                            <w:sz w:val="22"/>
-                          </w:rPr>
-                          <w:tab/>
-                        </w:r>
-                        <w:r>
-                          <w:rPr>
-                            <w:rFonts w:eastAsia="微软雅黑"/>
-                            <w:sz w:val="22"/>
-                          </w:rPr>
-                          <w:tab/>
-                        </w:r>
-                        <w:r>
-                          <w:rPr>
-                            <w:rFonts w:hint="eastAsia" w:eastAsia="微软雅黑"/>
-                            <w:sz w:val="22"/>
-                          </w:rPr>
-                          <w:t>2022</w:t>
-                        </w:r>
-                      </w:p>
-                      <w:p>
-                        <w:pPr>
-                          <w:numPr>
-                            <w:ilvl w:val="0"/>
-                            <w:numId w:val="1"/>
-                          </w:numPr>
-                          <w:adjustRightInd w:val="0"/>
-                          <w:snapToGrid w:val="0"/>
-                          <w:spacing w:line="440" w:lineRule="exact"/>
-                          <w:rPr>
-                            <w:rFonts w:eastAsia="微软雅黑"/>
-                            <w:sz w:val="22"/>
-                          </w:rPr>
-                        </w:pPr>
-                        <w:r>
-                          <w:rPr>
-                            <w:rFonts w:hint="eastAsia" w:eastAsia="微软雅黑"/>
-                            <w:sz w:val="22"/>
-                          </w:rPr>
-                          <w:t>研究生一等奖学金2次</w:t>
-                        </w:r>
-                        <w:r>
-                          <w:rPr>
-                            <w:rFonts w:eastAsia="微软雅黑"/>
-                            <w:sz w:val="22"/>
-                          </w:rPr>
-                          <w:tab/>
-                        </w:r>
-                        <w:r>
-                          <w:rPr>
-                            <w:rFonts w:eastAsia="微软雅黑"/>
-                            <w:sz w:val="22"/>
-                          </w:rPr>
-                          <w:tab/>
-                        </w:r>
-                        <w:r>
-                          <w:rPr>
-                            <w:rFonts w:eastAsia="微软雅黑"/>
-                            <w:sz w:val="22"/>
-                          </w:rPr>
-                          <w:tab/>
-                        </w:r>
-                        <w:r>
-                          <w:rPr>
-                            <w:rFonts w:eastAsia="微软雅黑"/>
-                            <w:sz w:val="22"/>
-                          </w:rPr>
-                          <w:tab/>
-                        </w:r>
-                        <w:r>
-                          <w:rPr>
-                            <w:rFonts w:eastAsia="微软雅黑"/>
-                            <w:sz w:val="22"/>
-                          </w:rPr>
-                          <w:tab/>
-                        </w:r>
-                        <w:r>
-                          <w:rPr>
-                            <w:rFonts w:eastAsia="微软雅黑"/>
-                            <w:sz w:val="22"/>
-                          </w:rPr>
-                          <w:tab/>
-                        </w:r>
-                        <w:r>
-                          <w:rPr>
-                            <w:rFonts w:eastAsia="微软雅黑"/>
-                            <w:sz w:val="22"/>
-                          </w:rPr>
-                          <w:tab/>
-                        </w:r>
-                        <w:r>
-                          <w:rPr>
-                            <w:rFonts w:eastAsia="微软雅黑"/>
-                            <w:sz w:val="22"/>
-                          </w:rPr>
-                          <w:tab/>
-                        </w:r>
-                        <w:r>
-                          <w:rPr>
-                            <w:rFonts w:eastAsia="微软雅黑"/>
-                            <w:sz w:val="22"/>
-                          </w:rPr>
-                          <w:tab/>
-                        </w:r>
-                        <w:r>
-                          <w:rPr>
-                            <w:rFonts w:eastAsia="微软雅黑"/>
-                            <w:sz w:val="22"/>
-                          </w:rPr>
-                          <w:tab/>
-                        </w:r>
-                        <w:r>
-                          <w:rPr>
-                            <w:rFonts w:eastAsia="微软雅黑"/>
-                            <w:sz w:val="22"/>
-                          </w:rPr>
-                          <w:tab/>
-                        </w:r>
-                        <w:r>
-                          <w:rPr>
-                            <w:rFonts w:eastAsia="微软雅黑"/>
-                            <w:sz w:val="22"/>
-                          </w:rPr>
-                          <w:tab/>
-                        </w:r>
-                        <w:r>
-                          <w:rPr>
-                            <w:rFonts w:eastAsia="微软雅黑"/>
-                            <w:sz w:val="22"/>
-                          </w:rPr>
-                          <w:tab/>
-                        </w:r>
-                        <w:r>
-                          <w:rPr>
-                            <w:rFonts w:eastAsia="微软雅黑"/>
-                            <w:sz w:val="22"/>
-                          </w:rPr>
-                          <w:tab/>
-                        </w:r>
-                        <w:r>
-                          <w:rPr>
-                            <w:rFonts w:eastAsia="微软雅黑"/>
-                            <w:sz w:val="22"/>
-                          </w:rPr>
-                          <w:tab/>
-                        </w:r>
-                        <w:r>
-                          <w:rPr>
-                            <w:rFonts w:hint="eastAsia" w:eastAsia="微软雅黑"/>
-                            <w:sz w:val="22"/>
-                          </w:rPr>
-                          <w:t>20</w:t>
-                        </w:r>
-                        <w:r>
-                          <w:rPr>
-                            <w:rFonts w:eastAsia="微软雅黑"/>
-                            <w:sz w:val="22"/>
-                          </w:rPr>
-                          <w:t>22-2023</w:t>
-                        </w:r>
-                      </w:p>
-                      <w:p>
-                        <w:pPr>
-                          <w:adjustRightInd w:val="0"/>
-                          <w:snapToGrid w:val="0"/>
-                          <w:spacing w:line="440" w:lineRule="exact"/>
-                          <w:rPr>
-                            <w:rFonts w:eastAsia="微软雅黑"/>
-                            <w:b/>
-                            <w:bCs/>
-                            <w:sz w:val="22"/>
-                          </w:rPr>
-                        </w:pPr>
-                        <w:r>
-                          <w:rPr>
-                            <w:rFonts w:hint="eastAsia" w:eastAsia="微软雅黑"/>
-                            <w:b/>
-                            <w:bCs/>
-                            <w:sz w:val="22"/>
-                          </w:rPr>
-                          <w:t xml:space="preserve">本科阶段： </w:t>
-                        </w:r>
-                      </w:p>
-                      <w:p>
-                        <w:pPr>
-                          <w:pStyle w:val="9"/>
-                          <w:numPr>
-                            <w:ilvl w:val="0"/>
-                            <w:numId w:val="1"/>
-                          </w:numPr>
-                          <w:adjustRightInd w:val="0"/>
-                          <w:snapToGrid w:val="0"/>
-                          <w:spacing w:line="440" w:lineRule="exact"/>
-                          <w:ind w:firstLineChars="0"/>
-                          <w:rPr>
-                            <w:rFonts w:eastAsia="微软雅黑"/>
-                            <w:sz w:val="22"/>
-                          </w:rPr>
-                        </w:pPr>
-                        <w:r>
-                          <w:rPr>
-                            <w:rFonts w:hint="eastAsia" w:eastAsia="微软雅黑"/>
-                            <w:sz w:val="22"/>
-                          </w:rPr>
-                          <w:t>电子科技大学优秀毕业生</w:t>
-                        </w:r>
-                        <w:r>
-                          <w:rPr>
-                            <w:rFonts w:eastAsia="微软雅黑"/>
-                            <w:sz w:val="22"/>
-                          </w:rPr>
-                          <w:tab/>
-                        </w:r>
-                        <w:r>
-                          <w:rPr>
-                            <w:rFonts w:eastAsia="微软雅黑"/>
-                            <w:sz w:val="22"/>
-                          </w:rPr>
-                          <w:tab/>
-                        </w:r>
-                        <w:r>
-                          <w:rPr>
-                            <w:rFonts w:eastAsia="微软雅黑"/>
-                            <w:sz w:val="22"/>
-                          </w:rPr>
-                          <w:tab/>
-                        </w:r>
-                        <w:r>
-                          <w:rPr>
-                            <w:rFonts w:eastAsia="微软雅黑"/>
-                            <w:sz w:val="22"/>
-                          </w:rPr>
-                          <w:tab/>
-                        </w:r>
-                        <w:r>
-                          <w:rPr>
-                            <w:rFonts w:eastAsia="微软雅黑"/>
-                            <w:sz w:val="22"/>
-                          </w:rPr>
-                          <w:tab/>
-                        </w:r>
-                        <w:r>
-                          <w:rPr>
-                            <w:rFonts w:eastAsia="微软雅黑"/>
-                            <w:sz w:val="22"/>
-                          </w:rPr>
-                          <w:tab/>
-                        </w:r>
-                        <w:r>
-                          <w:rPr>
-                            <w:rFonts w:eastAsia="微软雅黑"/>
-                            <w:sz w:val="22"/>
-                          </w:rPr>
-                          <w:tab/>
-                        </w:r>
-                        <w:r>
-                          <w:rPr>
-                            <w:rFonts w:eastAsia="微软雅黑"/>
-                            <w:sz w:val="22"/>
-                          </w:rPr>
-                          <w:tab/>
-                        </w:r>
-                        <w:r>
-                          <w:rPr>
-                            <w:rFonts w:eastAsia="微软雅黑"/>
-                            <w:sz w:val="22"/>
-                          </w:rPr>
-                          <w:tab/>
-                        </w:r>
-                        <w:r>
-                          <w:rPr>
-                            <w:rFonts w:eastAsia="微软雅黑"/>
-                            <w:sz w:val="22"/>
-                          </w:rPr>
-                          <w:tab/>
-                        </w:r>
-                        <w:r>
-                          <w:rPr>
-                            <w:rFonts w:eastAsia="微软雅黑"/>
-                            <w:sz w:val="22"/>
-                          </w:rPr>
-                          <w:tab/>
-                        </w:r>
-                        <w:r>
-                          <w:rPr>
-                            <w:rFonts w:eastAsia="微软雅黑"/>
-                            <w:sz w:val="22"/>
-                          </w:rPr>
-                          <w:tab/>
-                        </w:r>
-                        <w:r>
-                          <w:rPr>
-                            <w:rFonts w:eastAsia="微软雅黑"/>
-                            <w:sz w:val="22"/>
-                          </w:rPr>
-                          <w:tab/>
-                        </w:r>
-                        <w:r>
-                          <w:rPr>
-                            <w:rFonts w:eastAsia="微软雅黑"/>
-                            <w:sz w:val="22"/>
-                          </w:rPr>
-                          <w:tab/>
-                        </w:r>
-                        <w:r>
-                          <w:rPr>
-                            <w:rFonts w:eastAsia="微软雅黑"/>
-                            <w:sz w:val="22"/>
-                          </w:rPr>
-                          <w:tab/>
-                        </w:r>
-                        <w:r>
-                          <w:rPr>
-                            <w:rFonts w:eastAsia="微软雅黑"/>
-                            <w:sz w:val="22"/>
-                          </w:rPr>
-                          <w:tab/>
-                        </w:r>
-                        <w:r>
-                          <w:rPr>
-                            <w:rFonts w:hint="eastAsia" w:eastAsia="微软雅黑"/>
-                            <w:sz w:val="22"/>
-                          </w:rPr>
-                          <w:t>2021</w:t>
-                        </w:r>
-                      </w:p>
-                      <w:p>
-                        <w:pPr>
-                          <w:numPr>
-                            <w:ilvl w:val="0"/>
-                            <w:numId w:val="1"/>
-                          </w:numPr>
-                          <w:adjustRightInd w:val="0"/>
-                          <w:snapToGrid w:val="0"/>
-                          <w:spacing w:line="440" w:lineRule="exact"/>
-                          <w:rPr>
-                            <w:rFonts w:eastAsia="微软雅黑"/>
-                            <w:sz w:val="22"/>
-                          </w:rPr>
-                        </w:pPr>
-                        <w:r>
-                          <w:rPr>
-                            <w:rFonts w:hint="eastAsia" w:eastAsia="微软雅黑"/>
-                            <w:sz w:val="22"/>
-                          </w:rPr>
-                          <w:t>本科生一等奖学金3次</w:t>
-                        </w:r>
-                        <w:r>
-                          <w:rPr>
-                            <w:rFonts w:eastAsia="微软雅黑"/>
-                            <w:sz w:val="22"/>
-                          </w:rPr>
-                          <w:tab/>
-                        </w:r>
-                        <w:r>
-                          <w:rPr>
-                            <w:rFonts w:eastAsia="微软雅黑"/>
-                            <w:sz w:val="22"/>
-                          </w:rPr>
-                          <w:tab/>
-                        </w:r>
-                        <w:r>
-                          <w:rPr>
-                            <w:rFonts w:eastAsia="微软雅黑"/>
-                            <w:sz w:val="22"/>
-                          </w:rPr>
-                          <w:tab/>
-                        </w:r>
-                        <w:r>
-                          <w:rPr>
-                            <w:rFonts w:eastAsia="微软雅黑"/>
-                            <w:sz w:val="22"/>
-                          </w:rPr>
-                          <w:tab/>
-                        </w:r>
-                        <w:r>
-                          <w:rPr>
-                            <w:rFonts w:eastAsia="微软雅黑"/>
-                            <w:sz w:val="22"/>
-                          </w:rPr>
-                          <w:tab/>
-                        </w:r>
-                        <w:r>
-                          <w:rPr>
-                            <w:rFonts w:eastAsia="微软雅黑"/>
-                            <w:sz w:val="22"/>
-                          </w:rPr>
-                          <w:tab/>
-                        </w:r>
-                        <w:r>
-                          <w:rPr>
-                            <w:rFonts w:eastAsia="微软雅黑"/>
-                            <w:sz w:val="22"/>
-                          </w:rPr>
-                          <w:tab/>
-                        </w:r>
-                        <w:r>
-                          <w:rPr>
-                            <w:rFonts w:eastAsia="微软雅黑"/>
-                            <w:sz w:val="22"/>
-                          </w:rPr>
-                          <w:tab/>
-                        </w:r>
-                        <w:r>
-                          <w:rPr>
-                            <w:rFonts w:eastAsia="微软雅黑"/>
-                            <w:sz w:val="22"/>
-                          </w:rPr>
-                          <w:tab/>
-                        </w:r>
-                        <w:r>
-                          <w:rPr>
-                            <w:rFonts w:eastAsia="微软雅黑"/>
-                            <w:sz w:val="22"/>
-                          </w:rPr>
-                          <w:tab/>
-                        </w:r>
-                        <w:r>
-                          <w:rPr>
-                            <w:rFonts w:eastAsia="微软雅黑"/>
-                            <w:sz w:val="22"/>
-                          </w:rPr>
-                          <w:tab/>
-                        </w:r>
-                        <w:r>
-                          <w:rPr>
-                            <w:rFonts w:eastAsia="微软雅黑"/>
-                            <w:sz w:val="22"/>
-                          </w:rPr>
-                          <w:tab/>
-                        </w:r>
-                        <w:r>
-                          <w:rPr>
-                            <w:rFonts w:eastAsia="微软雅黑"/>
-                            <w:sz w:val="22"/>
-                          </w:rPr>
-                          <w:tab/>
-                        </w:r>
-                        <w:r>
-                          <w:rPr>
-                            <w:rFonts w:eastAsia="微软雅黑"/>
-                            <w:sz w:val="22"/>
-                          </w:rPr>
-                          <w:tab/>
-                        </w:r>
-                        <w:r>
-                          <w:rPr>
-                            <w:rFonts w:eastAsia="微软雅黑"/>
-                            <w:sz w:val="22"/>
-                          </w:rPr>
-                          <w:tab/>
-                        </w:r>
-                        <w:r>
-                          <w:rPr>
-                            <w:rFonts w:hint="eastAsia" w:eastAsia="微软雅黑"/>
-                            <w:sz w:val="22"/>
-                          </w:rPr>
-                          <w:t>2017–2021</w:t>
-                        </w:r>
-                      </w:p>
-                    </w:txbxContent>
-                  </v:textbox>
-                </v:shape>
-                <v:rect id="_x0000_s1026" o:spid="_x0000_s1026" o:spt="1" style="position:absolute;left:95002;top:235906;height:13962;width:6912000;v-text-anchor:middle;" fillcolor="#B4C7E7 [1304]" filled="t" stroked="f" coordsize="21600,21600" o:gfxdata="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">
-                  <v:fill on="t" focussize="0,0"/>
-                  <v:stroke on="f" weight="1pt" miterlimit="8" joinstyle="miter"/>
-                  <v:imagedata o:title=""/>
-                  <o:lock v:ext="edit" aspectratio="f"/>
-                </v:rect>
-                <v:shape id="文本框 2" o:spid="_x0000_s1026" o:spt="202" type="#_x0000_t202" style="position:absolute;left:-2020;top:-83764;height:328104;width:6976825;" filled="f" stroked="f" coordsize="21600,21600" o:gfxdata="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">
-                  <v:fill on="f" focussize="0,0"/>
-                  <v:stroke on="f" miterlimit="8" joinstyle="miter"/>
-                  <v:imagedata o:title=""/>
-                  <o:lock v:ext="edit" aspectratio="f"/>
-                  <v:textbox>
-                    <w:txbxContent>
-                      <w:p>
-                        <w:pPr>
-                          <w:adjustRightInd w:val="0"/>
-                          <w:snapToGrid w:val="0"/>
-                          <w:rPr>
-                            <w:rFonts w:ascii="微软雅黑" w:hAnsi="微软雅黑" w:eastAsia="微软雅黑"/>
-                            <w:b/>
-                            <w:color w:val="2F5597" w:themeColor="accent5" w:themeShade="BF"/>
-                            <w:sz w:val="28"/>
-                            <w:szCs w:val="24"/>
-                          </w:rPr>
-                        </w:pPr>
-                        <w:r>
-                          <w:rPr>
-                            <w:rFonts w:hint="eastAsia" w:ascii="微软雅黑" w:hAnsi="微软雅黑" w:eastAsia="微软雅黑"/>
-                            <w:b/>
-                            <w:color w:val="2F5597" w:themeColor="accent5" w:themeShade="BF"/>
-                            <w:sz w:val="28"/>
-                            <w:szCs w:val="24"/>
-                          </w:rPr>
-                          <w:t>奖项荣誉</w:t>
-                        </w:r>
-                      </w:p>
-                    </w:txbxContent>
-                  </v:textbox>
-                </v:shape>
-              </v:group>
-            </w:pict>
-          </mc:Fallback>
-        </mc:AlternateContent>
-      </w:r>
-      <w:r>
-        <mc:AlternateContent>
-          <mc:Choice Requires="wpg">
-            <w:drawing>
               <wp:anchor distT="0" distB="0" distL="114300" distR="114300" simplePos="0" relativeHeight="251659264" behindDoc="0" locked="0" layoutInCell="1" allowOverlap="1">
                 <wp:simplePos x="0" y="0"/>
                 <wp:positionH relativeFrom="margin">
                   <wp:posOffset>-315595</wp:posOffset>
                 </wp:positionH>
                 <wp:positionV relativeFrom="margin">
-                  <wp:posOffset>2409825</wp:posOffset>
+                  <wp:posOffset>4667250</wp:posOffset>
                 </wp:positionV>
                 <wp:extent cx="6817995" cy="2538095"/>
                 <wp:effectExtent l="0" t="0" r="1905" b="0"/>
@@ -6109,7 +4114,7 @@
                                 <w:pStyle w:val="9"/>
                                 <w:numPr>
                                   <w:ilvl w:val="0"/>
-                                  <w:numId w:val="2"/>
+                                  <w:numId w:val="1"/>
                                 </w:numPr>
                                 <w:adjustRightInd w:val="0"/>
                                 <w:snapToGrid w:val="0"/>
@@ -6146,7 +4151,7 @@
                                 <w:pStyle w:val="9"/>
                                 <w:numPr>
                                   <w:ilvl w:val="0"/>
-                                  <w:numId w:val="2"/>
+                                  <w:numId w:val="1"/>
                                 </w:numPr>
                                 <w:adjustRightInd w:val="0"/>
                                 <w:snapToGrid w:val="0"/>
@@ -6183,7 +4188,7 @@
                                 <w:pStyle w:val="9"/>
                                 <w:numPr>
                                   <w:ilvl w:val="0"/>
-                                  <w:numId w:val="2"/>
+                                  <w:numId w:val="1"/>
                                 </w:numPr>
                                 <w:adjustRightInd w:val="0"/>
                                 <w:snapToGrid w:val="0"/>
@@ -6220,7 +4225,7 @@
                                 <w:pStyle w:val="9"/>
                                 <w:numPr>
                                   <w:ilvl w:val="0"/>
-                                  <w:numId w:val="2"/>
+                                  <w:numId w:val="1"/>
                                 </w:numPr>
                                 <w:adjustRightInd w:val="0"/>
                                 <w:snapToGrid w:val="0"/>
@@ -6257,7 +4262,7 @@
                                 <w:pStyle w:val="9"/>
                                 <w:numPr>
                                   <w:ilvl w:val="0"/>
-                                  <w:numId w:val="2"/>
+                                  <w:numId w:val="1"/>
                                 </w:numPr>
                                 <w:adjustRightInd w:val="0"/>
                                 <w:snapToGrid w:val="0"/>
@@ -6394,7 +4399,7 @@
           </mc:Choice>
           <mc:Fallback>
             <w:pict>
-              <v:group id="_x0000_s1026" o:spid="_x0000_s1026" o:spt="203" style="position:absolute;left:0pt;margin-left:-24.85pt;margin-top:189.75pt;height:199.85pt;width:536.85pt;mso-position-horizontal-relative:margin;mso-position-vertical-relative:margin;z-index:251659264;mso-width-relative:page;mso-height-relative:page;" coordorigin="-46060,-106330" coordsize="6819890,2538326" o:gfxdata="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">
+              <v:group id="_x0000_s1026" o:spid="_x0000_s1026" o:spt="203" style="position:absolute;left:0pt;margin-left:-24.85pt;margin-top:367.5pt;height:199.85pt;width:536.85pt;mso-position-horizontal-relative:margin;mso-position-vertical-relative:margin;z-index:251659264;mso-width-relative:page;mso-height-relative:page;" coordorigin="-46060,-106330" coordsize="6819890,2538326" o:gfxdata="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">
                 <o:lock v:ext="edit" aspectratio="f"/>
                 <v:shape id="文本框 2" o:spid="_x0000_s1026" o:spt="202" type="#_x0000_t202" style="position:absolute;left:-42246;top:298882;height:2133114;width:6816076;" filled="f" stroked="f" coordsize="21600,21600" o:gfxdata="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">
                   <v:fill on="f" focussize="0,0"/>
@@ -6408,7 +4413,7 @@
                           <w:pStyle w:val="9"/>
                           <w:numPr>
                             <w:ilvl w:val="0"/>
-                            <w:numId w:val="2"/>
+                            <w:numId w:val="1"/>
                           </w:numPr>
                           <w:adjustRightInd w:val="0"/>
                           <w:snapToGrid w:val="0"/>
@@ -6445,7 +4450,7 @@
                           <w:pStyle w:val="9"/>
                           <w:numPr>
                             <w:ilvl w:val="0"/>
-                            <w:numId w:val="2"/>
+                            <w:numId w:val="1"/>
                           </w:numPr>
                           <w:adjustRightInd w:val="0"/>
                           <w:snapToGrid w:val="0"/>
@@ -6482,7 +4487,7 @@
                           <w:pStyle w:val="9"/>
                           <w:numPr>
                             <w:ilvl w:val="0"/>
-                            <w:numId w:val="2"/>
+                            <w:numId w:val="1"/>
                           </w:numPr>
                           <w:adjustRightInd w:val="0"/>
                           <w:snapToGrid w:val="0"/>
@@ -6519,7 +4524,7 @@
                           <w:pStyle w:val="9"/>
                           <w:numPr>
                             <w:ilvl w:val="0"/>
-                            <w:numId w:val="2"/>
+                            <w:numId w:val="1"/>
                           </w:numPr>
                           <w:adjustRightInd w:val="0"/>
                           <w:snapToGrid w:val="0"/>
@@ -6556,7 +4561,7 @@
                           <w:pStyle w:val="9"/>
                           <w:numPr>
                             <w:ilvl w:val="0"/>
-                            <w:numId w:val="2"/>
+                            <w:numId w:val="1"/>
                           </w:numPr>
                           <w:adjustRightInd w:val="0"/>
                           <w:snapToGrid w:val="0"/>
@@ -6635,6 +4640,8 @@
           </mc:Fallback>
         </mc:AlternateContent>
       </w:r>
+      <w:bookmarkStart w:id="0" w:name="_GoBack"/>
+      <w:bookmarkEnd w:id="0"/>
       <w:r>
         <mc:AlternateContent>
           <mc:Choice Requires="wps">
@@ -6647,7 +4654,7 @@
                 <wp:positionV relativeFrom="paragraph">
                   <wp:posOffset>121285</wp:posOffset>
                 </wp:positionV>
-                <wp:extent cx="6797675" cy="2524125"/>
+                <wp:extent cx="6797675" cy="3724275"/>
                 <wp:effectExtent l="0" t="0" r="0" b="0"/>
                 <wp:wrapNone/>
                 <wp:docPr id="12" name="文本框 2"/>
@@ -6661,7 +4668,7 @@
                       <wps:spPr bwMode="auto">
                         <a:xfrm>
                           <a:off x="0" y="0"/>
-                          <a:ext cx="6797675" cy="2524125"/>
+                          <a:ext cx="6797675" cy="3724275"/>
                         </a:xfrm>
                         <a:prstGeom prst="rect">
                           <a:avLst/>
@@ -6685,7 +4692,6 @@
                                 <w:b/>
                                 <w:bCs/>
                                 <w:color w:val="365F91"/>
-                                <w:sz w:val="22"/>
                                 <w:szCs w:val="21"/>
                               </w:rPr>
                             </w:pPr>
@@ -6698,227 +4704,50 @@
                                 <w:sz w:val="24"/>
                                 <w:szCs w:val="21"/>
                               </w:rPr>
-                              <w:t xml:space="preserve">信号反射模式分析 </w:t>
+                              <w:t xml:space="preserve">工程数字化知识问答系统                                                </w:t>
+                            </w:r>
+                          </w:p>
+                          <w:p>
+                            <w:pPr>
+                              <w:adjustRightInd w:val="0"/>
+                              <w:snapToGrid w:val="0"/>
+                              <w:ind w:left="1050" w:hanging="1051" w:hangingChars="500"/>
+                              <w:jc w:val="left"/>
+                              <w:rPr>
+                                <w:rFonts w:eastAsia="微软雅黑"/>
+                                <w:bCs/>
+                                <w:kern w:val="24"/>
+                                <w:szCs w:val="21"/>
+                              </w:rPr>
+                            </w:pPr>
+                            <w:r>
+                              <w:rPr>
+                                <w:rFonts w:hint="eastAsia" w:eastAsia="微软雅黑"/>
+                                <w:b/>
+                                <w:bCs/>
+                                <w:kern w:val="24"/>
+                                <w:szCs w:val="21"/>
+                              </w:rPr>
+                              <w:t>技术栈</w:t>
                             </w:r>
                             <w:r>
                               <w:rPr>
                                 <w:rFonts w:eastAsia="微软雅黑"/>
                                 <w:b/>
                                 <w:bCs/>
-                                <w:color w:val="365F91"/>
-                                <w:sz w:val="24"/>
+                                <w:kern w:val="24"/>
                                 <w:szCs w:val="21"/>
                               </w:rPr>
-                              <w:t xml:space="preserve">    </w:t>
+                              <w:t>：</w:t>
                             </w:r>
                             <w:r>
                               <w:rPr>
-                                <w:rFonts w:eastAsia="微软雅黑"/>
-                                <w:b/>
+                                <w:rFonts w:hint="eastAsia" w:eastAsia="微软雅黑"/>
                                 <w:bCs/>
-                                <w:color w:val="365F91"/>
-                                <w:sz w:val="24"/>
+                                <w:kern w:val="24"/>
                                 <w:szCs w:val="21"/>
                               </w:rPr>
-                              <w:tab/>
-                            </w:r>
-                            <w:r>
-                              <w:rPr>
-                                <w:rFonts w:eastAsia="微软雅黑"/>
-                                <w:b/>
-                                <w:bCs/>
-                                <w:color w:val="365F91"/>
-                                <w:sz w:val="24"/>
-                                <w:szCs w:val="21"/>
-                              </w:rPr>
-                              <w:tab/>
-                            </w:r>
-                            <w:r>
-                              <w:rPr>
-                                <w:rFonts w:eastAsia="微软雅黑"/>
-                                <w:b/>
-                                <w:bCs/>
-                                <w:color w:val="365F91"/>
-                                <w:sz w:val="24"/>
-                                <w:szCs w:val="21"/>
-                              </w:rPr>
-                              <w:tab/>
-                            </w:r>
-                            <w:r>
-                              <w:rPr>
-                                <w:rFonts w:eastAsia="微软雅黑"/>
-                                <w:b/>
-                                <w:bCs/>
-                                <w:color w:val="365F91"/>
-                                <w:sz w:val="24"/>
-                                <w:szCs w:val="21"/>
-                              </w:rPr>
-                              <w:tab/>
-                            </w:r>
-                            <w:r>
-                              <w:rPr>
-                                <w:rFonts w:eastAsia="微软雅黑"/>
-                                <w:b/>
-                                <w:bCs/>
-                                <w:color w:val="365F91"/>
-                                <w:sz w:val="24"/>
-                                <w:szCs w:val="21"/>
-                              </w:rPr>
-                              <w:tab/>
-                            </w:r>
-                            <w:r>
-                              <w:rPr>
-                                <w:rFonts w:eastAsia="微软雅黑"/>
-                                <w:b/>
-                                <w:bCs/>
-                                <w:color w:val="365F91"/>
-                                <w:sz w:val="24"/>
-                                <w:szCs w:val="21"/>
-                              </w:rPr>
-                              <w:tab/>
-                            </w:r>
-                            <w:r>
-                              <w:rPr>
-                                <w:rFonts w:eastAsia="微软雅黑"/>
-                                <w:b/>
-                                <w:bCs/>
-                                <w:color w:val="365F91"/>
-                                <w:sz w:val="24"/>
-                                <w:szCs w:val="21"/>
-                              </w:rPr>
-                              <w:tab/>
-                            </w:r>
-                            <w:r>
-                              <w:rPr>
-                                <w:rFonts w:eastAsia="微软雅黑"/>
-                                <w:b/>
-                                <w:bCs/>
-                                <w:color w:val="365F91"/>
-                                <w:sz w:val="24"/>
-                                <w:szCs w:val="21"/>
-                              </w:rPr>
-                              <w:tab/>
-                            </w:r>
-                            <w:r>
-                              <w:rPr>
-                                <w:rFonts w:eastAsia="微软雅黑"/>
-                                <w:b/>
-                                <w:bCs/>
-                                <w:color w:val="365F91"/>
-                                <w:sz w:val="24"/>
-                                <w:szCs w:val="21"/>
-                              </w:rPr>
-                              <w:tab/>
-                            </w:r>
-                            <w:r>
-                              <w:rPr>
-                                <w:rFonts w:eastAsia="微软雅黑"/>
-                                <w:b/>
-                                <w:bCs/>
-                                <w:color w:val="365F91"/>
-                                <w:sz w:val="24"/>
-                                <w:szCs w:val="21"/>
-                              </w:rPr>
-                              <w:tab/>
-                            </w:r>
-                            <w:r>
-                              <w:rPr>
-                                <w:rFonts w:eastAsia="微软雅黑"/>
-                                <w:b/>
-                                <w:bCs/>
-                                <w:color w:val="365F91"/>
-                                <w:sz w:val="24"/>
-                                <w:szCs w:val="21"/>
-                              </w:rPr>
-                              <w:tab/>
-                            </w:r>
-                            <w:r>
-                              <w:rPr>
-                                <w:rFonts w:eastAsia="微软雅黑"/>
-                                <w:b/>
-                                <w:bCs/>
-                                <w:color w:val="365F91"/>
-                                <w:sz w:val="24"/>
-                                <w:szCs w:val="21"/>
-                              </w:rPr>
-                              <w:tab/>
-                            </w:r>
-                            <w:r>
-                              <w:rPr>
-                                <w:rFonts w:eastAsia="微软雅黑"/>
-                                <w:b/>
-                                <w:bCs/>
-                                <w:color w:val="365F91"/>
-                                <w:sz w:val="24"/>
-                                <w:szCs w:val="21"/>
-                              </w:rPr>
-                              <w:tab/>
-                            </w:r>
-                            <w:r>
-                              <w:rPr>
-                                <w:rFonts w:eastAsia="微软雅黑"/>
-                                <w:b/>
-                                <w:bCs/>
-                                <w:color w:val="365F91"/>
-                                <w:sz w:val="24"/>
-                                <w:szCs w:val="21"/>
-                              </w:rPr>
-                              <w:t xml:space="preserve"> </w:t>
-                            </w:r>
-                            <w:r>
-                              <w:rPr>
-                                <w:rFonts w:eastAsia="微软雅黑"/>
-                                <w:b/>
-                                <w:bCs/>
-                                <w:color w:val="365F91"/>
-                                <w:sz w:val="24"/>
-                                <w:szCs w:val="21"/>
-                              </w:rPr>
-                              <w:tab/>
-                            </w:r>
-                            <w:r>
-                              <w:rPr>
-                                <w:rFonts w:eastAsia="微软雅黑"/>
-                                <w:b/>
-                                <w:bCs/>
-                                <w:color w:val="365F91"/>
-                                <w:sz w:val="24"/>
-                                <w:szCs w:val="21"/>
-                              </w:rPr>
-                              <w:tab/>
-                            </w:r>
-                            <w:r>
-                              <w:rPr>
-                                <w:rFonts w:eastAsia="微软雅黑"/>
-                                <w:b/>
-                                <w:bCs/>
-                                <w:color w:val="365F91"/>
-                                <w:sz w:val="24"/>
-                                <w:szCs w:val="21"/>
-                              </w:rPr>
-                              <w:tab/>
-                            </w:r>
-                            <w:r>
-                              <w:rPr>
-                                <w:rFonts w:eastAsia="微软雅黑"/>
-                                <w:b/>
-                                <w:bCs/>
-                                <w:color w:val="365F91"/>
-                                <w:sz w:val="24"/>
-                                <w:szCs w:val="21"/>
-                              </w:rPr>
-                              <w:tab/>
-                            </w:r>
-                            <w:r>
-                              <w:rPr>
-                                <w:rFonts w:eastAsia="微软雅黑"/>
-                                <w:b/>
-                                <w:bCs/>
-                                <w:color w:val="365F91"/>
-                                <w:sz w:val="24"/>
-                                <w:szCs w:val="21"/>
-                              </w:rPr>
-                              <w:t xml:space="preserve"> </w:t>
+                              <w:t>pring Boot、LangChain4j、Python、DeepSeekOCR、bge-m3、Qdrant、Vue3、Three.js。</w:t>
                             </w:r>
                           </w:p>
                           <w:p>
@@ -6957,11 +4786,22 @@
                             <w:r>
                               <w:rPr>
                                 <w:rFonts w:hint="eastAsia" w:eastAsia="微软雅黑"/>
+                                <w:b w:val="0"/>
+                                <w:bCs w:val="0"/>
+                                <w:kern w:val="24"/>
+                                <w:szCs w:val="21"/>
+                                <w:lang w:val="en-US" w:eastAsia="zh-CN"/>
+                              </w:rPr>
+                              <w:t>面向企业内部工程规范与技术资料构建的知识检索与问答平台，形成“文档治理→向量索引→召回重排 →生成回答”的标准化 RAG 工程链路，并实现大型三维模型的轻量化浏览</w:t>
+                            </w:r>
+                            <w:r>
+                              <w:rPr>
+                                <w:rFonts w:hint="eastAsia" w:eastAsia="微软雅黑"/>
                                 <w:bCs/>
                                 <w:kern w:val="24"/>
                                 <w:szCs w:val="21"/>
                               </w:rPr>
-                              <w:t>针对复杂多源地下信号中“高维特征难提取、样本稀缺、反演多解性强”等问题，构建“物理模型 + 神经网络”双驱动框架，通过引入先验约束与主动学习策略，提高参数预测的稳定性。</w:t>
+                              <w:t>。</w:t>
                             </w:r>
                           </w:p>
                           <w:p>
@@ -6991,7 +4831,7 @@
                             <w:pPr>
                               <w:adjustRightInd w:val="0"/>
                               <w:snapToGrid w:val="0"/>
-                              <w:ind w:left="315" w:hanging="315" w:hangingChars="150"/>
+                              <w:ind w:left="210" w:hanging="210" w:hangingChars="100"/>
                               <w:jc w:val="left"/>
                               <w:rPr>
                                 <w:rFonts w:eastAsia="微软雅黑"/>
@@ -7024,18 +4864,66 @@
                                 <w:bCs/>
                                 <w:kern w:val="24"/>
                                 <w:szCs w:val="21"/>
+                                <w:lang w:val="en-US" w:eastAsia="zh-CN"/>
                               </w:rPr>
-                              <w:t>引入大核注意力机制，扩大模型对多角度叠前信号的有效感受野，提升高维特征提取能力。</w:t>
+                              <w:t>文档治理</w:t>
+                            </w:r>
+                            <w:r>
+                              <w:rPr>
+                                <w:rFonts w:hint="eastAsia" w:eastAsia="微软雅黑"/>
+                                <w:bCs/>
+                                <w:kern w:val="24"/>
+                                <w:szCs w:val="21"/>
+                              </w:rPr>
+                              <w:t>：基于DeepSeek OCR处理</w:t>
+                            </w:r>
+                            <w:r>
+                              <w:rPr>
+                                <w:rFonts w:hint="eastAsia" w:eastAsia="微软雅黑"/>
+                                <w:bCs/>
+                                <w:kern w:val="24"/>
+                                <w:szCs w:val="21"/>
+                                <w:lang w:val="en-US" w:eastAsia="zh-CN"/>
+                              </w:rPr>
+                              <w:t>工业规范</w:t>
+                            </w:r>
+                            <w:r>
+                              <w:rPr>
+                                <w:rFonts w:hint="eastAsia" w:eastAsia="微软雅黑"/>
+                                <w:bCs/>
+                                <w:kern w:val="24"/>
+                                <w:szCs w:val="21"/>
+                              </w:rPr>
+                              <w:t>，按章节/条文进行chunking</w:t>
+                            </w:r>
+                            <w:r>
+                              <w:rPr>
+                                <w:rFonts w:hint="eastAsia" w:eastAsia="微软雅黑"/>
+                                <w:bCs/>
+                                <w:kern w:val="24"/>
+                                <w:szCs w:val="21"/>
+                                <w:lang w:val="en-US" w:eastAsia="zh-CN"/>
+                              </w:rPr>
+                              <w:t>切分</w:t>
+                            </w:r>
+                            <w:r>
+                              <w:rPr>
+                                <w:rFonts w:hint="eastAsia" w:eastAsia="微软雅黑"/>
+                                <w:bCs/>
+                                <w:kern w:val="24"/>
+                                <w:szCs w:val="21"/>
+                              </w:rPr>
+                              <w:t>，形成可追溯的结构化知识单元。</w:t>
                             </w:r>
                           </w:p>
                           <w:p>
                             <w:pPr>
                               <w:adjustRightInd w:val="0"/>
                               <w:snapToGrid w:val="0"/>
-                              <w:ind w:left="315" w:hanging="315" w:hangingChars="150"/>
+                              <w:ind w:left="210" w:hanging="210" w:hangingChars="100"/>
                               <w:jc w:val="left"/>
                               <w:rPr>
-                                <w:rFonts w:eastAsia="微软雅黑"/>
+                                <w:rFonts w:hint="eastAsia" w:eastAsia="微软雅黑"/>
                                 <w:bCs/>
                                 <w:kern w:val="24"/>
                                 <w:szCs w:val="21"/>
@@ -7066,20 +4954,21 @@
                                 <w:kern w:val="24"/>
                                 <w:szCs w:val="21"/>
                               </w:rPr>
-                              <w:t>构建物理属性约束网络，将反射传播等物理方程纳入训练过程，降低参数反演的多解性。</w:t>
+                              <w:t>RAG应用：基于LangChain4j实现 embedding（bge-m3）与向量检索（Qdrant），针对工程场景短 Query引入HyDE提升召回稳定性。</w:t>
                             </w:r>
                           </w:p>
                           <w:p>
                             <w:pPr>
                               <w:adjustRightInd w:val="0"/>
                               <w:snapToGrid w:val="0"/>
-                              <w:ind w:left="315" w:hanging="315" w:hangingChars="150"/>
+                              <w:ind w:left="210" w:hanging="210" w:hangingChars="100"/>
                               <w:jc w:val="left"/>
                               <w:rPr>
-                                <w:rFonts w:eastAsia="微软雅黑"/>
+                                <w:rFonts w:hint="default" w:eastAsia="微软雅黑"/>
                                 <w:bCs/>
                                 <w:kern w:val="24"/>
                                 <w:szCs w:val="21"/>
+                                <w:lang w:val="en-US" w:eastAsia="zh-CN"/>
                               </w:rPr>
                             </w:pPr>
                             <w:r>
@@ -7107,7 +4996,69 @@
                                 <w:kern w:val="24"/>
                                 <w:szCs w:val="21"/>
                               </w:rPr>
-                              <w:t>基于物理正演模型与主动学习的样本扩充策略，在标签有限的条件下有效提升模型泛化性能。</w:t>
+                              <w:t>重排与可解释检索</w:t>
+                            </w:r>
+                            <w:r>
+                              <w:rPr>
+                                <w:rFonts w:hint="eastAsia" w:eastAsia="微软雅黑"/>
+                                <w:bCs/>
+                                <w:kern w:val="24"/>
+                                <w:szCs w:val="21"/>
+                                <w:lang w:val="en-US" w:eastAsia="zh-CN"/>
+                              </w:rPr>
+                              <w:t>: 结合 Cross-Encoder Reranking 优化条文级排序，并保留命中文档片段与来源位置，支持结果核验</w:t>
+                            </w:r>
+                          </w:p>
+                          <w:p>
+                            <w:pPr>
+                              <w:adjustRightInd w:val="0"/>
+                              <w:snapToGrid w:val="0"/>
+                              <w:ind w:left="210" w:hanging="210" w:hangingChars="100"/>
+                              <w:jc w:val="left"/>
+                              <w:rPr>
+                                <w:rFonts w:eastAsia="微软雅黑"/>
+                                <w:bCs/>
+                                <w:kern w:val="24"/>
+                                <w:szCs w:val="21"/>
+                              </w:rPr>
+                            </w:pPr>
+                            <w:r>
+                              <w:rPr>
+                                <w:rFonts w:hint="eastAsia" w:eastAsia="微软雅黑"/>
+                                <w:bCs/>
+                                <w:kern w:val="24"/>
+                                <w:szCs w:val="21"/>
+                                <w:lang w:val="en-US" w:eastAsia="zh-CN"/>
+                              </w:rPr>
+                              <w:t>4</w:t>
+                            </w:r>
+                            <w:r>
+                              <w:rPr>
+                                <w:rFonts w:eastAsia="微软雅黑"/>
+                                <w:bCs/>
+                                <w:kern w:val="24"/>
+                                <w:szCs w:val="21"/>
+                              </w:rPr>
+                              <w:t xml:space="preserve">. </w:t>
+                            </w:r>
+                            <w:r>
+                              <w:rPr>
+                                <w:rFonts w:hint="eastAsia" w:eastAsia="微软雅黑"/>
+                                <w:bCs/>
+                                <w:kern w:val="24"/>
+                                <w:szCs w:val="21"/>
+                                <w:lang w:val="en-US" w:eastAsia="zh-CN"/>
+                              </w:rPr>
+                              <w:t>模型</w:t>
+                            </w:r>
+                            <w:r>
+                              <w:rPr>
+                                <w:rFonts w:hint="eastAsia" w:eastAsia="微软雅黑"/>
+                                <w:bCs/>
+                                <w:kern w:val="24"/>
+                                <w:szCs w:val="21"/>
+                              </w:rPr>
+                              <w:t>三维展示：在WebGL场景中采用构件实例化复用方式进行模型渲染，降低重复几何加载成本，整体渲染性能提升约 300%。</w:t>
                             </w:r>
                           </w:p>
                           <w:p>
@@ -7115,11 +5066,11 @@
                               <w:adjustRightInd w:val="0"/>
                               <w:snapToGrid w:val="0"/>
                               <w:ind w:left="1050" w:hanging="1051" w:hangingChars="500"/>
+                              <w:jc w:val="left"/>
                               <w:rPr>
                                 <w:rFonts w:eastAsia="微软雅黑"/>
                                 <w:bCs/>
                                 <w:kern w:val="24"/>
-                                <w:sz w:val="16"/>
                                 <w:szCs w:val="21"/>
                               </w:rPr>
                             </w:pPr>
@@ -7130,7 +5081,7 @@
                                 <w:kern w:val="24"/>
                                 <w:szCs w:val="21"/>
                               </w:rPr>
-                              <w:t>项目成果</w:t>
+                              <w:t>项目成果：</w:t>
                             </w:r>
                             <w:r>
                               <w:rPr>
@@ -7139,9 +5090,24 @@
                                 <w:kern w:val="24"/>
                                 <w:szCs w:val="21"/>
                               </w:rPr>
-                              <w:t>：相关研究申请专利3项（国内2项、美国1项），发表 SCI 论文1篇、会议论文1篇，并已集成至国内大型反演软件落地应用；相关算法作为核心技术支撑获“研电赛”全国二等奖和“挑战杯”全国三等奖</w:t>
+                              <w:t>平台已投入使用，用于规范工程文档的智能查询与大型三维模型轻量化浏览。</w:t>
                             </w:r>
                           </w:p>
+                          <w:p>
+                            <w:pPr>
+                              <w:adjustRightInd w:val="0"/>
+                              <w:snapToGrid w:val="0"/>
+                              <w:ind w:left="800" w:hanging="800" w:hangingChars="500"/>
+                              <w:rPr>
+                                <w:rFonts w:eastAsia="微软雅黑"/>
+                                <w:bCs/>
+                                <w:kern w:val="24"/>
+                                <w:sz w:val="16"/>
+                                <w:szCs w:val="21"/>
+                              </w:rPr>
+                            </w:pPr>
+                          </w:p>
+                          <w:p/>
                         </w:txbxContent>
                       </wps:txbx>
                       <wps:bodyPr rot="0" vert="horz" wrap="square" lIns="91440" tIns="45720" rIns="91440" bIns="45720" anchor="t" anchorCtr="0">
@@ -7155,7 +5121,7 @@
           </mc:Choice>
           <mc:Fallback>
             <w:pict>
-              <v:shape id="文本框 2" o:spid="_x0000_s1026" o:spt="202" type="#_x0000_t202" style="position:absolute;left:0pt;margin-left:-23.15pt;margin-top:9.55pt;height:198.75pt;width:535.25pt;mso-position-horizontal-relative:margin;z-index:251666432;mso-width-relative:page;mso-height-relative:page;" filled="f" stroked="f" coordsize="21600,21600" o:gfxdata="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">
+              <v:shape id="文本框 2" o:spid="_x0000_s1026" o:spt="202" type="#_x0000_t202" style="position:absolute;left:0pt;margin-left:-23.15pt;margin-top:9.55pt;height:293.25pt;width:535.25pt;mso-position-horizontal-relative:margin;z-index:251666432;mso-width-relative:page;mso-height-relative:page;" filled="f" stroked="f" coordsize="21600,21600" o:gfxdata="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">
                 <v:fill on="f" focussize="0,0"/>
                 <v:stroke on="f" miterlimit="8" joinstyle="miter"/>
                 <v:imagedata o:title=""/>
@@ -7173,7 +5139,6 @@
                           <w:b/>
                           <w:bCs/>
                           <w:color w:val="365F91"/>
-                          <w:sz w:val="22"/>
                           <w:szCs w:val="21"/>
                         </w:rPr>
                       </w:pPr>
@@ -7186,227 +5151,50 @@
                           <w:sz w:val="24"/>
                           <w:szCs w:val="21"/>
                         </w:rPr>
-                        <w:t xml:space="preserve">信号反射模式分析 </w:t>
+                        <w:t xml:space="preserve">工程数字化知识问答系统                                                </w:t>
+                      </w:r>
+                    </w:p>
+                    <w:p>
+                      <w:pPr>
+                        <w:adjustRightInd w:val="0"/>
+                        <w:snapToGrid w:val="0"/>
+                        <w:ind w:left="1050" w:hanging="1051" w:hangingChars="500"/>
+                        <w:jc w:val="left"/>
+                        <w:rPr>
+                          <w:rFonts w:eastAsia="微软雅黑"/>
+                          <w:bCs/>
+                          <w:kern w:val="24"/>
+                          <w:szCs w:val="21"/>
+                        </w:rPr>
+                      </w:pPr>
+                      <w:r>
+                        <w:rPr>
+                          <w:rFonts w:hint="eastAsia" w:eastAsia="微软雅黑"/>
+                          <w:b/>
+                          <w:bCs/>
+                          <w:kern w:val="24"/>
+                          <w:szCs w:val="21"/>
+                        </w:rPr>
+                        <w:t>技术栈</w:t>
                       </w:r>
                       <w:r>
                         <w:rPr>
                           <w:rFonts w:eastAsia="微软雅黑"/>
                           <w:b/>
                           <w:bCs/>
-                          <w:color w:val="365F91"/>
-                          <w:sz w:val="24"/>
+                          <w:kern w:val="24"/>
                           <w:szCs w:val="21"/>
                         </w:rPr>
-                        <w:t xml:space="preserve">    </w:t>
+                        <w:t>：</w:t>
                       </w:r>
                       <w:r>
                         <w:rPr>
-                          <w:rFonts w:eastAsia="微软雅黑"/>
-                          <w:b/>
+                          <w:rFonts w:hint="eastAsia" w:eastAsia="微软雅黑"/>
                           <w:bCs/>
-                          <w:color w:val="365F91"/>
-                          <w:sz w:val="24"/>
+                          <w:kern w:val="24"/>
                           <w:szCs w:val="21"/>
                         </w:rPr>
-                        <w:tab/>
-                      </w:r>
-                      <w:r>
-                        <w:rPr>
-                          <w:rFonts w:eastAsia="微软雅黑"/>
-                          <w:b/>
-                          <w:bCs/>
-                          <w:color w:val="365F91"/>
-                          <w:sz w:val="24"/>
-                          <w:szCs w:val="21"/>
-                        </w:rPr>
-                        <w:tab/>
-                      </w:r>
-                      <w:r>
-                        <w:rPr>
-                          <w:rFonts w:eastAsia="微软雅黑"/>
-                          <w:b/>
-                          <w:bCs/>
-                          <w:color w:val="365F91"/>
-                          <w:sz w:val="24"/>
-                          <w:szCs w:val="21"/>
-                        </w:rPr>
-                        <w:tab/>
-                      </w:r>
-                      <w:r>
-                        <w:rPr>
-                          <w:rFonts w:eastAsia="微软雅黑"/>
-                          <w:b/>
-                          <w:bCs/>
-                          <w:color w:val="365F91"/>
-                          <w:sz w:val="24"/>
-                          <w:szCs w:val="21"/>
-                        </w:rPr>
-                        <w:tab/>
-                      </w:r>
-                      <w:r>
-                        <w:rPr>
-                          <w:rFonts w:eastAsia="微软雅黑"/>
-                          <w:b/>
-                          <w:bCs/>
-                          <w:color w:val="365F91"/>
-                          <w:sz w:val="24"/>
-                          <w:szCs w:val="21"/>
-                        </w:rPr>
-                        <w:tab/>
-                      </w:r>
-                      <w:r>
-                        <w:rPr>
-                          <w:rFonts w:eastAsia="微软雅黑"/>
-                          <w:b/>
-                          <w:bCs/>
-                          <w:color w:val="365F91"/>
-                          <w:sz w:val="24"/>
-                          <w:szCs w:val="21"/>
-                        </w:rPr>
-                        <w:tab/>
-                      </w:r>
-                      <w:r>
-                        <w:rPr>
-                          <w:rFonts w:eastAsia="微软雅黑"/>
-                          <w:b/>
-                          <w:bCs/>
-                          <w:color w:val="365F91"/>
-                          <w:sz w:val="24"/>
-                          <w:szCs w:val="21"/>
-                        </w:rPr>
-                        <w:tab/>
-                      </w:r>
-                      <w:r>
-                        <w:rPr>
-                          <w:rFonts w:eastAsia="微软雅黑"/>
-                          <w:b/>
-                          <w:bCs/>
-                          <w:color w:val="365F91"/>
-                          <w:sz w:val="24"/>
-                          <w:szCs w:val="21"/>
-                        </w:rPr>
-                        <w:tab/>
-                      </w:r>
-                      <w:r>
-                        <w:rPr>
-                          <w:rFonts w:eastAsia="微软雅黑"/>
-                          <w:b/>
-                          <w:bCs/>
-                          <w:color w:val="365F91"/>
-                          <w:sz w:val="24"/>
-                          <w:szCs w:val="21"/>
-                        </w:rPr>
-                        <w:tab/>
-                      </w:r>
-                      <w:r>
-                        <w:rPr>
-                          <w:rFonts w:eastAsia="微软雅黑"/>
-                          <w:b/>
-                          <w:bCs/>
-                          <w:color w:val="365F91"/>
-                          <w:sz w:val="24"/>
-                          <w:szCs w:val="21"/>
-                        </w:rPr>
-                        <w:tab/>
-                      </w:r>
-                      <w:r>
-                        <w:rPr>
-                          <w:rFonts w:eastAsia="微软雅黑"/>
-                          <w:b/>
-                          <w:bCs/>
-                          <w:color w:val="365F91"/>
-                          <w:sz w:val="24"/>
-                          <w:szCs w:val="21"/>
-                        </w:rPr>
-                        <w:tab/>
-                      </w:r>
-                      <w:r>
-                        <w:rPr>
-                          <w:rFonts w:eastAsia="微软雅黑"/>
-                          <w:b/>
-                          <w:bCs/>
-                          <w:color w:val="365F91"/>
-                          <w:sz w:val="24"/>
-                          <w:szCs w:val="21"/>
-                        </w:rPr>
-                        <w:tab/>
-                      </w:r>
-                      <w:r>
-                        <w:rPr>
-                          <w:rFonts w:eastAsia="微软雅黑"/>
-                          <w:b/>
-                          <w:bCs/>
-                          <w:color w:val="365F91"/>
-                          <w:sz w:val="24"/>
-                          <w:szCs w:val="21"/>
-                        </w:rPr>
-                        <w:tab/>
-                      </w:r>
-                      <w:r>
-                        <w:rPr>
-                          <w:rFonts w:eastAsia="微软雅黑"/>
-                          <w:b/>
-                          <w:bCs/>
-                          <w:color w:val="365F91"/>
-                          <w:sz w:val="24"/>
-                          <w:szCs w:val="21"/>
-                        </w:rPr>
-                        <w:t xml:space="preserve"> </w:t>
-                      </w:r>
-                      <w:r>
-                        <w:rPr>
-                          <w:rFonts w:eastAsia="微软雅黑"/>
-                          <w:b/>
-                          <w:bCs/>
-                          <w:color w:val="365F91"/>
-                          <w:sz w:val="24"/>
-                          <w:szCs w:val="21"/>
-                        </w:rPr>
-                        <w:tab/>
-                      </w:r>
-                      <w:r>
-                        <w:rPr>
-                          <w:rFonts w:eastAsia="微软雅黑"/>
-                          <w:b/>
-                          <w:bCs/>
-                          <w:color w:val="365F91"/>
-                          <w:sz w:val="24"/>
-                          <w:szCs w:val="21"/>
-                        </w:rPr>
-                        <w:tab/>
-                      </w:r>
-                      <w:r>
-                        <w:rPr>
-                          <w:rFonts w:eastAsia="微软雅黑"/>
-                          <w:b/>
-                          <w:bCs/>
-                          <w:color w:val="365F91"/>
-                          <w:sz w:val="24"/>
-                          <w:szCs w:val="21"/>
-                        </w:rPr>
-                        <w:tab/>
-                      </w:r>
-                      <w:r>
-                        <w:rPr>
-                          <w:rFonts w:eastAsia="微软雅黑"/>
-                          <w:b/>
-                          <w:bCs/>
-                          <w:color w:val="365F91"/>
-                          <w:sz w:val="24"/>
-                          <w:szCs w:val="21"/>
-                        </w:rPr>
-                        <w:tab/>
-                      </w:r>
-                      <w:r>
-                        <w:rPr>
-                          <w:rFonts w:eastAsia="微软雅黑"/>
-                          <w:b/>
-                          <w:bCs/>
-                          <w:color w:val="365F91"/>
-                          <w:sz w:val="24"/>
-                          <w:szCs w:val="21"/>
-                        </w:rPr>
-                        <w:t xml:space="preserve"> </w:t>
+                        <w:t>pring Boot、LangChain4j、Python、DeepSeekOCR、bge-m3、Qdrant、Vue3、Three.js。</w:t>
                       </w:r>
                     </w:p>
                     <w:p>
@@ -7445,11 +5233,22 @@
                       <w:r>
                         <w:rPr>
                           <w:rFonts w:hint="eastAsia" w:eastAsia="微软雅黑"/>
+                          <w:b w:val="0"/>
+                          <w:bCs w:val="0"/>
+                          <w:kern w:val="24"/>
+                          <w:szCs w:val="21"/>
+                          <w:lang w:val="en-US" w:eastAsia="zh-CN"/>
+                        </w:rPr>
+                        <w:t>面向企业内部工程规范与技术资料构建的知识检索与问答平台，形成“文档治理→向量索引→召回重排 →生成回答”的标准化 RAG 工程链路，并实现大型三维模型的轻量化浏览</w:t>
+                      </w:r>
+                      <w:r>
+                        <w:rPr>
+                          <w:rFonts w:hint="eastAsia" w:eastAsia="微软雅黑"/>
                           <w:bCs/>
                           <w:kern w:val="24"/>
                           <w:szCs w:val="21"/>
                         </w:rPr>
-                        <w:t>针对复杂多源地下信号中“高维特征难提取、样本稀缺、反演多解性强”等问题，构建“物理模型 + 神经网络”双驱动框架，通过引入先验约束与主动学习策略，提高参数预测的稳定性。</w:t>
+                        <w:t>。</w:t>
                       </w:r>
                     </w:p>
                     <w:p>
@@ -7479,7 +5278,7 @@
                       <w:pPr>
                         <w:adjustRightInd w:val="0"/>
                         <w:snapToGrid w:val="0"/>
-                        <w:ind w:left="315" w:hanging="315" w:hangingChars="150"/>
+                        <w:ind w:left="210" w:hanging="210" w:hangingChars="100"/>
                         <w:jc w:val="left"/>
                         <w:rPr>
                           <w:rFonts w:eastAsia="微软雅黑"/>
@@ -7512,18 +5311,66 @@
                           <w:bCs/>
                           <w:kern w:val="24"/>
                           <w:szCs w:val="21"/>
+                          <w:lang w:val="en-US" w:eastAsia="zh-CN"/>
                         </w:rPr>
-                        <w:t>引入大核注意力机制，扩大模型对多角度叠前信号的有效感受野，提升高维特征提取能力。</w:t>
+                        <w:t>文档治理</w:t>
+                      </w:r>
+                      <w:r>
+                        <w:rPr>
+                          <w:rFonts w:hint="eastAsia" w:eastAsia="微软雅黑"/>
+                          <w:bCs/>
+                          <w:kern w:val="24"/>
+                          <w:szCs w:val="21"/>
+                        </w:rPr>
+                        <w:t>：基于DeepSeek OCR处理</w:t>
+                      </w:r>
+                      <w:r>
+                        <w:rPr>
+                          <w:rFonts w:hint="eastAsia" w:eastAsia="微软雅黑"/>
+                          <w:bCs/>
+                          <w:kern w:val="24"/>
+                          <w:szCs w:val="21"/>
+                          <w:lang w:val="en-US" w:eastAsia="zh-CN"/>
+                        </w:rPr>
+                        <w:t>工业规范</w:t>
+                      </w:r>
+                      <w:r>
+                        <w:rPr>
+                          <w:rFonts w:hint="eastAsia" w:eastAsia="微软雅黑"/>
+                          <w:bCs/>
+                          <w:kern w:val="24"/>
+                          <w:szCs w:val="21"/>
+                        </w:rPr>
+                        <w:t>，按章节/条文进行chunking</w:t>
+                      </w:r>
+                      <w:r>
+                        <w:rPr>
+                          <w:rFonts w:hint="eastAsia" w:eastAsia="微软雅黑"/>
+                          <w:bCs/>
+                          <w:kern w:val="24"/>
+                          <w:szCs w:val="21"/>
+                          <w:lang w:val="en-US" w:eastAsia="zh-CN"/>
+                        </w:rPr>
+                        <w:t>切分</w:t>
+                      </w:r>
+                      <w:r>
+                        <w:rPr>
+                          <w:rFonts w:hint="eastAsia" w:eastAsia="微软雅黑"/>
+                          <w:bCs/>
+                          <w:kern w:val="24"/>
+                          <w:szCs w:val="21"/>
+                        </w:rPr>
+                        <w:t>，形成可追溯的结构化知识单元。</w:t>
                       </w:r>
                     </w:p>
                     <w:p>
                       <w:pPr>
                         <w:adjustRightInd w:val="0"/>
                         <w:snapToGrid w:val="0"/>
-                        <w:ind w:left="315" w:hanging="315" w:hangingChars="150"/>
+                        <w:ind w:left="210" w:hanging="210" w:hangingChars="100"/>
                         <w:jc w:val="left"/>
                         <w:rPr>
-                          <w:rFonts w:eastAsia="微软雅黑"/>
+                          <w:rFonts w:hint="eastAsia" w:eastAsia="微软雅黑"/>
                           <w:bCs/>
                           <w:kern w:val="24"/>
                           <w:szCs w:val="21"/>
@@ -7554,20 +5401,21 @@
                           <w:kern w:val="24"/>
                           <w:szCs w:val="21"/>
                         </w:rPr>
-                        <w:t>构建物理属性约束网络，将反射传播等物理方程纳入训练过程，降低参数反演的多解性。</w:t>
+                        <w:t>RAG应用：基于LangChain4j实现 embedding（bge-m3）与向量检索（Qdrant），针对工程场景短 Query引入HyDE提升召回稳定性。</w:t>
                       </w:r>
                     </w:p>
                     <w:p>
                       <w:pPr>
                         <w:adjustRightInd w:val="0"/>
                         <w:snapToGrid w:val="0"/>
-                        <w:ind w:left="315" w:hanging="315" w:hangingChars="150"/>
+                        <w:ind w:left="210" w:hanging="210" w:hangingChars="100"/>
                         <w:jc w:val="left"/>
                         <w:rPr>
-                          <w:rFonts w:eastAsia="微软雅黑"/>
+                          <w:rFonts w:hint="default" w:eastAsia="微软雅黑"/>
                           <w:bCs/>
                           <w:kern w:val="24"/>
                           <w:szCs w:val="21"/>
+                          <w:lang w:val="en-US" w:eastAsia="zh-CN"/>
                         </w:rPr>
                       </w:pPr>
                       <w:r>
@@ -7595,7 +5443,69 @@
                           <w:kern w:val="24"/>
                           <w:szCs w:val="21"/>
                         </w:rPr>
-                        <w:t>基于物理正演模型与主动学习的样本扩充策略，在标签有限的条件下有效提升模型泛化性能。</w:t>
+                        <w:t>重排与可解释检索</w:t>
+                      </w:r>
+                      <w:r>
+                        <w:rPr>
+                          <w:rFonts w:hint="eastAsia" w:eastAsia="微软雅黑"/>
+                          <w:bCs/>
+                          <w:kern w:val="24"/>
+                          <w:szCs w:val="21"/>
+                          <w:lang w:val="en-US" w:eastAsia="zh-CN"/>
+                        </w:rPr>
+                        <w:t>: 结合 Cross-Encoder Reranking 优化条文级排序，并保留命中文档片段与来源位置，支持结果核验</w:t>
+                      </w:r>
+                    </w:p>
+                    <w:p>
+                      <w:pPr>
+                        <w:adjustRightInd w:val="0"/>
+                        <w:snapToGrid w:val="0"/>
+                        <w:ind w:left="210" w:hanging="210" w:hangingChars="100"/>
+                        <w:jc w:val="left"/>
+                        <w:rPr>
+                          <w:rFonts w:eastAsia="微软雅黑"/>
+                          <w:bCs/>
+                          <w:kern w:val="24"/>
+                          <w:szCs w:val="21"/>
+                        </w:rPr>
+                      </w:pPr>
+                      <w:r>
+                        <w:rPr>
+                          <w:rFonts w:hint="eastAsia" w:eastAsia="微软雅黑"/>
+                          <w:bCs/>
+                          <w:kern w:val="24"/>
+                          <w:szCs w:val="21"/>
+                          <w:lang w:val="en-US" w:eastAsia="zh-CN"/>
+                        </w:rPr>
+                        <w:t>4</w:t>
+                      </w:r>
+                      <w:r>
+                        <w:rPr>
+                          <w:rFonts w:eastAsia="微软雅黑"/>
+                          <w:bCs/>
+                          <w:kern w:val="24"/>
+                          <w:szCs w:val="21"/>
+                        </w:rPr>
+                        <w:t xml:space="preserve">. </w:t>
+                      </w:r>
+                      <w:r>
+                        <w:rPr>
+                          <w:rFonts w:hint="eastAsia" w:eastAsia="微软雅黑"/>
+                          <w:bCs/>
+                          <w:kern w:val="24"/>
+                          <w:szCs w:val="21"/>
+                          <w:lang w:val="en-US" w:eastAsia="zh-CN"/>
+                        </w:rPr>
+                        <w:t>模型</w:t>
+                      </w:r>
+                      <w:r>
+                        <w:rPr>
+                          <w:rFonts w:hint="eastAsia" w:eastAsia="微软雅黑"/>
+                          <w:bCs/>
+                          <w:kern w:val="24"/>
+                          <w:szCs w:val="21"/>
+                        </w:rPr>
+                        <w:t>三维展示：在WebGL场景中采用构件实例化复用方式进行模型渲染，降低重复几何加载成本，整体渲染性能提升约 300%。</w:t>
                       </w:r>
                     </w:p>
                     <w:p>
@@ -7603,11 +5513,11 @@
                         <w:adjustRightInd w:val="0"/>
                         <w:snapToGrid w:val="0"/>
                         <w:ind w:left="1050" w:hanging="1051" w:hangingChars="500"/>
+                        <w:jc w:val="left"/>
                         <w:rPr>
                           <w:rFonts w:eastAsia="微软雅黑"/>
                           <w:bCs/>
                           <w:kern w:val="24"/>
-                          <w:sz w:val="16"/>
                           <w:szCs w:val="21"/>
                         </w:rPr>
                       </w:pPr>
@@ -7618,7 +5528,7 @@
                           <w:kern w:val="24"/>
                           <w:szCs w:val="21"/>
                         </w:rPr>
-                        <w:t>项目成果</w:t>
+                        <w:t>项目成果：</w:t>
                       </w:r>
                       <w:r>
                         <w:rPr>
@@ -7627,9 +5537,24 @@
                           <w:kern w:val="24"/>
                           <w:szCs w:val="21"/>
                         </w:rPr>
-                        <w:t>：相关研究申请专利3项（国内2项、美国1项），发表 SCI 论文1篇、会议论文1篇，并已集成至国内大型反演软件落地应用；相关算法作为核心技术支撑获“研电赛”全国二等奖和“挑战杯”全国三等奖</w:t>
+                        <w:t>平台已投入使用，用于规范工程文档的智能查询与大型三维模型轻量化浏览。</w:t>
                       </w:r>
                     </w:p>
+                    <w:p>
+                      <w:pPr>
+                        <w:adjustRightInd w:val="0"/>
+                        <w:snapToGrid w:val="0"/>
+                        <w:ind w:left="800" w:hanging="800" w:hangingChars="500"/>
+                        <w:rPr>
+                          <w:rFonts w:eastAsia="微软雅黑"/>
+                          <w:bCs/>
+                          <w:kern w:val="24"/>
+                          <w:sz w:val="16"/>
+                          <w:szCs w:val="21"/>
+                        </w:rPr>
+                      </w:pPr>
+                    </w:p>
+                    <w:p/>
                   </w:txbxContent>
                 </v:textbox>
               </v:shape>
@@ -7777,123 +5702,7 @@
       </w:rPr>
     </w:lvl>
   </w:abstractNum>
-  <w:abstractNum w:abstractNumId="1">
-    <w:nsid w:val="68DA3596"/>
-    <w:multiLevelType w:val="multilevel"/>
-    <w:tmpl w:val="68DA3596"/>
-    <w:lvl w:ilvl="0" w:tentative="0">
-      <w:start w:val="1"/>
-      <w:numFmt w:val="bullet"/>
-      <w:lvlText w:val=""/>
-      <w:lvlJc w:val="left"/>
-      <w:pPr>
-        <w:ind w:left="420" w:hanging="420"/>
-      </w:pPr>
-      <w:rPr>
-        <w:rFonts w:hint="default" w:ascii="Wingdings" w:hAnsi="Wingdings"/>
-      </w:rPr>
-    </w:lvl>
-    <w:lvl w:ilvl="1" w:tentative="0">
-      <w:start w:val="1"/>
-      <w:numFmt w:val="bullet"/>
-      <w:lvlText w:val=""/>
-      <w:lvlJc w:val="left"/>
-      <w:pPr>
-        <w:ind w:left="840" w:hanging="420"/>
-      </w:pPr>
-      <w:rPr>
-        <w:rFonts w:hint="default" w:ascii="Wingdings" w:hAnsi="Wingdings"/>
-      </w:rPr>
-    </w:lvl>
-    <w:lvl w:ilvl="2" w:tentative="0">
-      <w:start w:val="1"/>
-      <w:numFmt w:val="bullet"/>
-      <w:lvlText w:val=""/>
-      <w:lvlJc w:val="left"/>
-      <w:pPr>
-        <w:ind w:left="1260" w:hanging="420"/>
-      </w:pPr>
-      <w:rPr>
-        <w:rFonts w:hint="default" w:ascii="Wingdings" w:hAnsi="Wingdings"/>
-      </w:rPr>
-    </w:lvl>
-    <w:lvl w:ilvl="3" w:tentative="0">
-      <w:start w:val="1"/>
-      <w:numFmt w:val="bullet"/>
-      <w:lvlText w:val=""/>
-      <w:lvlJc w:val="left"/>
-      <w:pPr>
-        <w:ind w:left="1680" w:hanging="420"/>
-      </w:pPr>
-      <w:rPr>
-        <w:rFonts w:hint="default" w:ascii="Wingdings" w:hAnsi="Wingdings"/>
-      </w:rPr>
-    </w:lvl>
-    <w:lvl w:ilvl="4" w:tentative="0">
-      <w:start w:val="1"/>
-      <w:numFmt w:val="bullet"/>
-      <w:lvlText w:val=""/>
-      <w:lvlJc w:val="left"/>
-      <w:pPr>
-        <w:ind w:left="2100" w:hanging="420"/>
-      </w:pPr>
-      <w:rPr>
-        <w:rFonts w:hint="default" w:ascii="Wingdings" w:hAnsi="Wingdings"/>
-      </w:rPr>
-    </w:lvl>
-    <w:lvl w:ilvl="5" w:tentative="0">
-      <w:start w:val="1"/>
-      <w:numFmt w:val="bullet"/>
-      <w:lvlText w:val=""/>
-      <w:lvlJc w:val="left"/>
-      <w:pPr>
-        <w:ind w:left="2520" w:hanging="420"/>
-      </w:pPr>
-      <w:rPr>
-        <w:rFonts w:hint="default" w:ascii="Wingdings" w:hAnsi="Wingdings"/>
-      </w:rPr>
-    </w:lvl>
-    <w:lvl w:ilvl="6" w:tentative="0">
-      <w:start w:val="1"/>
-      <w:numFmt w:val="bullet"/>
-      <w:lvlText w:val=""/>
-      <w:lvlJc w:val="left"/>
-      <w:pPr>
-        <w:ind w:left="2940" w:hanging="420"/>
-      </w:pPr>
-      <w:rPr>
-        <w:rFonts w:hint="default" w:ascii="Wingdings" w:hAnsi="Wingdings"/>
-      </w:rPr>
-    </w:lvl>
-    <w:lvl w:ilvl="7" w:tentative="0">
-      <w:start w:val="1"/>
-      <w:numFmt w:val="bullet"/>
-      <w:lvlText w:val=""/>
-      <w:lvlJc w:val="left"/>
-      <w:pPr>
-        <w:ind w:left="3360" w:hanging="420"/>
-      </w:pPr>
-      <w:rPr>
-        <w:rFonts w:hint="default" w:ascii="Wingdings" w:hAnsi="Wingdings"/>
-      </w:rPr>
-    </w:lvl>
-    <w:lvl w:ilvl="8" w:tentative="0">
-      <w:start w:val="1"/>
-      <w:numFmt w:val="bullet"/>
-      <w:lvlText w:val=""/>
-      <w:lvlJc w:val="left"/>
-      <w:pPr>
-        <w:ind w:left="3780" w:hanging="420"/>
-      </w:pPr>
-      <w:rPr>
-        <w:rFonts w:hint="default" w:ascii="Wingdings" w:hAnsi="Wingdings"/>
-      </w:rPr>
-    </w:lvl>
-  </w:abstractNum>
   <w:num w:numId="1">
-    <w:abstractNumId w:val="1"/>
-  </w:num>
-  <w:num w:numId="2">
     <w:abstractNumId w:val="0"/>
   </w:num>
 </w:numbering>

--- a/陈启炀-java研发简历.docx
+++ b/陈启炀-java研发简历.docx
@@ -4059,6 +4059,1339 @@
       <w:r>
         <w:br w:type="page"/>
       </w:r>
+      <w:bookmarkStart w:id="0" w:name="_GoBack"/>
+      <w:bookmarkEnd w:id="0"/>
+      <w:r>
+        <mc:AlternateContent>
+          <mc:Choice Requires="wpg">
+            <w:drawing>
+              <wp:anchor distT="0" distB="0" distL="114300" distR="114300" simplePos="0" relativeHeight="251667456" behindDoc="0" locked="0" layoutInCell="1" allowOverlap="1">
+                <wp:simplePos x="0" y="0"/>
+                <wp:positionH relativeFrom="margin">
+                  <wp:posOffset>-285750</wp:posOffset>
+                </wp:positionH>
+                <wp:positionV relativeFrom="paragraph">
+                  <wp:posOffset>6453505</wp:posOffset>
+                </wp:positionV>
+                <wp:extent cx="6610350" cy="2751455"/>
+                <wp:effectExtent l="0" t="0" r="0" b="0"/>
+                <wp:wrapNone/>
+                <wp:docPr id="7" name="组合 7"/>
+                <wp:cNvGraphicFramePr/>
+                <a:graphic xmlns:a="http://schemas.openxmlformats.org/drawingml/2006/main">
+                  <a:graphicData uri="http://schemas.microsoft.com/office/word/2010/wordprocessingGroup">
+                    <wpg:wgp>
+                      <wpg:cNvGrpSpPr/>
+                      <wpg:grpSpPr>
+                        <a:xfrm>
+                          <a:off x="0" y="0"/>
+                          <a:ext cx="6610350" cy="2751455"/>
+                          <a:chOff x="-2020" y="-83764"/>
+                          <a:chExt cx="7009022" cy="2099566"/>
+                        </a:xfrm>
+                      </wpg:grpSpPr>
+                      <wps:wsp>
+                        <wps:cNvPr id="20" name="文本框 2"/>
+                        <wps:cNvSpPr txBox="1">
+                          <a:spLocks noChangeArrowheads="1"/>
+                        </wps:cNvSpPr>
+                        <wps:spPr bwMode="auto">
+                          <a:xfrm>
+                            <a:off x="59244" y="201153"/>
+                            <a:ext cx="6856478" cy="1814649"/>
+                          </a:xfrm>
+                          <a:prstGeom prst="rect">
+                            <a:avLst/>
+                          </a:prstGeom>
+                          <a:noFill/>
+                          <a:ln w="9525">
+                            <a:noFill/>
+                            <a:miter lim="800000"/>
+                          </a:ln>
+                        </wps:spPr>
+                        <wps:txbx>
+                          <w:txbxContent>
+                            <w:p>
+                              <w:pPr>
+                                <w:adjustRightInd w:val="0"/>
+                                <w:snapToGrid w:val="0"/>
+                                <w:spacing w:line="440" w:lineRule="exact"/>
+                                <w:rPr>
+                                  <w:rFonts w:eastAsia="微软雅黑"/>
+                                  <w:b/>
+                                  <w:bCs/>
+                                  <w:sz w:val="22"/>
+                                </w:rPr>
+                              </w:pPr>
+                              <w:r>
+                                <w:rPr>
+                                  <w:rFonts w:hint="eastAsia" w:eastAsia="微软雅黑"/>
+                                  <w:b/>
+                                  <w:bCs/>
+                                  <w:sz w:val="22"/>
+                                </w:rPr>
+                                <w:t xml:space="preserve">研究生阶段： </w:t>
+                              </w:r>
+                            </w:p>
+                            <w:p>
+                              <w:pPr>
+                                <w:numPr>
+                                  <w:ilvl w:val="0"/>
+                                  <w:numId w:val="1"/>
+                                </w:numPr>
+                                <w:adjustRightInd w:val="0"/>
+                                <w:snapToGrid w:val="0"/>
+                                <w:spacing w:line="440" w:lineRule="exact"/>
+                                <w:rPr>
+                                  <w:rFonts w:eastAsia="微软雅黑"/>
+                                  <w:sz w:val="22"/>
+                                </w:rPr>
+                              </w:pPr>
+                              <w:r>
+                                <w:rPr>
+                                  <w:rFonts w:hint="eastAsia" w:eastAsia="微软雅黑"/>
+                                  <w:sz w:val="22"/>
+                                </w:rPr>
+                                <w:t>电子科技大学优秀研究生</w:t>
+                              </w:r>
+                              <w:r>
+                                <w:rPr>
+                                  <w:rFonts w:eastAsia="微软雅黑"/>
+                                  <w:sz w:val="22"/>
+                                </w:rPr>
+                                <w:tab/>
+                              </w:r>
+                              <w:r>
+                                <w:rPr>
+                                  <w:rFonts w:eastAsia="微软雅黑"/>
+                                  <w:sz w:val="22"/>
+                                </w:rPr>
+                                <w:tab/>
+                              </w:r>
+                              <w:r>
+                                <w:rPr>
+                                  <w:rFonts w:eastAsia="微软雅黑"/>
+                                  <w:sz w:val="22"/>
+                                </w:rPr>
+                                <w:tab/>
+                              </w:r>
+                              <w:r>
+                                <w:rPr>
+                                  <w:rFonts w:eastAsia="微软雅黑"/>
+                                  <w:sz w:val="22"/>
+                                </w:rPr>
+                                <w:tab/>
+                              </w:r>
+                              <w:r>
+                                <w:rPr>
+                                  <w:rFonts w:eastAsia="微软雅黑"/>
+                                  <w:sz w:val="22"/>
+                                </w:rPr>
+                                <w:tab/>
+                              </w:r>
+                              <w:r>
+                                <w:rPr>
+                                  <w:rFonts w:eastAsia="微软雅黑"/>
+                                  <w:sz w:val="22"/>
+                                </w:rPr>
+                                <w:tab/>
+                              </w:r>
+                              <w:r>
+                                <w:rPr>
+                                  <w:rFonts w:eastAsia="微软雅黑"/>
+                                  <w:sz w:val="22"/>
+                                </w:rPr>
+                                <w:tab/>
+                              </w:r>
+                              <w:r>
+                                <w:rPr>
+                                  <w:rFonts w:eastAsia="微软雅黑"/>
+                                  <w:sz w:val="22"/>
+                                </w:rPr>
+                                <w:tab/>
+                              </w:r>
+                              <w:r>
+                                <w:rPr>
+                                  <w:rFonts w:eastAsia="微软雅黑"/>
+                                  <w:sz w:val="22"/>
+                                </w:rPr>
+                                <w:tab/>
+                              </w:r>
+                              <w:r>
+                                <w:rPr>
+                                  <w:rFonts w:eastAsia="微软雅黑"/>
+                                  <w:sz w:val="22"/>
+                                </w:rPr>
+                                <w:tab/>
+                              </w:r>
+                              <w:r>
+                                <w:rPr>
+                                  <w:rFonts w:eastAsia="微软雅黑"/>
+                                  <w:sz w:val="22"/>
+                                </w:rPr>
+                                <w:tab/>
+                              </w:r>
+                              <w:r>
+                                <w:rPr>
+                                  <w:rFonts w:eastAsia="微软雅黑"/>
+                                  <w:sz w:val="22"/>
+                                </w:rPr>
+                                <w:tab/>
+                              </w:r>
+                              <w:r>
+                                <w:rPr>
+                                  <w:rFonts w:eastAsia="微软雅黑"/>
+                                  <w:sz w:val="22"/>
+                                </w:rPr>
+                                <w:tab/>
+                              </w:r>
+                              <w:r>
+                                <w:rPr>
+                                  <w:rFonts w:eastAsia="微软雅黑"/>
+                                  <w:sz w:val="22"/>
+                                </w:rPr>
+                                <w:tab/>
+                              </w:r>
+                              <w:r>
+                                <w:rPr>
+                                  <w:rFonts w:eastAsia="微软雅黑"/>
+                                  <w:sz w:val="22"/>
+                                </w:rPr>
+                                <w:tab/>
+                              </w:r>
+                              <w:r>
+                                <w:rPr>
+                                  <w:rFonts w:eastAsia="微软雅黑"/>
+                                  <w:sz w:val="22"/>
+                                </w:rPr>
+                                <w:tab/>
+                              </w:r>
+                              <w:r>
+                                <w:rPr>
+                                  <w:rFonts w:hint="eastAsia" w:eastAsia="微软雅黑"/>
+                                  <w:sz w:val="22"/>
+                                </w:rPr>
+                                <w:t>202</w:t>
+                              </w:r>
+                              <w:r>
+                                <w:rPr>
+                                  <w:rFonts w:eastAsia="微软雅黑"/>
+                                  <w:sz w:val="22"/>
+                                </w:rPr>
+                                <w:t>4</w:t>
+                              </w:r>
+                            </w:p>
+                            <w:p>
+                              <w:pPr>
+                                <w:numPr>
+                                  <w:ilvl w:val="0"/>
+                                  <w:numId w:val="1"/>
+                                </w:numPr>
+                                <w:adjustRightInd w:val="0"/>
+                                <w:snapToGrid w:val="0"/>
+                                <w:spacing w:line="440" w:lineRule="exact"/>
+                                <w:rPr>
+                                  <w:rFonts w:eastAsia="微软雅黑"/>
+                                  <w:sz w:val="22"/>
+                                </w:rPr>
+                              </w:pPr>
+                              <w:r>
+                                <w:rPr>
+                                  <w:rFonts w:hint="eastAsia" w:eastAsia="微软雅黑"/>
+                                  <w:sz w:val="22"/>
+                                </w:rPr>
+                                <w:t>第十七届“挑战杯”全国三等奖</w:t>
+                              </w:r>
+                              <w:r>
+                                <w:rPr>
+                                  <w:rFonts w:eastAsia="微软雅黑"/>
+                                  <w:sz w:val="22"/>
+                                </w:rPr>
+                                <w:tab/>
+                              </w:r>
+                              <w:r>
+                                <w:rPr>
+                                  <w:rFonts w:eastAsia="微软雅黑"/>
+                                  <w:sz w:val="22"/>
+                                </w:rPr>
+                                <w:tab/>
+                              </w:r>
+                              <w:r>
+                                <w:rPr>
+                                  <w:rFonts w:eastAsia="微软雅黑"/>
+                                  <w:sz w:val="22"/>
+                                </w:rPr>
+                                <w:tab/>
+                              </w:r>
+                              <w:r>
+                                <w:rPr>
+                                  <w:rFonts w:eastAsia="微软雅黑"/>
+                                  <w:sz w:val="22"/>
+                                </w:rPr>
+                                <w:tab/>
+                              </w:r>
+                              <w:r>
+                                <w:rPr>
+                                  <w:rFonts w:eastAsia="微软雅黑"/>
+                                  <w:sz w:val="22"/>
+                                </w:rPr>
+                                <w:tab/>
+                              </w:r>
+                              <w:r>
+                                <w:rPr>
+                                  <w:rFonts w:eastAsia="微软雅黑"/>
+                                  <w:sz w:val="22"/>
+                                </w:rPr>
+                                <w:tab/>
+                              </w:r>
+                              <w:r>
+                                <w:rPr>
+                                  <w:rFonts w:eastAsia="微软雅黑"/>
+                                  <w:sz w:val="22"/>
+                                </w:rPr>
+                                <w:tab/>
+                              </w:r>
+                              <w:r>
+                                <w:rPr>
+                                  <w:rFonts w:eastAsia="微软雅黑"/>
+                                  <w:sz w:val="22"/>
+                                </w:rPr>
+                                <w:tab/>
+                              </w:r>
+                              <w:r>
+                                <w:rPr>
+                                  <w:rFonts w:eastAsia="微软雅黑"/>
+                                  <w:sz w:val="22"/>
+                                </w:rPr>
+                                <w:tab/>
+                              </w:r>
+                              <w:r>
+                                <w:rPr>
+                                  <w:rFonts w:eastAsia="微软雅黑"/>
+                                  <w:sz w:val="22"/>
+                                </w:rPr>
+                                <w:tab/>
+                              </w:r>
+                              <w:r>
+                                <w:rPr>
+                                  <w:rFonts w:eastAsia="微软雅黑"/>
+                                  <w:sz w:val="22"/>
+                                </w:rPr>
+                                <w:tab/>
+                              </w:r>
+                              <w:r>
+                                <w:rPr>
+                                  <w:rFonts w:eastAsia="微软雅黑"/>
+                                  <w:sz w:val="22"/>
+                                </w:rPr>
+                                <w:tab/>
+                              </w:r>
+                              <w:r>
+                                <w:rPr>
+                                  <w:rFonts w:eastAsia="微软雅黑"/>
+                                  <w:sz w:val="22"/>
+                                </w:rPr>
+                                <w:tab/>
+                              </w:r>
+                              <w:r>
+                                <w:rPr>
+                                  <w:rFonts w:eastAsia="微软雅黑"/>
+                                  <w:sz w:val="22"/>
+                                </w:rPr>
+                                <w:tab/>
+                              </w:r>
+                              <w:r>
+                                <w:rPr>
+                                  <w:rFonts w:hint="eastAsia" w:eastAsia="微软雅黑"/>
+                                  <w:sz w:val="22"/>
+                                </w:rPr>
+                                <w:t>2023</w:t>
+                              </w:r>
+                            </w:p>
+                            <w:p>
+                              <w:pPr>
+                                <w:numPr>
+                                  <w:ilvl w:val="0"/>
+                                  <w:numId w:val="1"/>
+                                </w:numPr>
+                                <w:adjustRightInd w:val="0"/>
+                                <w:snapToGrid w:val="0"/>
+                                <w:spacing w:line="440" w:lineRule="exact"/>
+                                <w:rPr>
+                                  <w:rFonts w:eastAsia="微软雅黑"/>
+                                  <w:sz w:val="22"/>
+                                </w:rPr>
+                              </w:pPr>
+                              <w:r>
+                                <w:rPr>
+                                  <w:rFonts w:hint="eastAsia" w:eastAsia="微软雅黑"/>
+                                  <w:sz w:val="22"/>
+                                </w:rPr>
+                                <w:t>全国研究生电子设计竞赛全国二等奖</w:t>
+                              </w:r>
+                              <w:r>
+                                <w:rPr>
+                                  <w:rFonts w:eastAsia="微软雅黑"/>
+                                  <w:sz w:val="22"/>
+                                </w:rPr>
+                                <w:tab/>
+                              </w:r>
+                              <w:r>
+                                <w:rPr>
+                                  <w:rFonts w:eastAsia="微软雅黑"/>
+                                  <w:sz w:val="22"/>
+                                </w:rPr>
+                                <w:tab/>
+                              </w:r>
+                              <w:r>
+                                <w:rPr>
+                                  <w:rFonts w:eastAsia="微软雅黑"/>
+                                  <w:sz w:val="22"/>
+                                </w:rPr>
+                                <w:tab/>
+                              </w:r>
+                              <w:r>
+                                <w:rPr>
+                                  <w:rFonts w:eastAsia="微软雅黑"/>
+                                  <w:sz w:val="22"/>
+                                </w:rPr>
+                                <w:tab/>
+                              </w:r>
+                              <w:r>
+                                <w:rPr>
+                                  <w:rFonts w:eastAsia="微软雅黑"/>
+                                  <w:sz w:val="22"/>
+                                </w:rPr>
+                                <w:tab/>
+                              </w:r>
+                              <w:r>
+                                <w:rPr>
+                                  <w:rFonts w:eastAsia="微软雅黑"/>
+                                  <w:sz w:val="22"/>
+                                </w:rPr>
+                                <w:tab/>
+                              </w:r>
+                              <w:r>
+                                <w:rPr>
+                                  <w:rFonts w:eastAsia="微软雅黑"/>
+                                  <w:sz w:val="22"/>
+                                </w:rPr>
+                                <w:tab/>
+                              </w:r>
+                              <w:r>
+                                <w:rPr>
+                                  <w:rFonts w:eastAsia="微软雅黑"/>
+                                  <w:sz w:val="22"/>
+                                </w:rPr>
+                                <w:tab/>
+                              </w:r>
+                              <w:r>
+                                <w:rPr>
+                                  <w:rFonts w:eastAsia="微软雅黑"/>
+                                  <w:sz w:val="22"/>
+                                </w:rPr>
+                                <w:tab/>
+                              </w:r>
+                              <w:r>
+                                <w:rPr>
+                                  <w:rFonts w:eastAsia="微软雅黑"/>
+                                  <w:sz w:val="22"/>
+                                </w:rPr>
+                                <w:tab/>
+                              </w:r>
+                              <w:r>
+                                <w:rPr>
+                                  <w:rFonts w:eastAsia="微软雅黑"/>
+                                  <w:sz w:val="22"/>
+                                </w:rPr>
+                                <w:tab/>
+                              </w:r>
+                              <w:r>
+                                <w:rPr>
+                                  <w:rFonts w:eastAsia="微软雅黑"/>
+                                  <w:sz w:val="22"/>
+                                </w:rPr>
+                                <w:tab/>
+                              </w:r>
+                              <w:r>
+                                <w:rPr>
+                                  <w:rFonts w:eastAsia="微软雅黑"/>
+                                  <w:sz w:val="22"/>
+                                </w:rPr>
+                                <w:tab/>
+                              </w:r>
+                              <w:r>
+                                <w:rPr>
+                                  <w:rFonts w:hint="eastAsia" w:eastAsia="微软雅黑"/>
+                                  <w:sz w:val="22"/>
+                                </w:rPr>
+                                <w:t>2022</w:t>
+                              </w:r>
+                            </w:p>
+                            <w:p>
+                              <w:pPr>
+                                <w:pStyle w:val="9"/>
+                                <w:numPr>
+                                  <w:ilvl w:val="0"/>
+                                  <w:numId w:val="1"/>
+                                </w:numPr>
+                                <w:adjustRightInd w:val="0"/>
+                                <w:snapToGrid w:val="0"/>
+                                <w:spacing w:line="440" w:lineRule="exact"/>
+                                <w:ind w:firstLineChars="0"/>
+                                <w:rPr>
+                                  <w:rFonts w:eastAsia="微软雅黑"/>
+                                  <w:sz w:val="22"/>
+                                </w:rPr>
+                              </w:pPr>
+                              <w:r>
+                                <w:rPr>
+                                  <w:rFonts w:hint="eastAsia" w:eastAsia="微软雅黑"/>
+                                  <w:sz w:val="22"/>
+                                </w:rPr>
+                                <w:t>电子科技大学优秀毕业生</w:t>
+                              </w:r>
+                              <w:r>
+                                <w:rPr>
+                                  <w:rFonts w:eastAsia="微软雅黑"/>
+                                  <w:sz w:val="22"/>
+                                </w:rPr>
+                                <w:tab/>
+                              </w:r>
+                              <w:r>
+                                <w:rPr>
+                                  <w:rFonts w:eastAsia="微软雅黑"/>
+                                  <w:sz w:val="22"/>
+                                </w:rPr>
+                                <w:tab/>
+                              </w:r>
+                              <w:r>
+                                <w:rPr>
+                                  <w:rFonts w:eastAsia="微软雅黑"/>
+                                  <w:sz w:val="22"/>
+                                </w:rPr>
+                                <w:tab/>
+                              </w:r>
+                              <w:r>
+                                <w:rPr>
+                                  <w:rFonts w:eastAsia="微软雅黑"/>
+                                  <w:sz w:val="22"/>
+                                </w:rPr>
+                                <w:tab/>
+                              </w:r>
+                              <w:r>
+                                <w:rPr>
+                                  <w:rFonts w:eastAsia="微软雅黑"/>
+                                  <w:sz w:val="22"/>
+                                </w:rPr>
+                                <w:tab/>
+                              </w:r>
+                              <w:r>
+                                <w:rPr>
+                                  <w:rFonts w:eastAsia="微软雅黑"/>
+                                  <w:sz w:val="22"/>
+                                </w:rPr>
+                                <w:tab/>
+                              </w:r>
+                              <w:r>
+                                <w:rPr>
+                                  <w:rFonts w:eastAsia="微软雅黑"/>
+                                  <w:sz w:val="22"/>
+                                </w:rPr>
+                                <w:tab/>
+                              </w:r>
+                              <w:r>
+                                <w:rPr>
+                                  <w:rFonts w:eastAsia="微软雅黑"/>
+                                  <w:sz w:val="22"/>
+                                </w:rPr>
+                                <w:tab/>
+                              </w:r>
+                              <w:r>
+                                <w:rPr>
+                                  <w:rFonts w:eastAsia="微软雅黑"/>
+                                  <w:sz w:val="22"/>
+                                </w:rPr>
+                                <w:tab/>
+                              </w:r>
+                              <w:r>
+                                <w:rPr>
+                                  <w:rFonts w:eastAsia="微软雅黑"/>
+                                  <w:sz w:val="22"/>
+                                </w:rPr>
+                                <w:tab/>
+                              </w:r>
+                              <w:r>
+                                <w:rPr>
+                                  <w:rFonts w:eastAsia="微软雅黑"/>
+                                  <w:sz w:val="22"/>
+                                </w:rPr>
+                                <w:tab/>
+                              </w:r>
+                              <w:r>
+                                <w:rPr>
+                                  <w:rFonts w:eastAsia="微软雅黑"/>
+                                  <w:sz w:val="22"/>
+                                </w:rPr>
+                                <w:tab/>
+                              </w:r>
+                              <w:r>
+                                <w:rPr>
+                                  <w:rFonts w:eastAsia="微软雅黑"/>
+                                  <w:sz w:val="22"/>
+                                </w:rPr>
+                                <w:tab/>
+                              </w:r>
+                              <w:r>
+                                <w:rPr>
+                                  <w:rFonts w:eastAsia="微软雅黑"/>
+                                  <w:sz w:val="22"/>
+                                </w:rPr>
+                                <w:tab/>
+                              </w:r>
+                              <w:r>
+                                <w:rPr>
+                                  <w:rFonts w:eastAsia="微软雅黑"/>
+                                  <w:sz w:val="22"/>
+                                </w:rPr>
+                                <w:tab/>
+                              </w:r>
+                              <w:r>
+                                <w:rPr>
+                                  <w:rFonts w:eastAsia="微软雅黑"/>
+                                  <w:sz w:val="22"/>
+                                </w:rPr>
+                                <w:tab/>
+                              </w:r>
+                              <w:r>
+                                <w:rPr>
+                                  <w:rFonts w:hint="eastAsia" w:eastAsia="微软雅黑"/>
+                                  <w:sz w:val="22"/>
+                                </w:rPr>
+                                <w:t>2021</w:t>
+                              </w:r>
+                            </w:p>
+                          </w:txbxContent>
+                        </wps:txbx>
+                        <wps:bodyPr rot="0" vert="horz" wrap="square" lIns="91440" tIns="45720" rIns="91440" bIns="45720" anchor="t" anchorCtr="0">
+                          <a:noAutofit/>
+                        </wps:bodyPr>
+                      </wps:wsp>
+                      <wps:wsp>
+                        <wps:cNvPr id="21" name="矩形 21"/>
+                        <wps:cNvSpPr/>
+                        <wps:spPr>
+                          <a:xfrm>
+                            <a:off x="95002" y="235906"/>
+                            <a:ext cx="6912000" cy="13962"/>
+                          </a:xfrm>
+                          <a:prstGeom prst="rect">
+                            <a:avLst/>
+                          </a:prstGeom>
+                          <a:solidFill>
+                            <a:schemeClr val="accent5">
+                              <a:lumMod val="40000"/>
+                              <a:lumOff val="60000"/>
+                            </a:schemeClr>
+                          </a:solidFill>
+                          <a:ln>
+                            <a:noFill/>
+                          </a:ln>
+                        </wps:spPr>
+                        <wps:style>
+                          <a:lnRef idx="2">
+                            <a:schemeClr val="accent1">
+                              <a:shade val="50000"/>
+                            </a:schemeClr>
+                          </a:lnRef>
+                          <a:fillRef idx="1">
+                            <a:schemeClr val="accent1"/>
+                          </a:fillRef>
+                          <a:effectRef idx="0">
+                            <a:schemeClr val="accent1"/>
+                          </a:effectRef>
+                          <a:fontRef idx="minor">
+                            <a:schemeClr val="lt1"/>
+                          </a:fontRef>
+                        </wps:style>
+                        <wps:bodyPr rot="0" spcFirstLastPara="0" vertOverflow="overflow" horzOverflow="overflow" vert="horz" wrap="square" lIns="91440" tIns="45720" rIns="91440" bIns="45720" numCol="1" spcCol="0" rtlCol="0" fromWordArt="0" anchor="ctr" anchorCtr="0" forceAA="0" compatLnSpc="1">
+                          <a:noAutofit/>
+                        </wps:bodyPr>
+                      </wps:wsp>
+                      <wps:wsp>
+                        <wps:cNvPr id="23" name="文本框 2"/>
+                        <wps:cNvSpPr txBox="1">
+                          <a:spLocks noChangeArrowheads="1"/>
+                        </wps:cNvSpPr>
+                        <wps:spPr bwMode="auto">
+                          <a:xfrm>
+                            <a:off x="-2020" y="-83764"/>
+                            <a:ext cx="6976825" cy="328104"/>
+                          </a:xfrm>
+                          <a:prstGeom prst="rect">
+                            <a:avLst/>
+                          </a:prstGeom>
+                          <a:noFill/>
+                          <a:ln w="9525">
+                            <a:noFill/>
+                            <a:miter lim="800000"/>
+                          </a:ln>
+                        </wps:spPr>
+                        <wps:txbx>
+                          <w:txbxContent>
+                            <w:p>
+                              <w:pPr>
+                                <w:adjustRightInd w:val="0"/>
+                                <w:snapToGrid w:val="0"/>
+                                <w:rPr>
+                                  <w:rFonts w:ascii="微软雅黑" w:hAnsi="微软雅黑" w:eastAsia="微软雅黑"/>
+                                  <w:b/>
+                                  <w:color w:val="2F5597" w:themeColor="accent5" w:themeShade="BF"/>
+                                  <w:sz w:val="28"/>
+                                  <w:szCs w:val="24"/>
+                                </w:rPr>
+                              </w:pPr>
+                              <w:r>
+                                <w:rPr>
+                                  <w:rFonts w:hint="eastAsia" w:ascii="微软雅黑" w:hAnsi="微软雅黑" w:eastAsia="微软雅黑"/>
+                                  <w:b/>
+                                  <w:color w:val="2F5597" w:themeColor="accent5" w:themeShade="BF"/>
+                                  <w:sz w:val="28"/>
+                                  <w:szCs w:val="24"/>
+                                </w:rPr>
+                                <w:t>奖项荣誉</w:t>
+                              </w:r>
+                            </w:p>
+                          </w:txbxContent>
+                        </wps:txbx>
+                        <wps:bodyPr rot="0" vert="horz" wrap="square" lIns="91440" tIns="45720" rIns="91440" bIns="45720" anchor="t" anchorCtr="0">
+                          <a:noAutofit/>
+                        </wps:bodyPr>
+                      </wps:wsp>
+                    </wpg:wgp>
+                  </a:graphicData>
+                </a:graphic>
+              </wp:anchor>
+            </w:drawing>
+          </mc:Choice>
+          <mc:Fallback>
+            <w:pict>
+              <v:group id="_x0000_s1026" o:spid="_x0000_s1026" o:spt="203" style="position:absolute;left:0pt;margin-left:-22.5pt;margin-top:508.15pt;height:216.65pt;width:520.5pt;mso-position-horizontal-relative:margin;z-index:251667456;mso-width-relative:page;mso-height-relative:page;" coordorigin="-2020,-83764" coordsize="7009022,2099566" o:gfxdata="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">
+                <o:lock v:ext="edit" aspectratio="f"/>
+                <v:shape id="文本框 2" o:spid="_x0000_s1026" o:spt="202" type="#_x0000_t202" style="position:absolute;left:59244;top:201153;height:1814649;width:6856478;" filled="f" stroked="f" coordsize="21600,21600" o:gfxdata="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">
+                  <v:fill on="f" focussize="0,0"/>
+                  <v:stroke on="f" miterlimit="8" joinstyle="miter"/>
+                  <v:imagedata o:title=""/>
+                  <o:lock v:ext="edit" aspectratio="f"/>
+                  <v:textbox>
+                    <w:txbxContent>
+                      <w:p>
+                        <w:pPr>
+                          <w:adjustRightInd w:val="0"/>
+                          <w:snapToGrid w:val="0"/>
+                          <w:spacing w:line="440" w:lineRule="exact"/>
+                          <w:rPr>
+                            <w:rFonts w:eastAsia="微软雅黑"/>
+                            <w:b/>
+                            <w:bCs/>
+                            <w:sz w:val="22"/>
+                          </w:rPr>
+                        </w:pPr>
+                        <w:r>
+                          <w:rPr>
+                            <w:rFonts w:hint="eastAsia" w:eastAsia="微软雅黑"/>
+                            <w:b/>
+                            <w:bCs/>
+                            <w:sz w:val="22"/>
+                          </w:rPr>
+                          <w:t xml:space="preserve">研究生阶段： </w:t>
+                        </w:r>
+                      </w:p>
+                      <w:p>
+                        <w:pPr>
+                          <w:numPr>
+                            <w:ilvl w:val="0"/>
+                            <w:numId w:val="1"/>
+                          </w:numPr>
+                          <w:adjustRightInd w:val="0"/>
+                          <w:snapToGrid w:val="0"/>
+                          <w:spacing w:line="440" w:lineRule="exact"/>
+                          <w:rPr>
+                            <w:rFonts w:eastAsia="微软雅黑"/>
+                            <w:sz w:val="22"/>
+                          </w:rPr>
+                        </w:pPr>
+                        <w:r>
+                          <w:rPr>
+                            <w:rFonts w:hint="eastAsia" w:eastAsia="微软雅黑"/>
+                            <w:sz w:val="22"/>
+                          </w:rPr>
+                          <w:t>电子科技大学优秀研究生</w:t>
+                        </w:r>
+                        <w:r>
+                          <w:rPr>
+                            <w:rFonts w:eastAsia="微软雅黑"/>
+                            <w:sz w:val="22"/>
+                          </w:rPr>
+                          <w:tab/>
+                        </w:r>
+                        <w:r>
+                          <w:rPr>
+                            <w:rFonts w:eastAsia="微软雅黑"/>
+                            <w:sz w:val="22"/>
+                          </w:rPr>
+                          <w:tab/>
+                        </w:r>
+                        <w:r>
+                          <w:rPr>
+                            <w:rFonts w:eastAsia="微软雅黑"/>
+                            <w:sz w:val="22"/>
+                          </w:rPr>
+                          <w:tab/>
+                        </w:r>
+                        <w:r>
+                          <w:rPr>
+                            <w:rFonts w:eastAsia="微软雅黑"/>
+                            <w:sz w:val="22"/>
+                          </w:rPr>
+                          <w:tab/>
+                        </w:r>
+                        <w:r>
+                          <w:rPr>
+                            <w:rFonts w:eastAsia="微软雅黑"/>
+                            <w:sz w:val="22"/>
+                          </w:rPr>
+                          <w:tab/>
+                        </w:r>
+                        <w:r>
+                          <w:rPr>
+                            <w:rFonts w:eastAsia="微软雅黑"/>
+                            <w:sz w:val="22"/>
+                          </w:rPr>
+                          <w:tab/>
+                        </w:r>
+                        <w:r>
+                          <w:rPr>
+                            <w:rFonts w:eastAsia="微软雅黑"/>
+                            <w:sz w:val="22"/>
+                          </w:rPr>
+                          <w:tab/>
+                        </w:r>
+                        <w:r>
+                          <w:rPr>
+                            <w:rFonts w:eastAsia="微软雅黑"/>
+                            <w:sz w:val="22"/>
+                          </w:rPr>
+                          <w:tab/>
+                        </w:r>
+                        <w:r>
+                          <w:rPr>
+                            <w:rFonts w:eastAsia="微软雅黑"/>
+                            <w:sz w:val="22"/>
+                          </w:rPr>
+                          <w:tab/>
+                        </w:r>
+                        <w:r>
+                          <w:rPr>
+                            <w:rFonts w:eastAsia="微软雅黑"/>
+                            <w:sz w:val="22"/>
+                          </w:rPr>
+                          <w:tab/>
+                        </w:r>
+                        <w:r>
+                          <w:rPr>
+                            <w:rFonts w:eastAsia="微软雅黑"/>
+                            <w:sz w:val="22"/>
+                          </w:rPr>
+                          <w:tab/>
+                        </w:r>
+                        <w:r>
+                          <w:rPr>
+                            <w:rFonts w:eastAsia="微软雅黑"/>
+                            <w:sz w:val="22"/>
+                          </w:rPr>
+                          <w:tab/>
+                        </w:r>
+                        <w:r>
+                          <w:rPr>
+                            <w:rFonts w:eastAsia="微软雅黑"/>
+                            <w:sz w:val="22"/>
+                          </w:rPr>
+                          <w:tab/>
+                        </w:r>
+                        <w:r>
+                          <w:rPr>
+                            <w:rFonts w:eastAsia="微软雅黑"/>
+                            <w:sz w:val="22"/>
+                          </w:rPr>
+                          <w:tab/>
+                        </w:r>
+                        <w:r>
+                          <w:rPr>
+                            <w:rFonts w:eastAsia="微软雅黑"/>
+                            <w:sz w:val="22"/>
+                          </w:rPr>
+                          <w:tab/>
+                        </w:r>
+                        <w:r>
+                          <w:rPr>
+                            <w:rFonts w:eastAsia="微软雅黑"/>
+                            <w:sz w:val="22"/>
+                          </w:rPr>
+                          <w:tab/>
+                        </w:r>
+                        <w:r>
+                          <w:rPr>
+                            <w:rFonts w:hint="eastAsia" w:eastAsia="微软雅黑"/>
+                            <w:sz w:val="22"/>
+                          </w:rPr>
+                          <w:t>202</w:t>
+                        </w:r>
+                        <w:r>
+                          <w:rPr>
+                            <w:rFonts w:eastAsia="微软雅黑"/>
+                            <w:sz w:val="22"/>
+                          </w:rPr>
+                          <w:t>4</w:t>
+                        </w:r>
+                      </w:p>
+                      <w:p>
+                        <w:pPr>
+                          <w:numPr>
+                            <w:ilvl w:val="0"/>
+                            <w:numId w:val="1"/>
+                          </w:numPr>
+                          <w:adjustRightInd w:val="0"/>
+                          <w:snapToGrid w:val="0"/>
+                          <w:spacing w:line="440" w:lineRule="exact"/>
+                          <w:rPr>
+                            <w:rFonts w:eastAsia="微软雅黑"/>
+                            <w:sz w:val="22"/>
+                          </w:rPr>
+                        </w:pPr>
+                        <w:r>
+                          <w:rPr>
+                            <w:rFonts w:hint="eastAsia" w:eastAsia="微软雅黑"/>
+                            <w:sz w:val="22"/>
+                          </w:rPr>
+                          <w:t>第十七届“挑战杯”全国三等奖</w:t>
+                        </w:r>
+                        <w:r>
+                          <w:rPr>
+                            <w:rFonts w:eastAsia="微软雅黑"/>
+                            <w:sz w:val="22"/>
+                          </w:rPr>
+                          <w:tab/>
+                        </w:r>
+                        <w:r>
+                          <w:rPr>
+                            <w:rFonts w:eastAsia="微软雅黑"/>
+                            <w:sz w:val="22"/>
+                          </w:rPr>
+                          <w:tab/>
+                        </w:r>
+                        <w:r>
+                          <w:rPr>
+                            <w:rFonts w:eastAsia="微软雅黑"/>
+                            <w:sz w:val="22"/>
+                          </w:rPr>
+                          <w:tab/>
+                        </w:r>
+                        <w:r>
+                          <w:rPr>
+                            <w:rFonts w:eastAsia="微软雅黑"/>
+                            <w:sz w:val="22"/>
+                          </w:rPr>
+                          <w:tab/>
+                        </w:r>
+                        <w:r>
+                          <w:rPr>
+                            <w:rFonts w:eastAsia="微软雅黑"/>
+                            <w:sz w:val="22"/>
+                          </w:rPr>
+                          <w:tab/>
+                        </w:r>
+                        <w:r>
+                          <w:rPr>
+                            <w:rFonts w:eastAsia="微软雅黑"/>
+                            <w:sz w:val="22"/>
+                          </w:rPr>
+                          <w:tab/>
+                        </w:r>
+                        <w:r>
+                          <w:rPr>
+                            <w:rFonts w:eastAsia="微软雅黑"/>
+                            <w:sz w:val="22"/>
+                          </w:rPr>
+                          <w:tab/>
+                        </w:r>
+                        <w:r>
+                          <w:rPr>
+                            <w:rFonts w:eastAsia="微软雅黑"/>
+                            <w:sz w:val="22"/>
+                          </w:rPr>
+                          <w:tab/>
+                        </w:r>
+                        <w:r>
+                          <w:rPr>
+                            <w:rFonts w:eastAsia="微软雅黑"/>
+                            <w:sz w:val="22"/>
+                          </w:rPr>
+                          <w:tab/>
+                        </w:r>
+                        <w:r>
+                          <w:rPr>
+                            <w:rFonts w:eastAsia="微软雅黑"/>
+                            <w:sz w:val="22"/>
+                          </w:rPr>
+                          <w:tab/>
+                        </w:r>
+                        <w:r>
+                          <w:rPr>
+                            <w:rFonts w:eastAsia="微软雅黑"/>
+                            <w:sz w:val="22"/>
+                          </w:rPr>
+                          <w:tab/>
+                        </w:r>
+                        <w:r>
+                          <w:rPr>
+                            <w:rFonts w:eastAsia="微软雅黑"/>
+                            <w:sz w:val="22"/>
+                          </w:rPr>
+                          <w:tab/>
+                        </w:r>
+                        <w:r>
+                          <w:rPr>
+                            <w:rFonts w:eastAsia="微软雅黑"/>
+                            <w:sz w:val="22"/>
+                          </w:rPr>
+                          <w:tab/>
+                        </w:r>
+                        <w:r>
+                          <w:rPr>
+                            <w:rFonts w:eastAsia="微软雅黑"/>
+                            <w:sz w:val="22"/>
+                          </w:rPr>
+                          <w:tab/>
+                        </w:r>
+                        <w:r>
+                          <w:rPr>
+                            <w:rFonts w:hint="eastAsia" w:eastAsia="微软雅黑"/>
+                            <w:sz w:val="22"/>
+                          </w:rPr>
+                          <w:t>2023</w:t>
+                        </w:r>
+                      </w:p>
+                      <w:p>
+                        <w:pPr>
+                          <w:numPr>
+                            <w:ilvl w:val="0"/>
+                            <w:numId w:val="1"/>
+                          </w:numPr>
+                          <w:adjustRightInd w:val="0"/>
+                          <w:snapToGrid w:val="0"/>
+                          <w:spacing w:line="440" w:lineRule="exact"/>
+                          <w:rPr>
+                            <w:rFonts w:eastAsia="微软雅黑"/>
+                            <w:sz w:val="22"/>
+                          </w:rPr>
+                        </w:pPr>
+                        <w:r>
+                          <w:rPr>
+                            <w:rFonts w:hint="eastAsia" w:eastAsia="微软雅黑"/>
+                            <w:sz w:val="22"/>
+                          </w:rPr>
+                          <w:t>全国研究生电子设计竞赛全国二等奖</w:t>
+                        </w:r>
+                        <w:r>
+                          <w:rPr>
+                            <w:rFonts w:eastAsia="微软雅黑"/>
+                            <w:sz w:val="22"/>
+                          </w:rPr>
+                          <w:tab/>
+                        </w:r>
+                        <w:r>
+                          <w:rPr>
+                            <w:rFonts w:eastAsia="微软雅黑"/>
+                            <w:sz w:val="22"/>
+                          </w:rPr>
+                          <w:tab/>
+                        </w:r>
+                        <w:r>
+                          <w:rPr>
+                            <w:rFonts w:eastAsia="微软雅黑"/>
+                            <w:sz w:val="22"/>
+                          </w:rPr>
+                          <w:tab/>
+                        </w:r>
+                        <w:r>
+                          <w:rPr>
+                            <w:rFonts w:eastAsia="微软雅黑"/>
+                            <w:sz w:val="22"/>
+                          </w:rPr>
+                          <w:tab/>
+                        </w:r>
+                        <w:r>
+                          <w:rPr>
+                            <w:rFonts w:eastAsia="微软雅黑"/>
+                            <w:sz w:val="22"/>
+                          </w:rPr>
+                          <w:tab/>
+                        </w:r>
+                        <w:r>
+                          <w:rPr>
+                            <w:rFonts w:eastAsia="微软雅黑"/>
+                            <w:sz w:val="22"/>
+                          </w:rPr>
+                          <w:tab/>
+                        </w:r>
+                        <w:r>
+                          <w:rPr>
+                            <w:rFonts w:eastAsia="微软雅黑"/>
+                            <w:sz w:val="22"/>
+                          </w:rPr>
+                          <w:tab/>
+                        </w:r>
+                        <w:r>
+                          <w:rPr>
+                            <w:rFonts w:eastAsia="微软雅黑"/>
+                            <w:sz w:val="22"/>
+                          </w:rPr>
+                          <w:tab/>
+                        </w:r>
+                        <w:r>
+                          <w:rPr>
+                            <w:rFonts w:eastAsia="微软雅黑"/>
+                            <w:sz w:val="22"/>
+                          </w:rPr>
+                          <w:tab/>
+                        </w:r>
+                        <w:r>
+                          <w:rPr>
+                            <w:rFonts w:eastAsia="微软雅黑"/>
+                            <w:sz w:val="22"/>
+                          </w:rPr>
+                          <w:tab/>
+                        </w:r>
+                        <w:r>
+                          <w:rPr>
+                            <w:rFonts w:eastAsia="微软雅黑"/>
+                            <w:sz w:val="22"/>
+                          </w:rPr>
+                          <w:tab/>
+                        </w:r>
+                        <w:r>
+                          <w:rPr>
+                            <w:rFonts w:eastAsia="微软雅黑"/>
+                            <w:sz w:val="22"/>
+                          </w:rPr>
+                          <w:tab/>
+                        </w:r>
+                        <w:r>
+                          <w:rPr>
+                            <w:rFonts w:eastAsia="微软雅黑"/>
+                            <w:sz w:val="22"/>
+                          </w:rPr>
+                          <w:tab/>
+                        </w:r>
+                        <w:r>
+                          <w:rPr>
+                            <w:rFonts w:hint="eastAsia" w:eastAsia="微软雅黑"/>
+                            <w:sz w:val="22"/>
+                          </w:rPr>
+                          <w:t>2022</w:t>
+                        </w:r>
+                      </w:p>
+                      <w:p>
+                        <w:pPr>
+                          <w:pStyle w:val="9"/>
+                          <w:numPr>
+                            <w:ilvl w:val="0"/>
+                            <w:numId w:val="1"/>
+                          </w:numPr>
+                          <w:adjustRightInd w:val="0"/>
+                          <w:snapToGrid w:val="0"/>
+                          <w:spacing w:line="440" w:lineRule="exact"/>
+                          <w:ind w:firstLineChars="0"/>
+                          <w:rPr>
+                            <w:rFonts w:eastAsia="微软雅黑"/>
+                            <w:sz w:val="22"/>
+                          </w:rPr>
+                        </w:pPr>
+                        <w:r>
+                          <w:rPr>
+                            <w:rFonts w:hint="eastAsia" w:eastAsia="微软雅黑"/>
+                            <w:sz w:val="22"/>
+                          </w:rPr>
+                          <w:t>电子科技大学优秀毕业生</w:t>
+                        </w:r>
+                        <w:r>
+                          <w:rPr>
+                            <w:rFonts w:eastAsia="微软雅黑"/>
+                            <w:sz w:val="22"/>
+                          </w:rPr>
+                          <w:tab/>
+                        </w:r>
+                        <w:r>
+                          <w:rPr>
+                            <w:rFonts w:eastAsia="微软雅黑"/>
+                            <w:sz w:val="22"/>
+                          </w:rPr>
+                          <w:tab/>
+                        </w:r>
+                        <w:r>
+                          <w:rPr>
+                            <w:rFonts w:eastAsia="微软雅黑"/>
+                            <w:sz w:val="22"/>
+                          </w:rPr>
+                          <w:tab/>
+                        </w:r>
+                        <w:r>
+                          <w:rPr>
+                            <w:rFonts w:eastAsia="微软雅黑"/>
+                            <w:sz w:val="22"/>
+                          </w:rPr>
+                          <w:tab/>
+                        </w:r>
+                        <w:r>
+                          <w:rPr>
+                            <w:rFonts w:eastAsia="微软雅黑"/>
+                            <w:sz w:val="22"/>
+                          </w:rPr>
+                          <w:tab/>
+                        </w:r>
+                        <w:r>
+                          <w:rPr>
+                            <w:rFonts w:eastAsia="微软雅黑"/>
+                            <w:sz w:val="22"/>
+                          </w:rPr>
+                          <w:tab/>
+                        </w:r>
+                        <w:r>
+                          <w:rPr>
+                            <w:rFonts w:eastAsia="微软雅黑"/>
+                            <w:sz w:val="22"/>
+                          </w:rPr>
+                          <w:tab/>
+                        </w:r>
+                        <w:r>
+                          <w:rPr>
+                            <w:rFonts w:eastAsia="微软雅黑"/>
+                            <w:sz w:val="22"/>
+                          </w:rPr>
+                          <w:tab/>
+                        </w:r>
+                        <w:r>
+                          <w:rPr>
+                            <w:rFonts w:eastAsia="微软雅黑"/>
+                            <w:sz w:val="22"/>
+                          </w:rPr>
+                          <w:tab/>
+                        </w:r>
+                        <w:r>
+                          <w:rPr>
+                            <w:rFonts w:eastAsia="微软雅黑"/>
+                            <w:sz w:val="22"/>
+                          </w:rPr>
+                          <w:tab/>
+                        </w:r>
+                        <w:r>
+                          <w:rPr>
+                            <w:rFonts w:eastAsia="微软雅黑"/>
+                            <w:sz w:val="22"/>
+                          </w:rPr>
+                          <w:tab/>
+                        </w:r>
+                        <w:r>
+                          <w:rPr>
+                            <w:rFonts w:eastAsia="微软雅黑"/>
+                            <w:sz w:val="22"/>
+                          </w:rPr>
+                          <w:tab/>
+                        </w:r>
+                        <w:r>
+                          <w:rPr>
+                            <w:rFonts w:eastAsia="微软雅黑"/>
+                            <w:sz w:val="22"/>
+                          </w:rPr>
+                          <w:tab/>
+                        </w:r>
+                        <w:r>
+                          <w:rPr>
+                            <w:rFonts w:eastAsia="微软雅黑"/>
+                            <w:sz w:val="22"/>
+                          </w:rPr>
+                          <w:tab/>
+                        </w:r>
+                        <w:r>
+                          <w:rPr>
+                            <w:rFonts w:eastAsia="微软雅黑"/>
+                            <w:sz w:val="22"/>
+                          </w:rPr>
+                          <w:tab/>
+                        </w:r>
+                        <w:r>
+                          <w:rPr>
+                            <w:rFonts w:eastAsia="微软雅黑"/>
+                            <w:sz w:val="22"/>
+                          </w:rPr>
+                          <w:tab/>
+                        </w:r>
+                        <w:r>
+                          <w:rPr>
+                            <w:rFonts w:hint="eastAsia" w:eastAsia="微软雅黑"/>
+                            <w:sz w:val="22"/>
+                          </w:rPr>
+                          <w:t>2021</w:t>
+                        </w:r>
+                      </w:p>
+                    </w:txbxContent>
+                  </v:textbox>
+                </v:shape>
+                <v:rect id="_x0000_s1026" o:spid="_x0000_s1026" o:spt="1" style="position:absolute;left:95002;top:235906;height:13962;width:6912000;v-text-anchor:middle;" fillcolor="#B4C7E7 [1304]" filled="t" stroked="f" coordsize="21600,21600" o:gfxdata="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">
+                  <v:fill on="t" focussize="0,0"/>
+                  <v:stroke on="f" weight="1pt" miterlimit="8" joinstyle="miter"/>
+                  <v:imagedata o:title=""/>
+                  <o:lock v:ext="edit" aspectratio="f"/>
+                </v:rect>
+                <v:shape id="文本框 2" o:spid="_x0000_s1026" o:spt="202" type="#_x0000_t202" style="position:absolute;left:-2020;top:-83764;height:328104;width:6976825;" filled="f" stroked="f" coordsize="21600,21600" o:gfxdata="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">
+                  <v:fill on="f" focussize="0,0"/>
+                  <v:stroke on="f" miterlimit="8" joinstyle="miter"/>
+                  <v:imagedata o:title=""/>
+                  <o:lock v:ext="edit" aspectratio="f"/>
+                  <v:textbox>
+                    <w:txbxContent>
+                      <w:p>
+                        <w:pPr>
+                          <w:adjustRightInd w:val="0"/>
+                          <w:snapToGrid w:val="0"/>
+                          <w:rPr>
+                            <w:rFonts w:ascii="微软雅黑" w:hAnsi="微软雅黑" w:eastAsia="微软雅黑"/>
+                            <w:b/>
+                            <w:color w:val="2F5597" w:themeColor="accent5" w:themeShade="BF"/>
+                            <w:sz w:val="28"/>
+                            <w:szCs w:val="24"/>
+                          </w:rPr>
+                        </w:pPr>
+                        <w:r>
+                          <w:rPr>
+                            <w:rFonts w:hint="eastAsia" w:ascii="微软雅黑" w:hAnsi="微软雅黑" w:eastAsia="微软雅黑"/>
+                            <w:b/>
+                            <w:color w:val="2F5597" w:themeColor="accent5" w:themeShade="BF"/>
+                            <w:sz w:val="28"/>
+                            <w:szCs w:val="24"/>
+                          </w:rPr>
+                          <w:t>奖项荣誉</w:t>
+                        </w:r>
+                      </w:p>
+                    </w:txbxContent>
+                  </v:textbox>
+                </v:shape>
+              </v:group>
+            </w:pict>
+          </mc:Fallback>
+        </mc:AlternateContent>
+      </w:r>
       <w:r>
         <mc:AlternateContent>
           <mc:Choice Requires="wpg">
@@ -4069,7 +5402,7 @@
                   <wp:posOffset>-315595</wp:posOffset>
                 </wp:positionH>
                 <wp:positionV relativeFrom="margin">
-                  <wp:posOffset>4667250</wp:posOffset>
+                  <wp:posOffset>3971925</wp:posOffset>
                 </wp:positionV>
                 <wp:extent cx="6817995" cy="2538095"/>
                 <wp:effectExtent l="0" t="0" r="1905" b="0"/>
@@ -4114,7 +5447,7 @@
                                 <w:pStyle w:val="9"/>
                                 <w:numPr>
                                   <w:ilvl w:val="0"/>
-                                  <w:numId w:val="1"/>
+                                  <w:numId w:val="2"/>
                                 </w:numPr>
                                 <w:adjustRightInd w:val="0"/>
                                 <w:snapToGrid w:val="0"/>
@@ -4151,7 +5484,7 @@
                                 <w:pStyle w:val="9"/>
                                 <w:numPr>
                                   <w:ilvl w:val="0"/>
-                                  <w:numId w:val="1"/>
+                                  <w:numId w:val="2"/>
                                 </w:numPr>
                                 <w:adjustRightInd w:val="0"/>
                                 <w:snapToGrid w:val="0"/>
@@ -4188,7 +5521,7 @@
                                 <w:pStyle w:val="9"/>
                                 <w:numPr>
                                   <w:ilvl w:val="0"/>
-                                  <w:numId w:val="1"/>
+                                  <w:numId w:val="2"/>
                                 </w:numPr>
                                 <w:adjustRightInd w:val="0"/>
                                 <w:snapToGrid w:val="0"/>
@@ -4225,7 +5558,7 @@
                                 <w:pStyle w:val="9"/>
                                 <w:numPr>
                                   <w:ilvl w:val="0"/>
-                                  <w:numId w:val="1"/>
+                                  <w:numId w:val="2"/>
                                 </w:numPr>
                                 <w:adjustRightInd w:val="0"/>
                                 <w:snapToGrid w:val="0"/>
@@ -4262,7 +5595,7 @@
                                 <w:pStyle w:val="9"/>
                                 <w:numPr>
                                   <w:ilvl w:val="0"/>
-                                  <w:numId w:val="1"/>
+                                  <w:numId w:val="2"/>
                                 </w:numPr>
                                 <w:adjustRightInd w:val="0"/>
                                 <w:snapToGrid w:val="0"/>
@@ -4291,7 +5624,26 @@
                                   <w:kern w:val="24"/>
                                   <w:szCs w:val="21"/>
                                 </w:rPr>
-                                <w:t>掌握Python基础开发能力，了解序列预测与图像预测等常用深度学习流程。</w:t>
+                                <w:t>掌握Python基础开发能力，了解常用</w:t>
+                              </w:r>
+                              <w:r>
+                                <w:rPr>
+                                  <w:rFonts w:hint="eastAsia" w:ascii="微软雅黑" w:hAnsi="微软雅黑" w:eastAsia="微软雅黑"/>
+                                  <w:bCs/>
+                                  <w:kern w:val="24"/>
+                                  <w:szCs w:val="21"/>
+                                  <w:lang w:val="en-US" w:eastAsia="zh-CN"/>
+                                </w:rPr>
+                                <w:t>ai算法模型</w:t>
+                              </w:r>
+                              <w:r>
+                                <w:rPr>
+                                  <w:rFonts w:hint="eastAsia" w:ascii="微软雅黑" w:hAnsi="微软雅黑" w:eastAsia="微软雅黑"/>
+                                  <w:bCs/>
+                                  <w:kern w:val="24"/>
+                                  <w:szCs w:val="21"/>
+                                </w:rPr>
+                                <w:t>。</w:t>
                               </w:r>
                             </w:p>
                           </w:txbxContent>
@@ -4399,7 +5751,7 @@
           </mc:Choice>
           <mc:Fallback>
             <w:pict>
-              <v:group id="_x0000_s1026" o:spid="_x0000_s1026" o:spt="203" style="position:absolute;left:0pt;margin-left:-24.85pt;margin-top:367.5pt;height:199.85pt;width:536.85pt;mso-position-horizontal-relative:margin;mso-position-vertical-relative:margin;z-index:251659264;mso-width-relative:page;mso-height-relative:page;" coordorigin="-46060,-106330" coordsize="6819890,2538326" o:gfxdata="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">
+              <v:group id="_x0000_s1026" o:spid="_x0000_s1026" o:spt="203" style="position:absolute;left:0pt;margin-left:-24.85pt;margin-top:312.75pt;height:199.85pt;width:536.85pt;mso-position-horizontal-relative:margin;mso-position-vertical-relative:margin;z-index:251659264;mso-width-relative:page;mso-height-relative:page;" coordorigin="-46060,-106330" coordsize="6819890,2538326" o:gfxdata="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">
                 <o:lock v:ext="edit" aspectratio="f"/>
                 <v:shape id="文本框 2" o:spid="_x0000_s1026" o:spt="202" type="#_x0000_t202" style="position:absolute;left:-42246;top:298882;height:2133114;width:6816076;" filled="f" stroked="f" coordsize="21600,21600" o:gfxdata="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">
                   <v:fill on="f" focussize="0,0"/>
@@ -4413,7 +5765,7 @@
                           <w:pStyle w:val="9"/>
                           <w:numPr>
                             <w:ilvl w:val="0"/>
-                            <w:numId w:val="1"/>
+                            <w:numId w:val="2"/>
                           </w:numPr>
                           <w:adjustRightInd w:val="0"/>
                           <w:snapToGrid w:val="0"/>
@@ -4450,7 +5802,7 @@
                           <w:pStyle w:val="9"/>
                           <w:numPr>
                             <w:ilvl w:val="0"/>
-                            <w:numId w:val="1"/>
+                            <w:numId w:val="2"/>
                           </w:numPr>
                           <w:adjustRightInd w:val="0"/>
                           <w:snapToGrid w:val="0"/>
@@ -4487,7 +5839,7 @@
                           <w:pStyle w:val="9"/>
                           <w:numPr>
                             <w:ilvl w:val="0"/>
-                            <w:numId w:val="1"/>
+                            <w:numId w:val="2"/>
                           </w:numPr>
                           <w:adjustRightInd w:val="0"/>
                           <w:snapToGrid w:val="0"/>
@@ -4524,7 +5876,7 @@
                           <w:pStyle w:val="9"/>
                           <w:numPr>
                             <w:ilvl w:val="0"/>
-                            <w:numId w:val="1"/>
+                            <w:numId w:val="2"/>
                           </w:numPr>
                           <w:adjustRightInd w:val="0"/>
                           <w:snapToGrid w:val="0"/>
@@ -4561,7 +5913,7 @@
                           <w:pStyle w:val="9"/>
                           <w:numPr>
                             <w:ilvl w:val="0"/>
-                            <w:numId w:val="1"/>
+                            <w:numId w:val="2"/>
                           </w:numPr>
                           <w:adjustRightInd w:val="0"/>
                           <w:snapToGrid w:val="0"/>
@@ -4590,7 +5942,26 @@
                             <w:kern w:val="24"/>
                             <w:szCs w:val="21"/>
                           </w:rPr>
-                          <w:t>掌握Python基础开发能力，了解序列预测与图像预测等常用深度学习流程。</w:t>
+                          <w:t>掌握Python基础开发能力，了解常用</w:t>
+                        </w:r>
+                        <w:r>
+                          <w:rPr>
+                            <w:rFonts w:hint="eastAsia" w:ascii="微软雅黑" w:hAnsi="微软雅黑" w:eastAsia="微软雅黑"/>
+                            <w:bCs/>
+                            <w:kern w:val="24"/>
+                            <w:szCs w:val="21"/>
+                            <w:lang w:val="en-US" w:eastAsia="zh-CN"/>
+                          </w:rPr>
+                          <w:t>ai算法模型</w:t>
+                        </w:r>
+                        <w:r>
+                          <w:rPr>
+                            <w:rFonts w:hint="eastAsia" w:ascii="微软雅黑" w:hAnsi="微软雅黑" w:eastAsia="微软雅黑"/>
+                            <w:bCs/>
+                            <w:kern w:val="24"/>
+                            <w:szCs w:val="21"/>
+                          </w:rPr>
+                          <w:t>。</w:t>
                         </w:r>
                       </w:p>
                     </w:txbxContent>
@@ -4640,8 +6011,6 @@
           </mc:Fallback>
         </mc:AlternateContent>
       </w:r>
-      <w:bookmarkStart w:id="0" w:name="_GoBack"/>
-      <w:bookmarkEnd w:id="0"/>
       <w:r>
         <mc:AlternateContent>
           <mc:Choice Requires="wps">
@@ -4652,9 +6021,9 @@
                   <wp:posOffset>-294005</wp:posOffset>
                 </wp:positionH>
                 <wp:positionV relativeFrom="paragraph">
-                  <wp:posOffset>121285</wp:posOffset>
+                  <wp:posOffset>45085</wp:posOffset>
                 </wp:positionV>
-                <wp:extent cx="6797675" cy="3724275"/>
+                <wp:extent cx="6797675" cy="4295140"/>
                 <wp:effectExtent l="0" t="0" r="0" b="0"/>
                 <wp:wrapNone/>
                 <wp:docPr id="12" name="文本框 2"/>
@@ -4668,7 +6037,7 @@
                       <wps:spPr bwMode="auto">
                         <a:xfrm>
                           <a:off x="0" y="0"/>
-                          <a:ext cx="6797675" cy="3724275"/>
+                          <a:ext cx="6797675" cy="4295140"/>
                         </a:xfrm>
                         <a:prstGeom prst="rect">
                           <a:avLst/>
@@ -4704,7 +6073,30 @@
                                 <w:sz w:val="24"/>
                                 <w:szCs w:val="21"/>
                               </w:rPr>
-                              <w:t xml:space="preserve">工程数字化知识问答系统                                                </w:t>
+                              <w:t>工程数字化知识问答</w:t>
+                            </w:r>
+                            <w:r>
+                              <w:rPr>
+                                <w:rFonts w:hint="eastAsia" w:eastAsia="微软雅黑"/>
+                                <w:b/>
+                                <w:bCs/>
+                                <w:color w:val="365F91"/>
+                                <w:sz w:val="24"/>
+                                <w:szCs w:val="21"/>
+                                <w:lang w:val="en-US" w:eastAsia="zh-CN"/>
+                              </w:rPr>
+                              <w:t>平台</w:t>
+                            </w:r>
+                            <w:r>
+                              <w:rPr>
+                                <w:rFonts w:hint="eastAsia" w:eastAsia="微软雅黑"/>
+                                <w:b/>
+                                <w:bCs/>
+                                <w:color w:val="365F91"/>
+                                <w:sz w:val="24"/>
+                                <w:szCs w:val="21"/>
+                              </w:rPr>
+                              <w:t xml:space="preserve">                                                </w:t>
                             </w:r>
                           </w:p>
                           <w:p>
@@ -4739,6 +6131,17 @@
                                 <w:szCs w:val="21"/>
                               </w:rPr>
                               <w:t>：</w:t>
+                            </w:r>
+                            <w:r>
+                              <w:rPr>
+                                <w:rFonts w:hint="eastAsia" w:eastAsia="微软雅黑"/>
+                                <w:b w:val="0"/>
+                                <w:bCs w:val="0"/>
+                                <w:kern w:val="24"/>
+                                <w:szCs w:val="21"/>
+                                <w:lang w:val="en-US" w:eastAsia="zh-CN"/>
+                              </w:rPr>
+                              <w:t>S</w:t>
                             </w:r>
                             <w:r>
                               <w:rPr>
@@ -4792,7 +6195,7 @@
                                 <w:szCs w:val="21"/>
                                 <w:lang w:val="en-US" w:eastAsia="zh-CN"/>
                               </w:rPr>
-                              <w:t>面向企业内部工程规范与技术资料构建的知识检索与问答平台，形成“文档治理→向量索引→召回重排 →生成回答”的标准化 RAG 工程链路，并实现大型三维模型的轻量化浏览</w:t>
+                              <w:t>面向企业工程规范与技术资料构建数字化问答平台，统一治理规范文档与结构模型数据，支撑基于RAG的工程级检索、问答与三维模型展示需求</w:t>
                             </w:r>
                             <w:r>
                               <w:rPr>
@@ -4843,7 +6246,8 @@
                             <w:r>
                               <w:rPr>
                                 <w:rFonts w:hint="eastAsia" w:eastAsia="微软雅黑"/>
-                                <w:bCs/>
+                                <w:b/>
+                                <w:bCs w:val="0"/>
                                 <w:kern w:val="24"/>
                                 <w:szCs w:val="21"/>
                               </w:rPr>
@@ -4851,12 +6255,24 @@
                             </w:r>
                             <w:r>
                               <w:rPr>
-                                <w:rFonts w:eastAsia="微软雅黑"/>
-                                <w:bCs/>
+                                <w:rFonts w:hint="eastAsia" w:eastAsia="微软雅黑"/>
+                                <w:b/>
+                                <w:bCs w:val="0"/>
                                 <w:kern w:val="24"/>
                                 <w:szCs w:val="21"/>
-                              </w:rPr>
-                              <w:t xml:space="preserve"> </w:t>
+                                <w:lang w:val="en-US" w:eastAsia="zh-CN"/>
+                              </w:rPr>
+                              <w:t>文档治理</w:t>
+                            </w:r>
+                            <w:r>
+                              <w:rPr>
+                                <w:rFonts w:hint="eastAsia" w:eastAsia="微软雅黑"/>
+                                <w:b/>
+                                <w:bCs w:val="0"/>
+                                <w:kern w:val="24"/>
+                                <w:szCs w:val="21"/>
+                              </w:rPr>
+                              <w:t>：</w:t>
                             </w:r>
                             <w:r>
                               <w:rPr>
@@ -4864,18 +6280,8 @@
                                 <w:bCs/>
                                 <w:kern w:val="24"/>
                                 <w:szCs w:val="21"/>
-                                <w:lang w:val="en-US" w:eastAsia="zh-CN"/>
-                              </w:rPr>
-                              <w:t>文档治理</w:t>
-                            </w:r>
-                            <w:r>
-                              <w:rPr>
-                                <w:rFonts w:hint="eastAsia" w:eastAsia="微软雅黑"/>
-                                <w:bCs/>
-                                <w:kern w:val="24"/>
-                                <w:szCs w:val="21"/>
-                              </w:rPr>
-                              <w:t>：基于DeepSeek OCR处理</w:t>
+                              </w:rPr>
+                              <w:t>基于DeepSeek OCR处理</w:t>
                             </w:r>
                             <w:r>
                               <w:rPr>
@@ -4932,7 +6338,8 @@
                             <w:r>
                               <w:rPr>
                                 <w:rFonts w:hint="eastAsia" w:eastAsia="微软雅黑"/>
-                                <w:bCs/>
+                                <w:b/>
+                                <w:bCs w:val="0"/>
                                 <w:kern w:val="24"/>
                                 <w:szCs w:val="21"/>
                               </w:rPr>
@@ -4941,7 +6348,8 @@
                             <w:r>
                               <w:rPr>
                                 <w:rFonts w:eastAsia="微软雅黑"/>
-                                <w:bCs/>
+                                <w:b/>
+                                <w:bCs w:val="0"/>
                                 <w:kern w:val="24"/>
                                 <w:szCs w:val="21"/>
                               </w:rPr>
@@ -4950,11 +6358,40 @@
                             <w:r>
                               <w:rPr>
                                 <w:rFonts w:hint="eastAsia" w:eastAsia="微软雅黑"/>
+                                <w:b/>
+                                <w:bCs w:val="0"/>
+                                <w:kern w:val="24"/>
+                                <w:szCs w:val="21"/>
+                              </w:rPr>
+                              <w:t>RAG应用：</w:t>
+                            </w:r>
+                            <w:r>
+                              <w:rPr>
+                                <w:rFonts w:hint="eastAsia" w:eastAsia="微软雅黑"/>
                                 <w:bCs/>
                                 <w:kern w:val="24"/>
                                 <w:szCs w:val="21"/>
                               </w:rPr>
-                              <w:t>RAG应用：基于LangChain4j实现 embedding（bge-m3）与向量检索（Qdrant），针对工程场景短 Query引入HyDE提升召回稳定性。</w:t>
+                              <w:t xml:space="preserve">基于 </w:t>
+                            </w:r>
+                            <w:r>
+                              <w:rPr>
+                                <w:rFonts w:hint="eastAsia" w:eastAsia="微软雅黑"/>
+                                <w:bCs/>
+                                <w:kern w:val="24"/>
+                                <w:szCs w:val="21"/>
+                                <w:lang w:val="en-US" w:eastAsia="zh-CN"/>
+                              </w:rPr>
+                              <w:t>java +</w:t>
+                            </w:r>
+                            <w:r>
+                              <w:rPr>
+                                <w:rFonts w:hint="eastAsia" w:eastAsia="微软雅黑"/>
+                                <w:bCs/>
+                                <w:kern w:val="24"/>
+                                <w:szCs w:val="21"/>
+                              </w:rPr>
+                              <w:t>LangChain4j搭建 RAG服务，完成 Embedding（bge-m3）、向量检索（Qdrant）与问答流程，并实现前后端系统集成与结果展示。</w:t>
                             </w:r>
                           </w:p>
                           <w:p>
@@ -4964,30 +6401,63 @@
                               <w:ind w:left="210" w:hanging="210" w:hangingChars="100"/>
                               <w:jc w:val="left"/>
                               <w:rPr>
-                                <w:rFonts w:hint="default" w:eastAsia="微软雅黑"/>
-                                <w:bCs/>
-                                <w:kern w:val="24"/>
-                                <w:szCs w:val="21"/>
-                                <w:lang w:val="en-US" w:eastAsia="zh-CN"/>
-                              </w:rPr>
-                            </w:pPr>
-                            <w:r>
-                              <w:rPr>
                                 <w:rFonts w:hint="eastAsia" w:eastAsia="微软雅黑"/>
                                 <w:bCs/>
                                 <w:kern w:val="24"/>
                                 <w:szCs w:val="21"/>
+                                <w:lang w:val="en-US" w:eastAsia="zh-CN"/>
+                              </w:rPr>
+                            </w:pPr>
+                            <w:r>
+                              <w:rPr>
+                                <w:rFonts w:hint="eastAsia" w:eastAsia="微软雅黑"/>
+                                <w:b/>
+                                <w:bCs w:val="0"/>
+                                <w:kern w:val="24"/>
+                                <w:szCs w:val="21"/>
                               </w:rPr>
                               <w:t>3</w:t>
                             </w:r>
                             <w:r>
                               <w:rPr>
                                 <w:rFonts w:eastAsia="微软雅黑"/>
-                                <w:bCs/>
+                                <w:b/>
+                                <w:bCs w:val="0"/>
                                 <w:kern w:val="24"/>
                                 <w:szCs w:val="21"/>
                               </w:rPr>
-                              <w:t xml:space="preserve">. </w:t>
+                              <w:t>.</w:t>
+                            </w:r>
+                            <w:r>
+                              <w:rPr>
+                                <w:rFonts w:hint="eastAsia" w:eastAsia="微软雅黑"/>
+                                <w:b/>
+                                <w:bCs w:val="0"/>
+                                <w:kern w:val="24"/>
+                                <w:szCs w:val="21"/>
+                              </w:rPr>
+                              <w:t>三维</w:t>
+                            </w:r>
+                            <w:r>
+                              <w:rPr>
+                                <w:rFonts w:hint="eastAsia" w:eastAsia="微软雅黑"/>
+                                <w:b/>
+                                <w:bCs w:val="0"/>
+                                <w:kern w:val="24"/>
+                                <w:szCs w:val="21"/>
+                                <w:lang w:val="en-US" w:eastAsia="zh-CN"/>
+                              </w:rPr>
+                              <w:t>模型展示</w:t>
+                            </w:r>
+                            <w:r>
+                              <w:rPr>
+                                <w:rFonts w:hint="eastAsia" w:eastAsia="微软雅黑"/>
+                                <w:b/>
+                                <w:bCs w:val="0"/>
+                                <w:kern w:val="24"/>
+                                <w:szCs w:val="21"/>
+                              </w:rPr>
+                              <w:t>：</w:t>
                             </w:r>
                             <w:r>
                               <w:rPr>
@@ -4996,7 +6466,7 @@
                                 <w:kern w:val="24"/>
                                 <w:szCs w:val="21"/>
                               </w:rPr>
-                              <w:t>重排与可解释检索</w:t>
+                              <w:t>在WebGL场景中采用构件实例化复用方式进行模型渲染，降低重复几何加载成本，整体渲染性能提升300%</w:t>
                             </w:r>
                             <w:r>
                               <w:rPr>
@@ -5006,7 +6476,203 @@
                                 <w:szCs w:val="21"/>
                                 <w:lang w:val="en-US" w:eastAsia="zh-CN"/>
                               </w:rPr>
-                              <w:t>: 结合 Cross-Encoder Reranking 优化条文级排序，并保留命中文档片段与来源位置，支持结果核验</w:t>
+                              <w:t xml:space="preserve"> 。</w:t>
+                            </w:r>
+                          </w:p>
+                          <w:p>
+                            <w:pPr>
+                              <w:adjustRightInd w:val="0"/>
+                              <w:snapToGrid w:val="0"/>
+                              <w:ind w:left="1050" w:hanging="1051" w:hangingChars="500"/>
+                              <w:jc w:val="left"/>
+                              <w:rPr>
+                                <w:rFonts w:hint="eastAsia" w:eastAsia="微软雅黑"/>
+                                <w:b/>
+                                <w:kern w:val="24"/>
+                                <w:szCs w:val="21"/>
+                              </w:rPr>
+                            </w:pPr>
+                            <w:r>
+                              <w:rPr>
+                                <w:rFonts w:hint="eastAsia" w:eastAsia="微软雅黑"/>
+                                <w:b/>
+                                <w:kern w:val="24"/>
+                                <w:szCs w:val="21"/>
+                                <w:lang w:val="en-US" w:eastAsia="zh-CN"/>
+                              </w:rPr>
+                              <w:t>技术要点</w:t>
+                            </w:r>
+                            <w:r>
+                              <w:rPr>
+                                <w:rFonts w:hint="eastAsia" w:eastAsia="微软雅黑"/>
+                                <w:b/>
+                                <w:kern w:val="24"/>
+                                <w:szCs w:val="21"/>
+                              </w:rPr>
+                              <w:t>：</w:t>
+                            </w:r>
+                          </w:p>
+                          <w:p>
+                            <w:pPr>
+                              <w:adjustRightInd w:val="0"/>
+                              <w:snapToGrid w:val="0"/>
+                              <w:ind w:left="315" w:hanging="315" w:hangingChars="150"/>
+                              <w:jc w:val="left"/>
+                              <w:rPr>
+                                <w:rFonts w:hint="eastAsia" w:eastAsia="微软雅黑"/>
+                                <w:bCs/>
+                                <w:kern w:val="24"/>
+                                <w:szCs w:val="21"/>
+                                <w:lang w:eastAsia="zh-CN"/>
+                              </w:rPr>
+                            </w:pPr>
+                            <w:r>
+                              <w:rPr>
+                                <w:rFonts w:hint="eastAsia" w:eastAsia="微软雅黑"/>
+                                <w:b/>
+                                <w:bCs w:val="0"/>
+                                <w:kern w:val="24"/>
+                                <w:szCs w:val="21"/>
+                              </w:rPr>
+                              <w:t>1.</w:t>
+                            </w:r>
+                            <w:r>
+                              <w:rPr>
+                                <w:rFonts w:eastAsia="微软雅黑"/>
+                                <w:b/>
+                                <w:bCs w:val="0"/>
+                                <w:kern w:val="24"/>
+                                <w:szCs w:val="21"/>
+                              </w:rPr>
+                              <w:t xml:space="preserve"> </w:t>
+                            </w:r>
+                            <w:r>
+                              <w:rPr>
+                                <w:rFonts w:hint="eastAsia" w:eastAsia="微软雅黑"/>
+                                <w:b/>
+                                <w:bCs w:val="0"/>
+                                <w:kern w:val="24"/>
+                                <w:szCs w:val="21"/>
+                              </w:rPr>
+                              <w:t>可解释检索</w:t>
+                            </w:r>
+                            <w:r>
+                              <w:rPr>
+                                <w:rFonts w:hint="eastAsia" w:eastAsia="微软雅黑"/>
+                                <w:b/>
+                                <w:bCs w:val="0"/>
+                                <w:kern w:val="24"/>
+                                <w:szCs w:val="21"/>
+                                <w:lang w:val="en-US" w:eastAsia="zh-CN"/>
+                              </w:rPr>
+                              <w:t>(</w:t>
+                            </w:r>
+                            <w:r>
+                              <w:rPr>
+                                <w:rFonts w:hint="eastAsia" w:eastAsia="微软雅黑"/>
+                                <w:b/>
+                                <w:bCs w:val="0"/>
+                                <w:kern w:val="24"/>
+                                <w:szCs w:val="21"/>
+                              </w:rPr>
+                              <w:t>Explainable Retrieval</w:t>
+                            </w:r>
+                            <w:r>
+                              <w:rPr>
+                                <w:rFonts w:hint="eastAsia" w:eastAsia="微软雅黑"/>
+                                <w:b/>
+                                <w:bCs w:val="0"/>
+                                <w:kern w:val="24"/>
+                                <w:szCs w:val="21"/>
+                                <w:lang w:val="en-US" w:eastAsia="zh-CN"/>
+                              </w:rPr>
+                              <w:t>)</w:t>
+                            </w:r>
+                            <w:r>
+                              <w:rPr>
+                                <w:rFonts w:hint="eastAsia" w:eastAsia="微软雅黑"/>
+                                <w:b/>
+                                <w:bCs w:val="0"/>
+                                <w:kern w:val="24"/>
+                                <w:szCs w:val="21"/>
+                              </w:rPr>
+                              <w:t>：</w:t>
+                            </w:r>
+                            <w:r>
+                              <w:rPr>
+                                <w:rFonts w:hint="eastAsia" w:eastAsia="微软雅黑"/>
+                                <w:bCs/>
+                                <w:kern w:val="24"/>
+                                <w:szCs w:val="21"/>
+                              </w:rPr>
+                              <w:t>工程规范问答需结果</w:t>
+                            </w:r>
+                            <w:r>
+                              <w:rPr>
+                                <w:rFonts w:hint="eastAsia" w:eastAsia="微软雅黑"/>
+                                <w:bCs/>
+                                <w:kern w:val="24"/>
+                                <w:szCs w:val="21"/>
+                                <w:lang w:val="en-US" w:eastAsia="zh-CN"/>
+                              </w:rPr>
+                              <w:t>必须</w:t>
+                            </w:r>
+                            <w:r>
+                              <w:rPr>
+                                <w:rFonts w:hint="eastAsia" w:eastAsia="微软雅黑"/>
+                                <w:bCs/>
+                                <w:kern w:val="24"/>
+                                <w:szCs w:val="21"/>
+                              </w:rPr>
+                              <w:t>可核对，</w:t>
+                            </w:r>
+                            <w:r>
+                              <w:rPr>
+                                <w:rFonts w:hint="eastAsia" w:eastAsia="微软雅黑"/>
+                                <w:bCs/>
+                                <w:kern w:val="24"/>
+                                <w:szCs w:val="21"/>
+                                <w:lang w:val="en-US" w:eastAsia="zh-CN"/>
+                              </w:rPr>
+                              <w:t>因此</w:t>
+                            </w:r>
+                            <w:r>
+                              <w:rPr>
+                                <w:rFonts w:hint="eastAsia" w:eastAsia="微软雅黑"/>
+                                <w:bCs/>
+                                <w:kern w:val="24"/>
+                                <w:szCs w:val="21"/>
+                              </w:rPr>
+                              <w:t>在检索阶段保留命中条文及来源，并对“为何命中”进行解释，避免</w:t>
+                            </w:r>
+                            <w:r>
+                              <w:rPr>
+                                <w:rFonts w:hint="eastAsia" w:eastAsia="微软雅黑"/>
+                                <w:bCs/>
+                                <w:kern w:val="24"/>
+                                <w:szCs w:val="21"/>
+                                <w:lang w:val="en-US" w:eastAsia="zh-CN"/>
+                              </w:rPr>
+                              <w:t>幻觉</w:t>
+                            </w:r>
+                            <w:r>
+                              <w:rPr>
+                                <w:rFonts w:hint="eastAsia" w:eastAsia="微软雅黑"/>
+                                <w:bCs/>
+                                <w:kern w:val="24"/>
+                                <w:szCs w:val="21"/>
+                              </w:rPr>
+                              <w:t>答案输出</w:t>
+                            </w:r>
+                            <w:r>
+                              <w:rPr>
+                                <w:rFonts w:hint="eastAsia" w:eastAsia="微软雅黑"/>
+                                <w:bCs/>
+                                <w:kern w:val="24"/>
+                                <w:szCs w:val="21"/>
+                                <w:lang w:eastAsia="zh-CN"/>
+                              </w:rPr>
+                              <w:t>。</w:t>
                             </w:r>
                           </w:p>
                           <w:p>
@@ -5016,7 +6682,8 @@
                               <w:ind w:left="210" w:hanging="210" w:hangingChars="100"/>
                               <w:jc w:val="left"/>
                               <w:rPr>
-                                <w:rFonts w:eastAsia="微软雅黑"/>
+                                <w:rFonts w:hint="eastAsia" w:eastAsia="微软雅黑"/>
+                                <w:b w:val="0"/>
                                 <w:bCs/>
                                 <w:kern w:val="24"/>
                                 <w:szCs w:val="21"/>
@@ -5025,17 +6692,18 @@
                             <w:r>
                               <w:rPr>
                                 <w:rFonts w:hint="eastAsia" w:eastAsia="微软雅黑"/>
-                                <w:bCs/>
+                                <w:b/>
+                                <w:bCs w:val="0"/>
                                 <w:kern w:val="24"/>
                                 <w:szCs w:val="21"/>
-                                <w:lang w:val="en-US" w:eastAsia="zh-CN"/>
-                              </w:rPr>
-                              <w:t>4</w:t>
+                              </w:rPr>
+                              <w:t>2</w:t>
                             </w:r>
                             <w:r>
                               <w:rPr>
                                 <w:rFonts w:eastAsia="微软雅黑"/>
-                                <w:bCs/>
+                                <w:b/>
+                                <w:bCs w:val="0"/>
                                 <w:kern w:val="24"/>
                                 <w:szCs w:val="21"/>
                               </w:rPr>
@@ -5044,68 +6712,176 @@
                             <w:r>
                               <w:rPr>
                                 <w:rFonts w:hint="eastAsia" w:eastAsia="微软雅黑"/>
+                                <w:b/>
+                                <w:bCs w:val="0"/>
+                                <w:kern w:val="24"/>
+                                <w:szCs w:val="21"/>
+                              </w:rPr>
+                              <w:t>Cross-Encoder重排序</w:t>
+                            </w:r>
+                            <w:r>
+                              <w:rPr>
+                                <w:rFonts w:hint="eastAsia" w:eastAsia="微软雅黑"/>
+                                <w:b/>
+                                <w:bCs w:val="0"/>
+                                <w:kern w:val="24"/>
+                                <w:szCs w:val="21"/>
+                                <w:lang w:eastAsia="zh-CN"/>
+                              </w:rPr>
+                              <w:t>：</w:t>
+                            </w:r>
+                            <w:r>
+                              <w:rPr>
+                                <w:rFonts w:hint="eastAsia" w:eastAsia="微软雅黑"/>
+                                <w:b w:val="0"/>
                                 <w:bCs/>
                                 <w:kern w:val="24"/>
                                 <w:szCs w:val="21"/>
-                                <w:lang w:val="en-US" w:eastAsia="zh-CN"/>
-                              </w:rPr>
-                              <w:t>模型</w:t>
+                              </w:rPr>
+                              <w:t>针对规范文本</w:t>
                             </w:r>
                             <w:r>
                               <w:rPr>
                                 <w:rFonts w:hint="eastAsia" w:eastAsia="微软雅黑"/>
+                                <w:b w:val="0"/>
                                 <w:bCs/>
                                 <w:kern w:val="24"/>
                                 <w:szCs w:val="21"/>
-                              </w:rPr>
-                              <w:t>三维展示：在WebGL场景中采用构件实例化复用方式进行模型渲染，降低重复几何加载成本，整体渲染性能提升约 300%。</w:t>
+                                <w:lang w:val="en-US" w:eastAsia="zh-CN"/>
+                              </w:rPr>
+                              <w:t>相似表述含义差距较大问题</w:t>
+                            </w:r>
+                            <w:r>
+                              <w:rPr>
+                                <w:rFonts w:hint="eastAsia" w:eastAsia="微软雅黑"/>
+                                <w:b w:val="0"/>
+                                <w:bCs/>
+                                <w:kern w:val="24"/>
+                                <w:szCs w:val="21"/>
+                              </w:rPr>
+                              <w:t>，对向量召回结果进行</w:t>
+                            </w:r>
+                            <w:r>
+                              <w:rPr>
+                                <w:rFonts w:hint="eastAsia" w:eastAsia="微软雅黑"/>
+                                <w:b w:val="0"/>
+                                <w:bCs/>
+                                <w:kern w:val="24"/>
+                                <w:szCs w:val="21"/>
+                                <w:lang w:val="en-US" w:eastAsia="zh-CN"/>
+                              </w:rPr>
+                              <w:t>重排序</w:t>
+                            </w:r>
+                            <w:r>
+                              <w:rPr>
+                                <w:rFonts w:hint="eastAsia" w:eastAsia="微软雅黑"/>
+                                <w:b w:val="0"/>
+                                <w:bCs/>
+                                <w:kern w:val="24"/>
+                                <w:szCs w:val="21"/>
+                              </w:rPr>
+                              <w:t>，提升条文级命中准确率，避免无关内容干扰。</w:t>
                             </w:r>
                           </w:p>
                           <w:p>
                             <w:pPr>
                               <w:adjustRightInd w:val="0"/>
                               <w:snapToGrid w:val="0"/>
-                              <w:ind w:left="1050" w:hanging="1051" w:hangingChars="500"/>
+                              <w:ind w:left="210" w:hanging="210" w:hangingChars="100"/>
                               <w:jc w:val="left"/>
                               <w:rPr>
-                                <w:rFonts w:eastAsia="微软雅黑"/>
+                                <w:rFonts w:hint="eastAsia" w:eastAsia="微软雅黑"/>
+                                <w:b w:val="0"/>
                                 <w:bCs/>
                                 <w:kern w:val="24"/>
                                 <w:szCs w:val="21"/>
+                                <w:lang w:val="en-US" w:eastAsia="zh-CN"/>
                               </w:rPr>
                             </w:pPr>
                             <w:r>
                               <w:rPr>
                                 <w:rFonts w:hint="eastAsia" w:eastAsia="微软雅黑"/>
                                 <w:b/>
+                                <w:bCs w:val="0"/>
                                 <w:kern w:val="24"/>
                                 <w:szCs w:val="21"/>
-                              </w:rPr>
-                              <w:t>项目成果：</w:t>
+                                <w:lang w:val="en-US" w:eastAsia="zh-CN"/>
+                              </w:rPr>
+                              <w:t>3</w:t>
                             </w:r>
                             <w:r>
                               <w:rPr>
+                                <w:rFonts w:eastAsia="微软雅黑"/>
+                                <w:b/>
+                                <w:bCs w:val="0"/>
+                                <w:kern w:val="24"/>
+                                <w:szCs w:val="21"/>
+                              </w:rPr>
+                              <w:t>.</w:t>
+                            </w:r>
+                            <w:r>
+                              <w:rPr>
                                 <w:rFonts w:hint="eastAsia" w:eastAsia="微软雅黑"/>
+                                <w:b/>
+                                <w:bCs w:val="0"/>
+                                <w:kern w:val="24"/>
+                                <w:szCs w:val="21"/>
+                                <w:lang w:val="en-US" w:eastAsia="zh-CN"/>
+                              </w:rPr>
+                              <w:t xml:space="preserve"> </w:t>
+                            </w:r>
+                            <w:r>
+                              <w:rPr>
+                                <w:rFonts w:hint="eastAsia" w:eastAsia="微软雅黑"/>
+                                <w:b/>
+                                <w:bCs w:val="0"/>
+                                <w:kern w:val="24"/>
+                                <w:szCs w:val="21"/>
+                              </w:rPr>
+                              <w:t>HyDE增强检索</w:t>
+                            </w:r>
+                            <w:r>
+                              <w:rPr>
+                                <w:rFonts w:hint="eastAsia" w:eastAsia="微软雅黑"/>
+                                <w:b/>
+                                <w:bCs w:val="0"/>
+                                <w:kern w:val="24"/>
+                                <w:szCs w:val="21"/>
+                                <w:lang w:eastAsia="zh-CN"/>
+                              </w:rPr>
+                              <w:t>：</w:t>
+                            </w:r>
+                            <w:r>
+                              <w:rPr>
+                                <w:rFonts w:hint="eastAsia" w:eastAsia="微软雅黑"/>
+                                <w:b w:val="0"/>
                                 <w:bCs/>
                                 <w:kern w:val="24"/>
                                 <w:szCs w:val="21"/>
                               </w:rPr>
-                              <w:t>平台已投入使用，用于规范工程文档的智能查询与大型三维模型轻量化浏览。</w:t>
+                              <w:t>针对工程人员提问口语化的</w:t>
                             </w:r>
-                          </w:p>
-                          <w:p>
-                            <w:pPr>
-                              <w:adjustRightInd w:val="0"/>
-                              <w:snapToGrid w:val="0"/>
-                              <w:ind w:left="800" w:hanging="800" w:hangingChars="500"/>
-                              <w:rPr>
-                                <w:rFonts w:eastAsia="微软雅黑"/>
+                            <w:r>
+                              <w:rPr>
+                                <w:rFonts w:hint="eastAsia" w:eastAsia="微软雅黑"/>
+                                <w:b w:val="0"/>
                                 <w:bCs/>
                                 <w:kern w:val="24"/>
-                                <w:sz w:val="16"/>
-                                <w:szCs w:val="21"/>
-                              </w:rPr>
-                            </w:pPr>
+                                <w:szCs w:val="21"/>
+                                <w:lang w:val="en-US" w:eastAsia="zh-CN"/>
+                              </w:rPr>
+                              <w:t>特点</w:t>
+                            </w:r>
+                            <w:r>
+                              <w:rPr>
+                                <w:rFonts w:hint="eastAsia" w:eastAsia="微软雅黑"/>
+                                <w:b w:val="0"/>
+                                <w:bCs/>
+                                <w:kern w:val="24"/>
+                                <w:szCs w:val="21"/>
+                              </w:rPr>
+                              <w:t>，通过生成假想条文扩展 Query 语义，使检索向量更贴近规范文本分布，降低漏召回风险。</w:t>
+                            </w:r>
                           </w:p>
                           <w:p/>
                         </w:txbxContent>
@@ -5121,7 +6897,7 @@
           </mc:Choice>
           <mc:Fallback>
             <w:pict>
-              <v:shape id="文本框 2" o:spid="_x0000_s1026" o:spt="202" type="#_x0000_t202" style="position:absolute;left:0pt;margin-left:-23.15pt;margin-top:9.55pt;height:293.25pt;width:535.25pt;mso-position-horizontal-relative:margin;z-index:251666432;mso-width-relative:page;mso-height-relative:page;" filled="f" stroked="f" coordsize="21600,21600" o:gfxdata="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">
+              <v:shape id="文本框 2" o:spid="_x0000_s1026" o:spt="202" type="#_x0000_t202" style="position:absolute;left:0pt;margin-left:-23.15pt;margin-top:3.55pt;height:338.2pt;width:535.25pt;mso-position-horizontal-relative:margin;z-index:251666432;mso-width-relative:page;mso-height-relative:page;" filled="f" stroked="f" coordsize="21600,21600" o:gfxdata="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">
                 <v:fill on="f" focussize="0,0"/>
                 <v:stroke on="f" miterlimit="8" joinstyle="miter"/>
                 <v:imagedata o:title=""/>
@@ -5151,7 +6927,30 @@
                           <w:sz w:val="24"/>
                           <w:szCs w:val="21"/>
                         </w:rPr>
-                        <w:t xml:space="preserve">工程数字化知识问答系统                                                </w:t>
+                        <w:t>工程数字化知识问答</w:t>
+                      </w:r>
+                      <w:r>
+                        <w:rPr>
+                          <w:rFonts w:hint="eastAsia" w:eastAsia="微软雅黑"/>
+                          <w:b/>
+                          <w:bCs/>
+                          <w:color w:val="365F91"/>
+                          <w:sz w:val="24"/>
+                          <w:szCs w:val="21"/>
+                          <w:lang w:val="en-US" w:eastAsia="zh-CN"/>
+                        </w:rPr>
+                        <w:t>平台</w:t>
+                      </w:r>
+                      <w:r>
+                        <w:rPr>
+                          <w:rFonts w:hint="eastAsia" w:eastAsia="微软雅黑"/>
+                          <w:b/>
+                          <w:bCs/>
+                          <w:color w:val="365F91"/>
+                          <w:sz w:val="24"/>
+                          <w:szCs w:val="21"/>
+                        </w:rPr>
+                        <w:t xml:space="preserve">                                                </w:t>
                       </w:r>
                     </w:p>
                     <w:p>
@@ -5186,6 +6985,17 @@
                           <w:szCs w:val="21"/>
                         </w:rPr>
                         <w:t>：</w:t>
+                      </w:r>
+                      <w:r>
+                        <w:rPr>
+                          <w:rFonts w:hint="eastAsia" w:eastAsia="微软雅黑"/>
+                          <w:b w:val="0"/>
+                          <w:bCs w:val="0"/>
+                          <w:kern w:val="24"/>
+                          <w:szCs w:val="21"/>
+                          <w:lang w:val="en-US" w:eastAsia="zh-CN"/>
+                        </w:rPr>
+                        <w:t>S</w:t>
                       </w:r>
                       <w:r>
                         <w:rPr>
@@ -5239,7 +7049,7 @@
                           <w:szCs w:val="21"/>
                           <w:lang w:val="en-US" w:eastAsia="zh-CN"/>
                         </w:rPr>
-                        <w:t>面向企业内部工程规范与技术资料构建的知识检索与问答平台，形成“文档治理→向量索引→召回重排 →生成回答”的标准化 RAG 工程链路，并实现大型三维模型的轻量化浏览</w:t>
+                        <w:t>面向企业工程规范与技术资料构建数字化问答平台，统一治理规范文档与结构模型数据，支撑基于RAG的工程级检索、问答与三维模型展示需求</w:t>
                       </w:r>
                       <w:r>
                         <w:rPr>
@@ -5290,7 +7100,8 @@
                       <w:r>
                         <w:rPr>
                           <w:rFonts w:hint="eastAsia" w:eastAsia="微软雅黑"/>
-                          <w:bCs/>
+                          <w:b/>
+                          <w:bCs w:val="0"/>
                           <w:kern w:val="24"/>
                           <w:szCs w:val="21"/>
                         </w:rPr>
@@ -5298,12 +7109,24 @@
                       </w:r>
                       <w:r>
                         <w:rPr>
-                          <w:rFonts w:eastAsia="微软雅黑"/>
-                          <w:bCs/>
+                          <w:rFonts w:hint="eastAsia" w:eastAsia="微软雅黑"/>
+                          <w:b/>
+                          <w:bCs w:val="0"/>
                           <w:kern w:val="24"/>
                           <w:szCs w:val="21"/>
-                        </w:rPr>
-                        <w:t xml:space="preserve"> </w:t>
+                          <w:lang w:val="en-US" w:eastAsia="zh-CN"/>
+                        </w:rPr>
+                        <w:t>文档治理</w:t>
+                      </w:r>
+                      <w:r>
+                        <w:rPr>
+                          <w:rFonts w:hint="eastAsia" w:eastAsia="微软雅黑"/>
+                          <w:b/>
+                          <w:bCs w:val="0"/>
+                          <w:kern w:val="24"/>
+                          <w:szCs w:val="21"/>
+                        </w:rPr>
+                        <w:t>：</w:t>
                       </w:r>
                       <w:r>
                         <w:rPr>
@@ -5311,18 +7134,8 @@
                           <w:bCs/>
                           <w:kern w:val="24"/>
                           <w:szCs w:val="21"/>
-                          <w:lang w:val="en-US" w:eastAsia="zh-CN"/>
-                        </w:rPr>
-                        <w:t>文档治理</w:t>
-                      </w:r>
-                      <w:r>
-                        <w:rPr>
-                          <w:rFonts w:hint="eastAsia" w:eastAsia="微软雅黑"/>
-                          <w:bCs/>
-                          <w:kern w:val="24"/>
-                          <w:szCs w:val="21"/>
-                        </w:rPr>
-                        <w:t>：基于DeepSeek OCR处理</w:t>
+                        </w:rPr>
+                        <w:t>基于DeepSeek OCR处理</w:t>
                       </w:r>
                       <w:r>
                         <w:rPr>
@@ -5379,7 +7192,8 @@
                       <w:r>
                         <w:rPr>
                           <w:rFonts w:hint="eastAsia" w:eastAsia="微软雅黑"/>
-                          <w:bCs/>
+                          <w:b/>
+                          <w:bCs w:val="0"/>
                           <w:kern w:val="24"/>
                           <w:szCs w:val="21"/>
                         </w:rPr>
@@ -5388,7 +7202,8 @@
                       <w:r>
                         <w:rPr>
                           <w:rFonts w:eastAsia="微软雅黑"/>
-                          <w:bCs/>
+                          <w:b/>
+                          <w:bCs w:val="0"/>
                           <w:kern w:val="24"/>
                           <w:szCs w:val="21"/>
                         </w:rPr>
@@ -5397,11 +7212,40 @@
                       <w:r>
                         <w:rPr>
                           <w:rFonts w:hint="eastAsia" w:eastAsia="微软雅黑"/>
+                          <w:b/>
+                          <w:bCs w:val="0"/>
+                          <w:kern w:val="24"/>
+                          <w:szCs w:val="21"/>
+                        </w:rPr>
+                        <w:t>RAG应用：</w:t>
+                      </w:r>
+                      <w:r>
+                        <w:rPr>
+                          <w:rFonts w:hint="eastAsia" w:eastAsia="微软雅黑"/>
                           <w:bCs/>
                           <w:kern w:val="24"/>
                           <w:szCs w:val="21"/>
                         </w:rPr>
-                        <w:t>RAG应用：基于LangChain4j实现 embedding（bge-m3）与向量检索（Qdrant），针对工程场景短 Query引入HyDE提升召回稳定性。</w:t>
+                        <w:t xml:space="preserve">基于 </w:t>
+                      </w:r>
+                      <w:r>
+                        <w:rPr>
+                          <w:rFonts w:hint="eastAsia" w:eastAsia="微软雅黑"/>
+                          <w:bCs/>
+                          <w:kern w:val="24"/>
+                          <w:szCs w:val="21"/>
+                          <w:lang w:val="en-US" w:eastAsia="zh-CN"/>
+                        </w:rPr>
+                        <w:t>java +</w:t>
+                      </w:r>
+                      <w:r>
+                        <w:rPr>
+                          <w:rFonts w:hint="eastAsia" w:eastAsia="微软雅黑"/>
+                          <w:bCs/>
+                          <w:kern w:val="24"/>
+                          <w:szCs w:val="21"/>
+                        </w:rPr>
+                        <w:t>LangChain4j搭建 RAG服务，完成 Embedding（bge-m3）、向量检索（Qdrant）与问答流程，并实现前后端系统集成与结果展示。</w:t>
                       </w:r>
                     </w:p>
                     <w:p>
@@ -5411,30 +7255,63 @@
                         <w:ind w:left="210" w:hanging="210" w:hangingChars="100"/>
                         <w:jc w:val="left"/>
                         <w:rPr>
-                          <w:rFonts w:hint="default" w:eastAsia="微软雅黑"/>
-                          <w:bCs/>
-                          <w:kern w:val="24"/>
-                          <w:szCs w:val="21"/>
-                          <w:lang w:val="en-US" w:eastAsia="zh-CN"/>
-                        </w:rPr>
-                      </w:pPr>
-                      <w:r>
-                        <w:rPr>
                           <w:rFonts w:hint="eastAsia" w:eastAsia="微软雅黑"/>
                           <w:bCs/>
                           <w:kern w:val="24"/>
                           <w:szCs w:val="21"/>
+                          <w:lang w:val="en-US" w:eastAsia="zh-CN"/>
+                        </w:rPr>
+                      </w:pPr>
+                      <w:r>
+                        <w:rPr>
+                          <w:rFonts w:hint="eastAsia" w:eastAsia="微软雅黑"/>
+                          <w:b/>
+                          <w:bCs w:val="0"/>
+                          <w:kern w:val="24"/>
+                          <w:szCs w:val="21"/>
                         </w:rPr>
                         <w:t>3</w:t>
                       </w:r>
                       <w:r>
                         <w:rPr>
                           <w:rFonts w:eastAsia="微软雅黑"/>
-                          <w:bCs/>
+                          <w:b/>
+                          <w:bCs w:val="0"/>
                           <w:kern w:val="24"/>
                           <w:szCs w:val="21"/>
                         </w:rPr>
-                        <w:t xml:space="preserve">. </w:t>
+                        <w:t>.</w:t>
+                      </w:r>
+                      <w:r>
+                        <w:rPr>
+                          <w:rFonts w:hint="eastAsia" w:eastAsia="微软雅黑"/>
+                          <w:b/>
+                          <w:bCs w:val="0"/>
+                          <w:kern w:val="24"/>
+                          <w:szCs w:val="21"/>
+                        </w:rPr>
+                        <w:t>三维</w:t>
+                      </w:r>
+                      <w:r>
+                        <w:rPr>
+                          <w:rFonts w:hint="eastAsia" w:eastAsia="微软雅黑"/>
+                          <w:b/>
+                          <w:bCs w:val="0"/>
+                          <w:kern w:val="24"/>
+                          <w:szCs w:val="21"/>
+                          <w:lang w:val="en-US" w:eastAsia="zh-CN"/>
+                        </w:rPr>
+                        <w:t>模型展示</w:t>
+                      </w:r>
+                      <w:r>
+                        <w:rPr>
+                          <w:rFonts w:hint="eastAsia" w:eastAsia="微软雅黑"/>
+                          <w:b/>
+                          <w:bCs w:val="0"/>
+                          <w:kern w:val="24"/>
+                          <w:szCs w:val="21"/>
+                        </w:rPr>
+                        <w:t>：</w:t>
                       </w:r>
                       <w:r>
                         <w:rPr>
@@ -5443,7 +7320,7 @@
                           <w:kern w:val="24"/>
                           <w:szCs w:val="21"/>
                         </w:rPr>
-                        <w:t>重排与可解释检索</w:t>
+                        <w:t>在WebGL场景中采用构件实例化复用方式进行模型渲染，降低重复几何加载成本，整体渲染性能提升300%</w:t>
                       </w:r>
                       <w:r>
                         <w:rPr>
@@ -5453,7 +7330,203 @@
                           <w:szCs w:val="21"/>
                           <w:lang w:val="en-US" w:eastAsia="zh-CN"/>
                         </w:rPr>
-                        <w:t>: 结合 Cross-Encoder Reranking 优化条文级排序，并保留命中文档片段与来源位置，支持结果核验</w:t>
+                        <w:t xml:space="preserve"> 。</w:t>
+                      </w:r>
+                    </w:p>
+                    <w:p>
+                      <w:pPr>
+                        <w:adjustRightInd w:val="0"/>
+                        <w:snapToGrid w:val="0"/>
+                        <w:ind w:left="1050" w:hanging="1051" w:hangingChars="500"/>
+                        <w:jc w:val="left"/>
+                        <w:rPr>
+                          <w:rFonts w:hint="eastAsia" w:eastAsia="微软雅黑"/>
+                          <w:b/>
+                          <w:kern w:val="24"/>
+                          <w:szCs w:val="21"/>
+                        </w:rPr>
+                      </w:pPr>
+                      <w:r>
+                        <w:rPr>
+                          <w:rFonts w:hint="eastAsia" w:eastAsia="微软雅黑"/>
+                          <w:b/>
+                          <w:kern w:val="24"/>
+                          <w:szCs w:val="21"/>
+                          <w:lang w:val="en-US" w:eastAsia="zh-CN"/>
+                        </w:rPr>
+                        <w:t>技术要点</w:t>
+                      </w:r>
+                      <w:r>
+                        <w:rPr>
+                          <w:rFonts w:hint="eastAsia" w:eastAsia="微软雅黑"/>
+                          <w:b/>
+                          <w:kern w:val="24"/>
+                          <w:szCs w:val="21"/>
+                        </w:rPr>
+                        <w:t>：</w:t>
+                      </w:r>
+                    </w:p>
+                    <w:p>
+                      <w:pPr>
+                        <w:adjustRightInd w:val="0"/>
+                        <w:snapToGrid w:val="0"/>
+                        <w:ind w:left="315" w:hanging="315" w:hangingChars="150"/>
+                        <w:jc w:val="left"/>
+                        <w:rPr>
+                          <w:rFonts w:hint="eastAsia" w:eastAsia="微软雅黑"/>
+                          <w:bCs/>
+                          <w:kern w:val="24"/>
+                          <w:szCs w:val="21"/>
+                          <w:lang w:eastAsia="zh-CN"/>
+                        </w:rPr>
+                      </w:pPr>
+                      <w:r>
+                        <w:rPr>
+                          <w:rFonts w:hint="eastAsia" w:eastAsia="微软雅黑"/>
+                          <w:b/>
+                          <w:bCs w:val="0"/>
+                          <w:kern w:val="24"/>
+                          <w:szCs w:val="21"/>
+                        </w:rPr>
+                        <w:t>1.</w:t>
+                      </w:r>
+                      <w:r>
+                        <w:rPr>
+                          <w:rFonts w:eastAsia="微软雅黑"/>
+                          <w:b/>
+                          <w:bCs w:val="0"/>
+                          <w:kern w:val="24"/>
+                          <w:szCs w:val="21"/>
+                        </w:rPr>
+                        <w:t xml:space="preserve"> </w:t>
+                      </w:r>
+                      <w:r>
+                        <w:rPr>
+                          <w:rFonts w:hint="eastAsia" w:eastAsia="微软雅黑"/>
+                          <w:b/>
+                          <w:bCs w:val="0"/>
+                          <w:kern w:val="24"/>
+                          <w:szCs w:val="21"/>
+                        </w:rPr>
+                        <w:t>可解释检索</w:t>
+                      </w:r>
+                      <w:r>
+                        <w:rPr>
+                          <w:rFonts w:hint="eastAsia" w:eastAsia="微软雅黑"/>
+                          <w:b/>
+                          <w:bCs w:val="0"/>
+                          <w:kern w:val="24"/>
+                          <w:szCs w:val="21"/>
+                          <w:lang w:val="en-US" w:eastAsia="zh-CN"/>
+                        </w:rPr>
+                        <w:t>(</w:t>
+                      </w:r>
+                      <w:r>
+                        <w:rPr>
+                          <w:rFonts w:hint="eastAsia" w:eastAsia="微软雅黑"/>
+                          <w:b/>
+                          <w:bCs w:val="0"/>
+                          <w:kern w:val="24"/>
+                          <w:szCs w:val="21"/>
+                        </w:rPr>
+                        <w:t>Explainable Retrieval</w:t>
+                      </w:r>
+                      <w:r>
+                        <w:rPr>
+                          <w:rFonts w:hint="eastAsia" w:eastAsia="微软雅黑"/>
+                          <w:b/>
+                          <w:bCs w:val="0"/>
+                          <w:kern w:val="24"/>
+                          <w:szCs w:val="21"/>
+                          <w:lang w:val="en-US" w:eastAsia="zh-CN"/>
+                        </w:rPr>
+                        <w:t>)</w:t>
+                      </w:r>
+                      <w:r>
+                        <w:rPr>
+                          <w:rFonts w:hint="eastAsia" w:eastAsia="微软雅黑"/>
+                          <w:b/>
+                          <w:bCs w:val="0"/>
+                          <w:kern w:val="24"/>
+                          <w:szCs w:val="21"/>
+                        </w:rPr>
+                        <w:t>：</w:t>
+                      </w:r>
+                      <w:r>
+                        <w:rPr>
+                          <w:rFonts w:hint="eastAsia" w:eastAsia="微软雅黑"/>
+                          <w:bCs/>
+                          <w:kern w:val="24"/>
+                          <w:szCs w:val="21"/>
+                        </w:rPr>
+                        <w:t>工程规范问答需结果</w:t>
+                      </w:r>
+                      <w:r>
+                        <w:rPr>
+                          <w:rFonts w:hint="eastAsia" w:eastAsia="微软雅黑"/>
+                          <w:bCs/>
+                          <w:kern w:val="24"/>
+                          <w:szCs w:val="21"/>
+                          <w:lang w:val="en-US" w:eastAsia="zh-CN"/>
+                        </w:rPr>
+                        <w:t>必须</w:t>
+                      </w:r>
+                      <w:r>
+                        <w:rPr>
+                          <w:rFonts w:hint="eastAsia" w:eastAsia="微软雅黑"/>
+                          <w:bCs/>
+                          <w:kern w:val="24"/>
+                          <w:szCs w:val="21"/>
+                        </w:rPr>
+                        <w:t>可核对，</w:t>
+                      </w:r>
+                      <w:r>
+                        <w:rPr>
+                          <w:rFonts w:hint="eastAsia" w:eastAsia="微软雅黑"/>
+                          <w:bCs/>
+                          <w:kern w:val="24"/>
+                          <w:szCs w:val="21"/>
+                          <w:lang w:val="en-US" w:eastAsia="zh-CN"/>
+                        </w:rPr>
+                        <w:t>因此</w:t>
+                      </w:r>
+                      <w:r>
+                        <w:rPr>
+                          <w:rFonts w:hint="eastAsia" w:eastAsia="微软雅黑"/>
+                          <w:bCs/>
+                          <w:kern w:val="24"/>
+                          <w:szCs w:val="21"/>
+                        </w:rPr>
+                        <w:t>在检索阶段保留命中条文及来源，并对“为何命中”进行解释，避免</w:t>
+                      </w:r>
+                      <w:r>
+                        <w:rPr>
+                          <w:rFonts w:hint="eastAsia" w:eastAsia="微软雅黑"/>
+                          <w:bCs/>
+                          <w:kern w:val="24"/>
+                          <w:szCs w:val="21"/>
+                          <w:lang w:val="en-US" w:eastAsia="zh-CN"/>
+                        </w:rPr>
+                        <w:t>幻觉</w:t>
+                      </w:r>
+                      <w:r>
+                        <w:rPr>
+                          <w:rFonts w:hint="eastAsia" w:eastAsia="微软雅黑"/>
+                          <w:bCs/>
+                          <w:kern w:val="24"/>
+                          <w:szCs w:val="21"/>
+                        </w:rPr>
+                        <w:t>答案输出</w:t>
+                      </w:r>
+                      <w:r>
+                        <w:rPr>
+                          <w:rFonts w:hint="eastAsia" w:eastAsia="微软雅黑"/>
+                          <w:bCs/>
+                          <w:kern w:val="24"/>
+                          <w:szCs w:val="21"/>
+                          <w:lang w:eastAsia="zh-CN"/>
+                        </w:rPr>
+                        <w:t>。</w:t>
                       </w:r>
                     </w:p>
                     <w:p>
@@ -5463,7 +7536,8 @@
                         <w:ind w:left="210" w:hanging="210" w:hangingChars="100"/>
                         <w:jc w:val="left"/>
                         <w:rPr>
-                          <w:rFonts w:eastAsia="微软雅黑"/>
+                          <w:rFonts w:hint="eastAsia" w:eastAsia="微软雅黑"/>
+                          <w:b w:val="0"/>
                           <w:bCs/>
                           <w:kern w:val="24"/>
                           <w:szCs w:val="21"/>
@@ -5472,17 +7546,18 @@
                       <w:r>
                         <w:rPr>
                           <w:rFonts w:hint="eastAsia" w:eastAsia="微软雅黑"/>
-                          <w:bCs/>
+                          <w:b/>
+                          <w:bCs w:val="0"/>
                           <w:kern w:val="24"/>
                           <w:szCs w:val="21"/>
-                          <w:lang w:val="en-US" w:eastAsia="zh-CN"/>
-                        </w:rPr>
-                        <w:t>4</w:t>
+                        </w:rPr>
+                        <w:t>2</w:t>
                       </w:r>
                       <w:r>
                         <w:rPr>
                           <w:rFonts w:eastAsia="微软雅黑"/>
-                          <w:bCs/>
+                          <w:b/>
+                          <w:bCs w:val="0"/>
                           <w:kern w:val="24"/>
                           <w:szCs w:val="21"/>
                         </w:rPr>
@@ -5491,68 +7566,176 @@
                       <w:r>
                         <w:rPr>
                           <w:rFonts w:hint="eastAsia" w:eastAsia="微软雅黑"/>
+                          <w:b/>
+                          <w:bCs w:val="0"/>
+                          <w:kern w:val="24"/>
+                          <w:szCs w:val="21"/>
+                        </w:rPr>
+                        <w:t>Cross-Encoder重排序</w:t>
+                      </w:r>
+                      <w:r>
+                        <w:rPr>
+                          <w:rFonts w:hint="eastAsia" w:eastAsia="微软雅黑"/>
+                          <w:b/>
+                          <w:bCs w:val="0"/>
+                          <w:kern w:val="24"/>
+                          <w:szCs w:val="21"/>
+                          <w:lang w:eastAsia="zh-CN"/>
+                        </w:rPr>
+                        <w:t>：</w:t>
+                      </w:r>
+                      <w:r>
+                        <w:rPr>
+                          <w:rFonts w:hint="eastAsia" w:eastAsia="微软雅黑"/>
+                          <w:b w:val="0"/>
                           <w:bCs/>
                           <w:kern w:val="24"/>
                           <w:szCs w:val="21"/>
-                          <w:lang w:val="en-US" w:eastAsia="zh-CN"/>
-                        </w:rPr>
-                        <w:t>模型</w:t>
+                        </w:rPr>
+                        <w:t>针对规范文本</w:t>
                       </w:r>
                       <w:r>
                         <w:rPr>
                           <w:rFonts w:hint="eastAsia" w:eastAsia="微软雅黑"/>
+                          <w:b w:val="0"/>
                           <w:bCs/>
                           <w:kern w:val="24"/>
                           <w:szCs w:val="21"/>
-                        </w:rPr>
-                        <w:t>三维展示：在WebGL场景中采用构件实例化复用方式进行模型渲染，降低重复几何加载成本，整体渲染性能提升约 300%。</w:t>
+                          <w:lang w:val="en-US" w:eastAsia="zh-CN"/>
+                        </w:rPr>
+                        <w:t>相似表述含义差距较大问题</w:t>
+                      </w:r>
+                      <w:r>
+                        <w:rPr>
+                          <w:rFonts w:hint="eastAsia" w:eastAsia="微软雅黑"/>
+                          <w:b w:val="0"/>
+                          <w:bCs/>
+                          <w:kern w:val="24"/>
+                          <w:szCs w:val="21"/>
+                        </w:rPr>
+                        <w:t>，对向量召回结果进行</w:t>
+                      </w:r>
+                      <w:r>
+                        <w:rPr>
+                          <w:rFonts w:hint="eastAsia" w:eastAsia="微软雅黑"/>
+                          <w:b w:val="0"/>
+                          <w:bCs/>
+                          <w:kern w:val="24"/>
+                          <w:szCs w:val="21"/>
+                          <w:lang w:val="en-US" w:eastAsia="zh-CN"/>
+                        </w:rPr>
+                        <w:t>重排序</w:t>
+                      </w:r>
+                      <w:r>
+                        <w:rPr>
+                          <w:rFonts w:hint="eastAsia" w:eastAsia="微软雅黑"/>
+                          <w:b w:val="0"/>
+                          <w:bCs/>
+                          <w:kern w:val="24"/>
+                          <w:szCs w:val="21"/>
+                        </w:rPr>
+                        <w:t>，提升条文级命中准确率，避免无关内容干扰。</w:t>
                       </w:r>
                     </w:p>
                     <w:p>
                       <w:pPr>
                         <w:adjustRightInd w:val="0"/>
                         <w:snapToGrid w:val="0"/>
-                        <w:ind w:left="1050" w:hanging="1051" w:hangingChars="500"/>
+                        <w:ind w:left="210" w:hanging="210" w:hangingChars="100"/>
                         <w:jc w:val="left"/>
                         <w:rPr>
-                          <w:rFonts w:eastAsia="微软雅黑"/>
+                          <w:rFonts w:hint="eastAsia" w:eastAsia="微软雅黑"/>
+                          <w:b w:val="0"/>
                           <w:bCs/>
                           <w:kern w:val="24"/>
                           <w:szCs w:val="21"/>
+                          <w:lang w:val="en-US" w:eastAsia="zh-CN"/>
                         </w:rPr>
                       </w:pPr>
                       <w:r>
                         <w:rPr>
                           <w:rFonts w:hint="eastAsia" w:eastAsia="微软雅黑"/>
                           <w:b/>
+                          <w:bCs w:val="0"/>
                           <w:kern w:val="24"/>
                           <w:szCs w:val="21"/>
-                        </w:rPr>
-                        <w:t>项目成果：</w:t>
+                          <w:lang w:val="en-US" w:eastAsia="zh-CN"/>
+                        </w:rPr>
+                        <w:t>3</w:t>
                       </w:r>
                       <w:r>
                         <w:rPr>
+                          <w:rFonts w:eastAsia="微软雅黑"/>
+                          <w:b/>
+                          <w:bCs w:val="0"/>
+                          <w:kern w:val="24"/>
+                          <w:szCs w:val="21"/>
+                        </w:rPr>
+                        <w:t>.</w:t>
+                      </w:r>
+                      <w:r>
+                        <w:rPr>
                           <w:rFonts w:hint="eastAsia" w:eastAsia="微软雅黑"/>
+                          <w:b/>
+                          <w:bCs w:val="0"/>
+                          <w:kern w:val="24"/>
+                          <w:szCs w:val="21"/>
+                          <w:lang w:val="en-US" w:eastAsia="zh-CN"/>
+                        </w:rPr>
+                        <w:t xml:space="preserve"> </w:t>
+                      </w:r>
+                      <w:r>
+                        <w:rPr>
+                          <w:rFonts w:hint="eastAsia" w:eastAsia="微软雅黑"/>
+                          <w:b/>
+                          <w:bCs w:val="0"/>
+                          <w:kern w:val="24"/>
+                          <w:szCs w:val="21"/>
+                        </w:rPr>
+                        <w:t>HyDE增强检索</w:t>
+                      </w:r>
+                      <w:r>
+                        <w:rPr>
+                          <w:rFonts w:hint="eastAsia" w:eastAsia="微软雅黑"/>
+                          <w:b/>
+                          <w:bCs w:val="0"/>
+                          <w:kern w:val="24"/>
+                          <w:szCs w:val="21"/>
+                          <w:lang w:eastAsia="zh-CN"/>
+                        </w:rPr>
+                        <w:t>：</w:t>
+                      </w:r>
+                      <w:r>
+                        <w:rPr>
+                          <w:rFonts w:hint="eastAsia" w:eastAsia="微软雅黑"/>
+                          <w:b w:val="0"/>
                           <w:bCs/>
                           <w:kern w:val="24"/>
                           <w:szCs w:val="21"/>
                         </w:rPr>
-                        <w:t>平台已投入使用，用于规范工程文档的智能查询与大型三维模型轻量化浏览。</w:t>
+                        <w:t>针对工程人员提问口语化的</w:t>
                       </w:r>
-                    </w:p>
-                    <w:p>
-                      <w:pPr>
-                        <w:adjustRightInd w:val="0"/>
-                        <w:snapToGrid w:val="0"/>
-                        <w:ind w:left="800" w:hanging="800" w:hangingChars="500"/>
-                        <w:rPr>
-                          <w:rFonts w:eastAsia="微软雅黑"/>
+                      <w:r>
+                        <w:rPr>
+                          <w:rFonts w:hint="eastAsia" w:eastAsia="微软雅黑"/>
+                          <w:b w:val="0"/>
                           <w:bCs/>
                           <w:kern w:val="24"/>
-                          <w:sz w:val="16"/>
-                          <w:szCs w:val="21"/>
-                        </w:rPr>
-                      </w:pPr>
+                          <w:szCs w:val="21"/>
+                          <w:lang w:val="en-US" w:eastAsia="zh-CN"/>
+                        </w:rPr>
+                        <w:t>特点</w:t>
+                      </w:r>
+                      <w:r>
+                        <w:rPr>
+                          <w:rFonts w:hint="eastAsia" w:eastAsia="微软雅黑"/>
+                          <w:b w:val="0"/>
+                          <w:bCs/>
+                          <w:kern w:val="24"/>
+                          <w:szCs w:val="21"/>
+                        </w:rPr>
+                        <w:t>，通过生成假想条文扩展 Query 语义，使检索向量更贴近规范文本分布，降低漏召回风险。</w:t>
+                      </w:r>
                     </w:p>
                     <w:p/>
                   </w:txbxContent>
@@ -5702,7 +7885,123 @@
       </w:rPr>
     </w:lvl>
   </w:abstractNum>
+  <w:abstractNum w:abstractNumId="1">
+    <w:nsid w:val="68DA3596"/>
+    <w:multiLevelType w:val="multilevel"/>
+    <w:tmpl w:val="68DA3596"/>
+    <w:lvl w:ilvl="0" w:tentative="0">
+      <w:start w:val="1"/>
+      <w:numFmt w:val="bullet"/>
+      <w:lvlText w:val=""/>
+      <w:lvlJc w:val="left"/>
+      <w:pPr>
+        <w:ind w:left="420" w:hanging="420"/>
+      </w:pPr>
+      <w:rPr>
+        <w:rFonts w:hint="default" w:ascii="Wingdings" w:hAnsi="Wingdings"/>
+      </w:rPr>
+    </w:lvl>
+    <w:lvl w:ilvl="1" w:tentative="0">
+      <w:start w:val="1"/>
+      <w:numFmt w:val="bullet"/>
+      <w:lvlText w:val=""/>
+      <w:lvlJc w:val="left"/>
+      <w:pPr>
+        <w:ind w:left="840" w:hanging="420"/>
+      </w:pPr>
+      <w:rPr>
+        <w:rFonts w:hint="default" w:ascii="Wingdings" w:hAnsi="Wingdings"/>
+      </w:rPr>
+    </w:lvl>
+    <w:lvl w:ilvl="2" w:tentative="0">
+      <w:start w:val="1"/>
+      <w:numFmt w:val="bullet"/>
+      <w:lvlText w:val=""/>
+      <w:lvlJc w:val="left"/>
+      <w:pPr>
+        <w:ind w:left="1260" w:hanging="420"/>
+      </w:pPr>
+      <w:rPr>
+        <w:rFonts w:hint="default" w:ascii="Wingdings" w:hAnsi="Wingdings"/>
+      </w:rPr>
+    </w:lvl>
+    <w:lvl w:ilvl="3" w:tentative="0">
+      <w:start w:val="1"/>
+      <w:numFmt w:val="bullet"/>
+      <w:lvlText w:val=""/>
+      <w:lvlJc w:val="left"/>
+      <w:pPr>
+        <w:ind w:left="1680" w:hanging="420"/>
+      </w:pPr>
+      <w:rPr>
+        <w:rFonts w:hint="default" w:ascii="Wingdings" w:hAnsi="Wingdings"/>
+      </w:rPr>
+    </w:lvl>
+    <w:lvl w:ilvl="4" w:tentative="0">
+      <w:start w:val="1"/>
+      <w:numFmt w:val="bullet"/>
+      <w:lvlText w:val=""/>
+      <w:lvlJc w:val="left"/>
+      <w:pPr>
+        <w:ind w:left="2100" w:hanging="420"/>
+      </w:pPr>
+      <w:rPr>
+        <w:rFonts w:hint="default" w:ascii="Wingdings" w:hAnsi="Wingdings"/>
+      </w:rPr>
+    </w:lvl>
+    <w:lvl w:ilvl="5" w:tentative="0">
+      <w:start w:val="1"/>
+      <w:numFmt w:val="bullet"/>
+      <w:lvlText w:val=""/>
+      <w:lvlJc w:val="left"/>
+      <w:pPr>
+        <w:ind w:left="2520" w:hanging="420"/>
+      </w:pPr>
+      <w:rPr>
+        <w:rFonts w:hint="default" w:ascii="Wingdings" w:hAnsi="Wingdings"/>
+      </w:rPr>
+    </w:lvl>
+    <w:lvl w:ilvl="6" w:tentative="0">
+      <w:start w:val="1"/>
+      <w:numFmt w:val="bullet"/>
+      <w:lvlText w:val=""/>
+      <w:lvlJc w:val="left"/>
+      <w:pPr>
+        <w:ind w:left="2940" w:hanging="420"/>
+      </w:pPr>
+      <w:rPr>
+        <w:rFonts w:hint="default" w:ascii="Wingdings" w:hAnsi="Wingdings"/>
+      </w:rPr>
+    </w:lvl>
+    <w:lvl w:ilvl="7" w:tentative="0">
+      <w:start w:val="1"/>
+      <w:numFmt w:val="bullet"/>
+      <w:lvlText w:val=""/>
+      <w:lvlJc w:val="left"/>
+      <w:pPr>
+        <w:ind w:left="3360" w:hanging="420"/>
+      </w:pPr>
+      <w:rPr>
+        <w:rFonts w:hint="default" w:ascii="Wingdings" w:hAnsi="Wingdings"/>
+      </w:rPr>
+    </w:lvl>
+    <w:lvl w:ilvl="8" w:tentative="0">
+      <w:start w:val="1"/>
+      <w:numFmt w:val="bullet"/>
+      <w:lvlText w:val=""/>
+      <w:lvlJc w:val="left"/>
+      <w:pPr>
+        <w:ind w:left="3780" w:hanging="420"/>
+      </w:pPr>
+      <w:rPr>
+        <w:rFonts w:hint="default" w:ascii="Wingdings" w:hAnsi="Wingdings"/>
+      </w:rPr>
+    </w:lvl>
+  </w:abstractNum>
   <w:num w:numId="1">
+    <w:abstractNumId w:val="1"/>
+  </w:num>
+  <w:num w:numId="2">
     <w:abstractNumId w:val="0"/>
   </w:num>
 </w:numbering>

--- a/陈启炀-java研发简历.docx
+++ b/陈启炀-java研发简历.docx
@@ -287,6 +287,8 @@
         <w:widowControl/>
         <w:jc w:val="left"/>
       </w:pPr>
+      <w:bookmarkStart w:id="0" w:name="_GoBack"/>
+      <w:bookmarkEnd w:id="0"/>
       <w:r>
         <mc:AlternateContent>
           <mc:Choice Requires="wpg">
@@ -687,7 +689,7 @@
                                   <w:kern w:val="24"/>
                                   <w:szCs w:val="21"/>
                                 </w:rPr>
-                                <w:t>针对视频学习过程中进度频繁变动、拖拽播放等场景，设计基于前端心跳上报的学习进度采集机制；后端统一处理播放位置与累计观看时长的更新逻辑，支持断点续播与重复观看场景下的数据一致性。</w:t>
+                                <w:t>编写前端心跳接口，按固定频率上报播放位置与播放状态；在后端实现学习进度更新逻辑，处理拖拽播放、暂停、重复观看等场景，确保断点续播及累计观看时长统计准确。</w:t>
                               </w:r>
                             </w:p>
                             <w:p>
@@ -731,16 +733,37 @@
                                   <w:kern w:val="24"/>
                                   <w:szCs w:val="21"/>
                                 </w:rPr>
-                                <w:t>数据模型与统计：</w:t>
+                                <w:t>设计数据</w:t>
                               </w:r>
                               <w:r>
                                 <w:rPr>
                                   <w:rFonts w:hint="eastAsia" w:eastAsia="微软雅黑"/>
-                                  <w:bCs/>
-                                  <w:kern w:val="24"/>
-                                  <w:szCs w:val="21"/>
-                                </w:rPr>
-                                <w:t>围绕学习过程建模，拆分“累计观看时长”与“上次播放位置”字段，明确各字段的更新时机与约束条件，为后续统计与回溯分析提供稳定的数据基础。</w:t>
+                                  <w:b/>
+                                  <w:bCs w:val="0"/>
+                                  <w:kern w:val="24"/>
+                                  <w:szCs w:val="21"/>
+                                  <w:lang w:val="en-US" w:eastAsia="zh-CN"/>
+                                </w:rPr>
+                                <w:t>库</w:t>
+                              </w:r>
+                              <w:r>
+                                <w:rPr>
+                                  <w:rFonts w:hint="eastAsia" w:eastAsia="微软雅黑"/>
+                                  <w:b/>
+                                  <w:bCs w:val="0"/>
+                                  <w:kern w:val="24"/>
+                                  <w:szCs w:val="21"/>
+                                </w:rPr>
+                                <w:t>表与更新规则：</w:t>
+                              </w:r>
+                              <w:r>
+                                <w:rPr>
+                                  <w:rFonts w:hint="eastAsia" w:eastAsia="微软雅黑"/>
+                                  <w:bCs/>
+                                  <w:kern w:val="24"/>
+                                  <w:szCs w:val="21"/>
+                                </w:rPr>
+                                <w:t>设计学习记录表结构，区分累计观看时长与播放位置等核心字段；在服务层统一控制字段更新时机，避免前端多次上报导致数据异常，为统计与历史回放提供可靠数据来源。</w:t>
                               </w:r>
                             </w:p>
                             <w:p>
@@ -793,7 +816,7 @@
                                   <w:kern w:val="24"/>
                                   <w:szCs w:val="21"/>
                                 </w:rPr>
-                                <w:t>：基于学习记录表与业务维度表设计统计查询接口，支持按用户、视频、分类等维度进行聚合统计；通过索引设计与 SQL 结构优化保证内网环境下的查询稳定性。</w:t>
+                                <w:t>：编写按用户、视频、分类等维度的统计查询 SQL，实现学习时长、完成度等指标统计；通过索引优化和 SQL 重写，解决统计查询慢的问题，保证接口响应稳定。</w:t>
                               </w:r>
                             </w:p>
                             <w:p>
@@ -944,7 +967,7 @@
                                   <w:kern w:val="24"/>
                                   <w:szCs w:val="21"/>
                                 </w:rPr>
-                                <w:t>系统当前部署于ToB内网环境，访问量</w:t>
+                                <w:t>当前系统为单体架构，在进度更新与统计查询过程中引入Redis 缓存，降低高频写入对数据库的压力；在代码结构上对采集与统计逻辑进行拆分，为后续</w:t>
                               </w:r>
                               <w:r>
                                 <w:rPr>
@@ -954,7 +977,7 @@
                                   <w:szCs w:val="21"/>
                                   <w:lang w:val="en-US" w:eastAsia="zh-CN"/>
                                 </w:rPr>
-                                <w:t>较低</w:t>
+                                <w:t>拓展微服务，</w:t>
                               </w:r>
                               <w:r>
                                 <w:rPr>
@@ -963,55 +986,7 @@
                                   <w:kern w:val="24"/>
                                   <w:szCs w:val="21"/>
                                 </w:rPr>
-                                <w:t>，但在设计阶段对播放心跳采集与统计链路进行了解耦</w:t>
-                              </w:r>
-                              <w:r>
-                                <w:rPr>
-                                  <w:rFonts w:hint="eastAsia" w:eastAsia="微软雅黑"/>
-                                  <w:bCs/>
-                                  <w:kern w:val="24"/>
-                                  <w:szCs w:val="21"/>
-                                  <w:lang w:eastAsia="zh-CN"/>
-                                </w:rPr>
-                                <w:t>。</w:t>
-                              </w:r>
-                              <w:r>
-                                <w:rPr>
-                                  <w:rFonts w:hint="eastAsia" w:eastAsia="微软雅黑"/>
-                                  <w:bCs/>
-                                  <w:kern w:val="24"/>
-                                  <w:szCs w:val="21"/>
-                                  <w:lang w:val="en-US" w:eastAsia="zh-CN"/>
-                                </w:rPr>
-                                <w:t>如果后续需支持全集团用户，可</w:t>
-                              </w:r>
-                              <w:r>
-                                <w:rPr>
-                                  <w:rFonts w:hint="eastAsia" w:eastAsia="微软雅黑"/>
-                                  <w:bCs/>
-                                  <w:kern w:val="24"/>
-                                  <w:szCs w:val="21"/>
-                                </w:rPr>
-                                <w:t>通过Redis缓存异步汇总统计的方式削峰填谷；并将统计模块拆分为独立</w:t>
-                              </w:r>
-                              <w:r>
-                                <w:rPr>
-                                  <w:rFonts w:hint="eastAsia" w:eastAsia="微软雅黑"/>
-                                  <w:bCs/>
-                                  <w:kern w:val="24"/>
-                                  <w:szCs w:val="21"/>
-                                  <w:lang w:val="en-US" w:eastAsia="zh-CN"/>
-                                </w:rPr>
-                                <w:t>微</w:t>
-                              </w:r>
-                              <w:r>
-                                <w:rPr>
-                                  <w:rFonts w:hint="eastAsia" w:eastAsia="微软雅黑"/>
-                                  <w:bCs/>
-                                  <w:kern w:val="24"/>
-                                  <w:szCs w:val="21"/>
-                                </w:rPr>
-                                <w:t>服务、引入消息队列进行异步处理</w:t>
+                                <w:t>引入消息队列、拆分统计模块预留空间</w:t>
                               </w:r>
                               <w:r>
                                 <w:rPr>
@@ -1574,7 +1549,7 @@
                             <w:kern w:val="24"/>
                             <w:szCs w:val="21"/>
                           </w:rPr>
-                          <w:t>针对视频学习过程中进度频繁变动、拖拽播放等场景，设计基于前端心跳上报的学习进度采集机制；后端统一处理播放位置与累计观看时长的更新逻辑，支持断点续播与重复观看场景下的数据一致性。</w:t>
+                          <w:t>编写前端心跳接口，按固定频率上报播放位置与播放状态；在后端实现学习进度更新逻辑，处理拖拽播放、暂停、重复观看等场景，确保断点续播及累计观看时长统计准确。</w:t>
                         </w:r>
                       </w:p>
                       <w:p>
@@ -1618,16 +1593,37 @@
                             <w:kern w:val="24"/>
                             <w:szCs w:val="21"/>
                           </w:rPr>
-                          <w:t>数据模型与统计：</w:t>
+                          <w:t>设计数据</w:t>
                         </w:r>
                         <w:r>
                           <w:rPr>
                             <w:rFonts w:hint="eastAsia" w:eastAsia="微软雅黑"/>
-                            <w:bCs/>
-                            <w:kern w:val="24"/>
-                            <w:szCs w:val="21"/>
-                          </w:rPr>
-                          <w:t>围绕学习过程建模，拆分“累计观看时长”与“上次播放位置”字段，明确各字段的更新时机与约束条件，为后续统计与回溯分析提供稳定的数据基础。</w:t>
+                            <w:b/>
+                            <w:bCs w:val="0"/>
+                            <w:kern w:val="24"/>
+                            <w:szCs w:val="21"/>
+                            <w:lang w:val="en-US" w:eastAsia="zh-CN"/>
+                          </w:rPr>
+                          <w:t>库</w:t>
+                        </w:r>
+                        <w:r>
+                          <w:rPr>
+                            <w:rFonts w:hint="eastAsia" w:eastAsia="微软雅黑"/>
+                            <w:b/>
+                            <w:bCs w:val="0"/>
+                            <w:kern w:val="24"/>
+                            <w:szCs w:val="21"/>
+                          </w:rPr>
+                          <w:t>表与更新规则：</w:t>
+                        </w:r>
+                        <w:r>
+                          <w:rPr>
+                            <w:rFonts w:hint="eastAsia" w:eastAsia="微软雅黑"/>
+                            <w:bCs/>
+                            <w:kern w:val="24"/>
+                            <w:szCs w:val="21"/>
+                          </w:rPr>
+                          <w:t>设计学习记录表结构，区分累计观看时长与播放位置等核心字段；在服务层统一控制字段更新时机，避免前端多次上报导致数据异常，为统计与历史回放提供可靠数据来源。</w:t>
                         </w:r>
                       </w:p>
                       <w:p>
@@ -1680,7 +1676,7 @@
                             <w:kern w:val="24"/>
                             <w:szCs w:val="21"/>
                           </w:rPr>
-                          <w:t>：基于学习记录表与业务维度表设计统计查询接口，支持按用户、视频、分类等维度进行聚合统计；通过索引设计与 SQL 结构优化保证内网环境下的查询稳定性。</w:t>
+                          <w:t>：编写按用户、视频、分类等维度的统计查询 SQL，实现学习时长、完成度等指标统计；通过索引优化和 SQL 重写，解决统计查询慢的问题，保证接口响应稳定。</w:t>
                         </w:r>
                       </w:p>
                       <w:p>
@@ -1831,7 +1827,7 @@
                             <w:kern w:val="24"/>
                             <w:szCs w:val="21"/>
                           </w:rPr>
-                          <w:t>系统当前部署于ToB内网环境，访问量</w:t>
+                          <w:t>当前系统为单体架构，在进度更新与统计查询过程中引入Redis 缓存，降低高频写入对数据库的压力；在代码结构上对采集与统计逻辑进行拆分，为后续</w:t>
                         </w:r>
                         <w:r>
                           <w:rPr>
@@ -1841,7 +1837,7 @@
                             <w:szCs w:val="21"/>
                             <w:lang w:val="en-US" w:eastAsia="zh-CN"/>
                           </w:rPr>
-                          <w:t>较低</w:t>
+                          <w:t>拓展微服务，</w:t>
                         </w:r>
                         <w:r>
                           <w:rPr>
@@ -1850,55 +1846,7 @@
                             <w:kern w:val="24"/>
                             <w:szCs w:val="21"/>
                           </w:rPr>
-                          <w:t>，但在设计阶段对播放心跳采集与统计链路进行了解耦</w:t>
-                        </w:r>
-                        <w:r>
-                          <w:rPr>
-                            <w:rFonts w:hint="eastAsia" w:eastAsia="微软雅黑"/>
-                            <w:bCs/>
-                            <w:kern w:val="24"/>
-                            <w:szCs w:val="21"/>
-                            <w:lang w:eastAsia="zh-CN"/>
-                          </w:rPr>
-                          <w:t>。</w:t>
-                        </w:r>
-                        <w:r>
-                          <w:rPr>
-                            <w:rFonts w:hint="eastAsia" w:eastAsia="微软雅黑"/>
-                            <w:bCs/>
-                            <w:kern w:val="24"/>
-                            <w:szCs w:val="21"/>
-                            <w:lang w:val="en-US" w:eastAsia="zh-CN"/>
-                          </w:rPr>
-                          <w:t>如果后续需支持全集团用户，可</w:t>
-                        </w:r>
-                        <w:r>
-                          <w:rPr>
-                            <w:rFonts w:hint="eastAsia" w:eastAsia="微软雅黑"/>
-                            <w:bCs/>
-                            <w:kern w:val="24"/>
-                            <w:szCs w:val="21"/>
-                          </w:rPr>
-                          <w:t>通过Redis缓存异步汇总统计的方式削峰填谷；并将统计模块拆分为独立</w:t>
-                        </w:r>
-                        <w:r>
-                          <w:rPr>
-                            <w:rFonts w:hint="eastAsia" w:eastAsia="微软雅黑"/>
-                            <w:bCs/>
-                            <w:kern w:val="24"/>
-                            <w:szCs w:val="21"/>
-                            <w:lang w:val="en-US" w:eastAsia="zh-CN"/>
-                          </w:rPr>
-                          <w:t>微</w:t>
-                        </w:r>
-                        <w:r>
-                          <w:rPr>
-                            <w:rFonts w:hint="eastAsia" w:eastAsia="微软雅黑"/>
-                            <w:bCs/>
-                            <w:kern w:val="24"/>
-                            <w:szCs w:val="21"/>
-                          </w:rPr>
-                          <w:t>服务、引入消息队列进行异步处理</w:t>
+                          <w:t>引入消息队列、拆分统计模块预留空间</w:t>
                         </w:r>
                         <w:r>
                           <w:rPr>
@@ -4059,8 +4007,6 @@
       <w:r>
         <w:br w:type="page"/>
       </w:r>
-      <w:bookmarkStart w:id="0" w:name="_GoBack"/>
-      <w:bookmarkEnd w:id="0"/>
       <w:r>
         <mc:AlternateContent>
           <mc:Choice Requires="wpg">
@@ -4113,24 +4059,150 @@
                           <w:txbxContent>
                             <w:p>
                               <w:pPr>
+                                <w:numPr>
+                                  <w:numId w:val="0"/>
+                                </w:numPr>
                                 <w:adjustRightInd w:val="0"/>
                                 <w:snapToGrid w:val="0"/>
                                 <w:spacing w:line="440" w:lineRule="exact"/>
-                                <w:rPr>
-                                  <w:rFonts w:eastAsia="微软雅黑"/>
-                                  <w:b/>
-                                  <w:bCs/>
+                                <w:ind w:leftChars="0"/>
+                                <w:rPr>
+                                  <w:rFonts w:eastAsia="微软雅黑"/>
                                   <w:sz w:val="22"/>
                                 </w:rPr>
                               </w:pPr>
                               <w:r>
                                 <w:rPr>
                                   <w:rFonts w:hint="eastAsia" w:eastAsia="微软雅黑"/>
-                                  <w:b/>
-                                  <w:bCs/>
                                   <w:sz w:val="22"/>
                                 </w:rPr>
-                                <w:t xml:space="preserve">研究生阶段： </w:t>
+                                <w:t>电子科技大学优秀研究生</w:t>
+                              </w:r>
+                              <w:r>
+                                <w:rPr>
+                                  <w:rFonts w:eastAsia="微软雅黑"/>
+                                  <w:sz w:val="22"/>
+                                </w:rPr>
+                                <w:tab/>
+                              </w:r>
+                              <w:r>
+                                <w:rPr>
+                                  <w:rFonts w:eastAsia="微软雅黑"/>
+                                  <w:sz w:val="22"/>
+                                </w:rPr>
+                                <w:tab/>
+                              </w:r>
+                              <w:r>
+                                <w:rPr>
+                                  <w:rFonts w:eastAsia="微软雅黑"/>
+                                  <w:sz w:val="22"/>
+                                </w:rPr>
+                                <w:tab/>
+                              </w:r>
+                              <w:r>
+                                <w:rPr>
+                                  <w:rFonts w:eastAsia="微软雅黑"/>
+                                  <w:sz w:val="22"/>
+                                </w:rPr>
+                                <w:tab/>
+                              </w:r>
+                              <w:r>
+                                <w:rPr>
+                                  <w:rFonts w:eastAsia="微软雅黑"/>
+                                  <w:sz w:val="22"/>
+                                </w:rPr>
+                                <w:tab/>
+                              </w:r>
+                              <w:r>
+                                <w:rPr>
+                                  <w:rFonts w:eastAsia="微软雅黑"/>
+                                  <w:sz w:val="22"/>
+                                </w:rPr>
+                                <w:tab/>
+                              </w:r>
+                              <w:r>
+                                <w:rPr>
+                                  <w:rFonts w:eastAsia="微软雅黑"/>
+                                  <w:sz w:val="22"/>
+                                </w:rPr>
+                                <w:tab/>
+                              </w:r>
+                              <w:r>
+                                <w:rPr>
+                                  <w:rFonts w:eastAsia="微软雅黑"/>
+                                  <w:sz w:val="22"/>
+                                </w:rPr>
+                                <w:tab/>
+                              </w:r>
+                              <w:r>
+                                <w:rPr>
+                                  <w:rFonts w:eastAsia="微软雅黑"/>
+                                  <w:sz w:val="22"/>
+                                </w:rPr>
+                                <w:tab/>
+                              </w:r>
+                              <w:r>
+                                <w:rPr>
+                                  <w:rFonts w:eastAsia="微软雅黑"/>
+                                  <w:sz w:val="22"/>
+                                </w:rPr>
+                                <w:tab/>
+                              </w:r>
+                              <w:r>
+                                <w:rPr>
+                                  <w:rFonts w:eastAsia="微软雅黑"/>
+                                  <w:sz w:val="22"/>
+                                </w:rPr>
+                                <w:tab/>
+                              </w:r>
+                              <w:r>
+                                <w:rPr>
+                                  <w:rFonts w:eastAsia="微软雅黑"/>
+                                  <w:sz w:val="22"/>
+                                </w:rPr>
+                                <w:tab/>
+                              </w:r>
+                              <w:r>
+                                <w:rPr>
+                                  <w:rFonts w:eastAsia="微软雅黑"/>
+                                  <w:sz w:val="22"/>
+                                </w:rPr>
+                                <w:tab/>
+                              </w:r>
+                              <w:r>
+                                <w:rPr>
+                                  <w:rFonts w:eastAsia="微软雅黑"/>
+                                  <w:sz w:val="22"/>
+                                </w:rPr>
+                                <w:tab/>
+                              </w:r>
+                              <w:r>
+                                <w:rPr>
+                                  <w:rFonts w:eastAsia="微软雅黑"/>
+                                  <w:sz w:val="22"/>
+                                </w:rPr>
+                                <w:tab/>
+                              </w:r>
+                              <w:r>
+                                <w:rPr>
+                                  <w:rFonts w:eastAsia="微软雅黑"/>
+                                  <w:sz w:val="22"/>
+                                </w:rPr>
+                                <w:tab/>
+                              </w:r>
+                              <w:r>
+                                <w:rPr>
+                                  <w:rFonts w:hint="eastAsia" w:eastAsia="微软雅黑"/>
+                                  <w:sz w:val="22"/>
+                                </w:rPr>
+                                <w:t>202</w:t>
+                              </w:r>
+                              <w:r>
+                                <w:rPr>
+                                  <w:rFonts w:eastAsia="微软雅黑"/>
+                                  <w:sz w:val="22"/>
+                                </w:rPr>
+                                <w:t>4</w:t>
                               </w:r>
                             </w:p>
                             <w:p>
@@ -4152,133 +4224,7 @@
                                   <w:rFonts w:hint="eastAsia" w:eastAsia="微软雅黑"/>
                                   <w:sz w:val="22"/>
                                 </w:rPr>
-                                <w:t>电子科技大学优秀研究生</w:t>
-                              </w:r>
-                              <w:r>
-                                <w:rPr>
-                                  <w:rFonts w:eastAsia="微软雅黑"/>
-                                  <w:sz w:val="22"/>
-                                </w:rPr>
-                                <w:tab/>
-                              </w:r>
-                              <w:r>
-                                <w:rPr>
-                                  <w:rFonts w:eastAsia="微软雅黑"/>
-                                  <w:sz w:val="22"/>
-                                </w:rPr>
-                                <w:tab/>
-                              </w:r>
-                              <w:r>
-                                <w:rPr>
-                                  <w:rFonts w:eastAsia="微软雅黑"/>
-                                  <w:sz w:val="22"/>
-                                </w:rPr>
-                                <w:tab/>
-                              </w:r>
-                              <w:r>
-                                <w:rPr>
-                                  <w:rFonts w:eastAsia="微软雅黑"/>
-                                  <w:sz w:val="22"/>
-                                </w:rPr>
-                                <w:tab/>
-                              </w:r>
-                              <w:r>
-                                <w:rPr>
-                                  <w:rFonts w:eastAsia="微软雅黑"/>
-                                  <w:sz w:val="22"/>
-                                </w:rPr>
-                                <w:tab/>
-                              </w:r>
-                              <w:r>
-                                <w:rPr>
-                                  <w:rFonts w:eastAsia="微软雅黑"/>
-                                  <w:sz w:val="22"/>
-                                </w:rPr>
-                                <w:tab/>
-                              </w:r>
-                              <w:r>
-                                <w:rPr>
-                                  <w:rFonts w:eastAsia="微软雅黑"/>
-                                  <w:sz w:val="22"/>
-                                </w:rPr>
-                                <w:tab/>
-                              </w:r>
-                              <w:r>
-                                <w:rPr>
-                                  <w:rFonts w:eastAsia="微软雅黑"/>
-                                  <w:sz w:val="22"/>
-                                </w:rPr>
-                                <w:tab/>
-                              </w:r>
-                              <w:r>
-                                <w:rPr>
-                                  <w:rFonts w:eastAsia="微软雅黑"/>
-                                  <w:sz w:val="22"/>
-                                </w:rPr>
-                                <w:tab/>
-                              </w:r>
-                              <w:r>
-                                <w:rPr>
-                                  <w:rFonts w:eastAsia="微软雅黑"/>
-                                  <w:sz w:val="22"/>
-                                </w:rPr>
-                                <w:tab/>
-                              </w:r>
-                              <w:r>
-                                <w:rPr>
-                                  <w:rFonts w:eastAsia="微软雅黑"/>
-                                  <w:sz w:val="22"/>
-                                </w:rPr>
-                                <w:tab/>
-                              </w:r>
-                              <w:r>
-                                <w:rPr>
-                                  <w:rFonts w:eastAsia="微软雅黑"/>
-                                  <w:sz w:val="22"/>
-                                </w:rPr>
-                                <w:tab/>
-                              </w:r>
-                              <w:r>
-                                <w:rPr>
-                                  <w:rFonts w:eastAsia="微软雅黑"/>
-                                  <w:sz w:val="22"/>
-                                </w:rPr>
-                                <w:tab/>
-                              </w:r>
-                              <w:r>
-                                <w:rPr>
-                                  <w:rFonts w:eastAsia="微软雅黑"/>
-                                  <w:sz w:val="22"/>
-                                </w:rPr>
-                                <w:tab/>
-                              </w:r>
-                              <w:r>
-                                <w:rPr>
-                                  <w:rFonts w:eastAsia="微软雅黑"/>
-                                  <w:sz w:val="22"/>
-                                </w:rPr>
-                                <w:tab/>
-                              </w:r>
-                              <w:r>
-                                <w:rPr>
-                                  <w:rFonts w:eastAsia="微软雅黑"/>
-                                  <w:sz w:val="22"/>
-                                </w:rPr>
-                                <w:tab/>
-                              </w:r>
-                              <w:r>
-                                <w:rPr>
-                                  <w:rFonts w:hint="eastAsia" w:eastAsia="微软雅黑"/>
-                                  <w:sz w:val="22"/>
-                                </w:rPr>
-                                <w:t>202</w:t>
-                              </w:r>
-                              <w:r>
-                                <w:rPr>
-                                  <w:rFonts w:eastAsia="微软雅黑"/>
-                                  <w:sz w:val="22"/>
-                                </w:rPr>
-                                <w:t>4</w:t>
+                                <w:t>第十七届“挑战杯”全国三等奖</w:t>
                               </w:r>
                             </w:p>
                             <w:p>
@@ -4300,14 +4246,7 @@
                                   <w:rFonts w:hint="eastAsia" w:eastAsia="微软雅黑"/>
                                   <w:sz w:val="22"/>
                                 </w:rPr>
-                                <w:t>第十七届“挑战杯”全国三等奖</w:t>
-                              </w:r>
-                              <w:r>
-                                <w:rPr>
-                                  <w:rFonts w:eastAsia="微软雅黑"/>
-                                  <w:sz w:val="22"/>
-                                </w:rPr>
-                                <w:tab/>
+                                <w:t>电子科技大学优秀研究生</w:t>
                               </w:r>
                               <w:r>
                                 <w:rPr>
@@ -4787,24 +4726,150 @@
                     <w:txbxContent>
                       <w:p>
                         <w:pPr>
+                          <w:numPr>
+                            <w:numId w:val="0"/>
+                          </w:numPr>
                           <w:adjustRightInd w:val="0"/>
                           <w:snapToGrid w:val="0"/>
                           <w:spacing w:line="440" w:lineRule="exact"/>
-                          <w:rPr>
-                            <w:rFonts w:eastAsia="微软雅黑"/>
-                            <w:b/>
-                            <w:bCs/>
+                          <w:ind w:leftChars="0"/>
+                          <w:rPr>
+                            <w:rFonts w:eastAsia="微软雅黑"/>
                             <w:sz w:val="22"/>
                           </w:rPr>
                         </w:pPr>
                         <w:r>
                           <w:rPr>
                             <w:rFonts w:hint="eastAsia" w:eastAsia="微软雅黑"/>
-                            <w:b/>
-                            <w:bCs/>
                             <w:sz w:val="22"/>
                           </w:rPr>
-                          <w:t xml:space="preserve">研究生阶段： </w:t>
+                          <w:t>电子科技大学优秀研究生</w:t>
+                        </w:r>
+                        <w:r>
+                          <w:rPr>
+                            <w:rFonts w:eastAsia="微软雅黑"/>
+                            <w:sz w:val="22"/>
+                          </w:rPr>
+                          <w:tab/>
+                        </w:r>
+                        <w:r>
+                          <w:rPr>
+                            <w:rFonts w:eastAsia="微软雅黑"/>
+                            <w:sz w:val="22"/>
+                          </w:rPr>
+                          <w:tab/>
+                        </w:r>
+                        <w:r>
+                          <w:rPr>
+                            <w:rFonts w:eastAsia="微软雅黑"/>
+                            <w:sz w:val="22"/>
+                          </w:rPr>
+                          <w:tab/>
+                        </w:r>
+                        <w:r>
+                          <w:rPr>
+                            <w:rFonts w:eastAsia="微软雅黑"/>
+                            <w:sz w:val="22"/>
+                          </w:rPr>
+                          <w:tab/>
+                        </w:r>
+                        <w:r>
+                          <w:rPr>
+                            <w:rFonts w:eastAsia="微软雅黑"/>
+                            <w:sz w:val="22"/>
+                          </w:rPr>
+                          <w:tab/>
+                        </w:r>
+                        <w:r>
+                          <w:rPr>
+                            <w:rFonts w:eastAsia="微软雅黑"/>
+                            <w:sz w:val="22"/>
+                          </w:rPr>
+                          <w:tab/>
+                        </w:r>
+                        <w:r>
+                          <w:rPr>
+                            <w:rFonts w:eastAsia="微软雅黑"/>
+                            <w:sz w:val="22"/>
+                          </w:rPr>
+                          <w:tab/>
+                        </w:r>
+                        <w:r>
+                          <w:rPr>
+                            <w:rFonts w:eastAsia="微软雅黑"/>
+                            <w:sz w:val="22"/>
+                          </w:rPr>
+                          <w:tab/>
+                        </w:r>
+                        <w:r>
+                          <w:rPr>
+                            <w:rFonts w:eastAsia="微软雅黑"/>
+                            <w:sz w:val="22"/>
+                          </w:rPr>
+                          <w:tab/>
+                        </w:r>
+                        <w:r>
+                          <w:rPr>
+                            <w:rFonts w:eastAsia="微软雅黑"/>
+                            <w:sz w:val="22"/>
+                          </w:rPr>
+                          <w:tab/>
+                        </w:r>
+                        <w:r>
+                          <w:rPr>
+                            <w:rFonts w:eastAsia="微软雅黑"/>
+                            <w:sz w:val="22"/>
+                          </w:rPr>
+                          <w:tab/>
+                        </w:r>
+                        <w:r>
+                          <w:rPr>
+                            <w:rFonts w:eastAsia="微软雅黑"/>
+                            <w:sz w:val="22"/>
+                          </w:rPr>
+                          <w:tab/>
+                        </w:r>
+                        <w:r>
+                          <w:rPr>
+                            <w:rFonts w:eastAsia="微软雅黑"/>
+                            <w:sz w:val="22"/>
+                          </w:rPr>
+                          <w:tab/>
+                        </w:r>
+                        <w:r>
+                          <w:rPr>
+                            <w:rFonts w:eastAsia="微软雅黑"/>
+                            <w:sz w:val="22"/>
+                          </w:rPr>
+                          <w:tab/>
+                        </w:r>
+                        <w:r>
+                          <w:rPr>
+                            <w:rFonts w:eastAsia="微软雅黑"/>
+                            <w:sz w:val="22"/>
+                          </w:rPr>
+                          <w:tab/>
+                        </w:r>
+                        <w:r>
+                          <w:rPr>
+                            <w:rFonts w:eastAsia="微软雅黑"/>
+                            <w:sz w:val="22"/>
+                          </w:rPr>
+                          <w:tab/>
+                        </w:r>
+                        <w:r>
+                          <w:rPr>
+                            <w:rFonts w:hint="eastAsia" w:eastAsia="微软雅黑"/>
+                            <w:sz w:val="22"/>
+                          </w:rPr>
+                          <w:t>202</w:t>
+                        </w:r>
+                        <w:r>
+                          <w:rPr>
+                            <w:rFonts w:eastAsia="微软雅黑"/>
+                            <w:sz w:val="22"/>
+                          </w:rPr>
+                          <w:t>4</w:t>
                         </w:r>
                       </w:p>
                       <w:p>
@@ -4826,133 +4891,7 @@
                             <w:rFonts w:hint="eastAsia" w:eastAsia="微软雅黑"/>
                             <w:sz w:val="22"/>
                           </w:rPr>
-                          <w:t>电子科技大学优秀研究生</w:t>
-                        </w:r>
-                        <w:r>
-                          <w:rPr>
-                            <w:rFonts w:eastAsia="微软雅黑"/>
-                            <w:sz w:val="22"/>
-                          </w:rPr>
-                          <w:tab/>
-                        </w:r>
-                        <w:r>
-                          <w:rPr>
-                            <w:rFonts w:eastAsia="微软雅黑"/>
-                            <w:sz w:val="22"/>
-                          </w:rPr>
-                          <w:tab/>
-                        </w:r>
-                        <w:r>
-                          <w:rPr>
-                            <w:rFonts w:eastAsia="微软雅黑"/>
-                            <w:sz w:val="22"/>
-                          </w:rPr>
-                          <w:tab/>
-                        </w:r>
-                        <w:r>
-                          <w:rPr>
-                            <w:rFonts w:eastAsia="微软雅黑"/>
-                            <w:sz w:val="22"/>
-                          </w:rPr>
-                          <w:tab/>
-                        </w:r>
-                        <w:r>
-                          <w:rPr>
-                            <w:rFonts w:eastAsia="微软雅黑"/>
-                            <w:sz w:val="22"/>
-                          </w:rPr>
-                          <w:tab/>
-                        </w:r>
-                        <w:r>
-                          <w:rPr>
-                            <w:rFonts w:eastAsia="微软雅黑"/>
-                            <w:sz w:val="22"/>
-                          </w:rPr>
-                          <w:tab/>
-                        </w:r>
-                        <w:r>
-                          <w:rPr>
-                            <w:rFonts w:eastAsia="微软雅黑"/>
-                            <w:sz w:val="22"/>
-                          </w:rPr>
-                          <w:tab/>
-                        </w:r>
-                        <w:r>
-                          <w:rPr>
-                            <w:rFonts w:eastAsia="微软雅黑"/>
-                            <w:sz w:val="22"/>
-                          </w:rPr>
-                          <w:tab/>
-                        </w:r>
-                        <w:r>
-                          <w:rPr>
-                            <w:rFonts w:eastAsia="微软雅黑"/>
-                            <w:sz w:val="22"/>
-                          </w:rPr>
-                          <w:tab/>
-                        </w:r>
-                        <w:r>
-                          <w:rPr>
-                            <w:rFonts w:eastAsia="微软雅黑"/>
-                            <w:sz w:val="22"/>
-                          </w:rPr>
-                          <w:tab/>
-                        </w:r>
-                        <w:r>
-                          <w:rPr>
-                            <w:rFonts w:eastAsia="微软雅黑"/>
-                            <w:sz w:val="22"/>
-                          </w:rPr>
-                          <w:tab/>
-                        </w:r>
-                        <w:r>
-                          <w:rPr>
-                            <w:rFonts w:eastAsia="微软雅黑"/>
-                            <w:sz w:val="22"/>
-                          </w:rPr>
-                          <w:tab/>
-                        </w:r>
-                        <w:r>
-                          <w:rPr>
-                            <w:rFonts w:eastAsia="微软雅黑"/>
-                            <w:sz w:val="22"/>
-                          </w:rPr>
-                          <w:tab/>
-                        </w:r>
-                        <w:r>
-                          <w:rPr>
-                            <w:rFonts w:eastAsia="微软雅黑"/>
-                            <w:sz w:val="22"/>
-                          </w:rPr>
-                          <w:tab/>
-                        </w:r>
-                        <w:r>
-                          <w:rPr>
-                            <w:rFonts w:eastAsia="微软雅黑"/>
-                            <w:sz w:val="22"/>
-                          </w:rPr>
-                          <w:tab/>
-                        </w:r>
-                        <w:r>
-                          <w:rPr>
-                            <w:rFonts w:eastAsia="微软雅黑"/>
-                            <w:sz w:val="22"/>
-                          </w:rPr>
-                          <w:tab/>
-                        </w:r>
-                        <w:r>
-                          <w:rPr>
-                            <w:rFonts w:hint="eastAsia" w:eastAsia="微软雅黑"/>
-                            <w:sz w:val="22"/>
-                          </w:rPr>
-                          <w:t>202</w:t>
-                        </w:r>
-                        <w:r>
-                          <w:rPr>
-                            <w:rFonts w:eastAsia="微软雅黑"/>
-                            <w:sz w:val="22"/>
-                          </w:rPr>
-                          <w:t>4</w:t>
+                          <w:t>第十七届“挑战杯”全国三等奖</w:t>
                         </w:r>
                       </w:p>
                       <w:p>
@@ -4974,14 +4913,7 @@
                             <w:rFonts w:hint="eastAsia" w:eastAsia="微软雅黑"/>
                             <w:sz w:val="22"/>
                           </w:rPr>
-                          <w:t>第十七届“挑战杯”全国三等奖</w:t>
-                        </w:r>
-                        <w:r>
-                          <w:rPr>
-                            <w:rFonts w:eastAsia="微软雅黑"/>
-                            <w:sz w:val="22"/>
-                          </w:rPr>
-                          <w:tab/>
+                          <w:t>电子科技大学优秀研究生</w:t>
                         </w:r>
                         <w:r>
                           <w:rPr>

--- a/陈启炀-java研发简历.docx
+++ b/陈启炀-java研发简历.docx
@@ -287,8 +287,6 @@
         <w:widowControl/>
         <w:jc w:val="left"/>
       </w:pPr>
-      <w:bookmarkStart w:id="0" w:name="_GoBack"/>
-      <w:bookmarkEnd w:id="0"/>
       <w:r>
         <mc:AlternateContent>
           <mc:Choice Requires="wpg">
@@ -598,11 +596,41 @@
                               <w:r>
                                 <w:rPr>
                                   <w:rFonts w:hint="eastAsia" w:eastAsia="微软雅黑"/>
-                                  <w:bCs/>
-                                  <w:kern w:val="24"/>
-                                  <w:szCs w:val="21"/>
-                                </w:rPr>
-                                <w:t>面向企业内部培训场景的视频学习与统计平台，部署于内网环境，重点解决学习进度记录的准确性、统计口径一致性及历史数据可追溯等工程问题。</w:t>
+                                  <w:b w:val="0"/>
+                                  <w:bCs w:val="0"/>
+                                  <w:kern w:val="24"/>
+                                  <w:szCs w:val="21"/>
+                                  <w:lang w:val="en-US" w:eastAsia="zh-CN"/>
+                                </w:rPr>
+                                <w:t>开发</w:t>
+                              </w:r>
+                              <w:r>
+                                <w:rPr>
+                                  <w:rFonts w:hint="eastAsia" w:eastAsia="微软雅黑"/>
+                                  <w:bCs/>
+                                  <w:kern w:val="24"/>
+                                  <w:szCs w:val="21"/>
+                                </w:rPr>
+                                <w:t>面向企业内部培训场景的视频学习与统计平台，</w:t>
+                              </w:r>
+                              <w:r>
+                                <w:rPr>
+                                  <w:rFonts w:hint="eastAsia" w:eastAsia="微软雅黑"/>
+                                  <w:bCs/>
+                                  <w:kern w:val="24"/>
+                                  <w:szCs w:val="21"/>
+                                  <w:lang w:val="en-US" w:eastAsia="zh-CN"/>
+                                </w:rPr>
+                                <w:t>并</w:t>
+                              </w:r>
+                              <w:r>
+                                <w:rPr>
+                                  <w:rFonts w:hint="eastAsia" w:eastAsia="微软雅黑"/>
+                                  <w:bCs/>
+                                  <w:kern w:val="24"/>
+                                  <w:szCs w:val="21"/>
+                                </w:rPr>
+                                <w:t>解决学习进度记录的准确性、统计口径一致性及历史数据可追溯等工程问题。</w:t>
                               </w:r>
                             </w:p>
                             <w:p>
@@ -763,7 +791,7 @@
                                   <w:kern w:val="24"/>
                                   <w:szCs w:val="21"/>
                                 </w:rPr>
-                                <w:t>设计学习记录表结构，区分累计观看时长与播放位置等核心字段；在服务层统一控制字段更新时机，避免前端多次上报导致数据异常，为统计与历史回放提供可靠数据来源。</w:t>
+                                <w:t>设计学习记录表结构并实现对应的服务层更新逻辑，规范进度类字段的写入时机，避免多次上报引发的数据异常，为统计与回溯提供可靠数据来源。</w:t>
                               </w:r>
                             </w:p>
                             <w:p>
@@ -869,7 +897,7 @@
                                   <w:kern w:val="24"/>
                                   <w:szCs w:val="21"/>
                                 </w:rPr>
-                                <w:t>基于 FFmpeg 实现视频时长自动解析，避免人工维护元数据；完成视频上传、分类管理及后台配置功能，并通过 ECharts 展示学习进度与统计结果。</w:t>
+                                <w:t>基于 FFmpeg 实现视频时长自动解析，完成视频上传、分类管理及后台配置功能，并使用 ECharts 展示学习进度与统计结果。</w:t>
                               </w:r>
                             </w:p>
                             <w:p>
@@ -967,26 +995,7 @@
                                   <w:kern w:val="24"/>
                                   <w:szCs w:val="21"/>
                                 </w:rPr>
-                                <w:t>当前系统为单体架构，在进度更新与统计查询过程中引入Redis 缓存，降低高频写入对数据库的压力；在代码结构上对采集与统计逻辑进行拆分，为后续</w:t>
-                              </w:r>
-                              <w:r>
-                                <w:rPr>
-                                  <w:rFonts w:hint="eastAsia" w:eastAsia="微软雅黑"/>
-                                  <w:bCs/>
-                                  <w:kern w:val="24"/>
-                                  <w:szCs w:val="21"/>
-                                  <w:lang w:val="en-US" w:eastAsia="zh-CN"/>
-                                </w:rPr>
-                                <w:t>拓展微服务，</w:t>
-                              </w:r>
-                              <w:r>
-                                <w:rPr>
-                                  <w:rFonts w:hint="eastAsia" w:eastAsia="微软雅黑"/>
-                                  <w:bCs/>
-                                  <w:kern w:val="24"/>
-                                  <w:szCs w:val="21"/>
-                                </w:rPr>
-                                <w:t>引入消息队列、拆分统计模块预留空间</w:t>
+                                <w:t>当前系统为单体架构，针对学习进度高频上报场景，在进度更新与统计查询过程中引入Redis缓存，降低数据库写入压力，并在代码层拆分采集与统计逻辑，为后续引入消息队列、拆分统计模块预留空间</w:t>
                               </w:r>
                               <w:r>
                                 <w:rPr>
@@ -1006,10 +1015,11 @@
                                 <w:ind w:left="315" w:hanging="315" w:hangingChars="150"/>
                                 <w:jc w:val="left"/>
                                 <w:rPr>
-                                  <w:rFonts w:eastAsia="微软雅黑"/>
-                                  <w:bCs/>
-                                  <w:kern w:val="24"/>
-                                  <w:szCs w:val="21"/>
+                                  <w:rFonts w:hint="eastAsia" w:eastAsia="微软雅黑"/>
+                                  <w:bCs/>
+                                  <w:kern w:val="24"/>
+                                  <w:szCs w:val="21"/>
+                                  <w:lang w:eastAsia="zh-CN"/>
                                 </w:rPr>
                               </w:pPr>
                               <w:r>
@@ -1049,7 +1059,7 @@
                                   <w:kern w:val="24"/>
                                   <w:szCs w:val="21"/>
                                 </w:rPr>
-                                <w:t>参考成熟视频平台的续播机制，将播放状态抽象为由后端维护的</w:t>
+                                <w:t>参考成熟视频平台的续播机制，将学习进度统一由后端作为权威数据源维护，通过幂等更新与状态校验，避免前端重复上报导致的数据漂移，保证多次播放与会话切换下的进度一致性</w:t>
                               </w:r>
                               <w:r>
                                 <w:rPr>
@@ -1057,18 +1067,9 @@
                                   <w:bCs/>
                                   <w:kern w:val="24"/>
                                   <w:szCs w:val="21"/>
-                                  <w:lang w:val="en-US" w:eastAsia="zh-CN"/>
-                                </w:rPr>
-                                <w:t>幂等</w:t>
-                              </w:r>
-                              <w:r>
-                                <w:rPr>
-                                  <w:rFonts w:hint="eastAsia" w:eastAsia="微软雅黑"/>
-                                  <w:bCs/>
-                                  <w:kern w:val="24"/>
-                                  <w:szCs w:val="21"/>
-                                </w:rPr>
-                                <w:t>数据源，避免前端多次上报导致的状态漂移；通过区分展示状态与存储状态，保证学习进度在多次播放与会话切换下的稳定性。</w:t>
+                                  <w:lang w:eastAsia="zh-CN"/>
+                                </w:rPr>
+                                <w:t>。</w:t>
                               </w:r>
                             </w:p>
                             <w:p>
@@ -1458,11 +1459,41 @@
                         <w:r>
                           <w:rPr>
                             <w:rFonts w:hint="eastAsia" w:eastAsia="微软雅黑"/>
-                            <w:bCs/>
-                            <w:kern w:val="24"/>
-                            <w:szCs w:val="21"/>
-                          </w:rPr>
-                          <w:t>面向企业内部培训场景的视频学习与统计平台，部署于内网环境，重点解决学习进度记录的准确性、统计口径一致性及历史数据可追溯等工程问题。</w:t>
+                            <w:b w:val="0"/>
+                            <w:bCs w:val="0"/>
+                            <w:kern w:val="24"/>
+                            <w:szCs w:val="21"/>
+                            <w:lang w:val="en-US" w:eastAsia="zh-CN"/>
+                          </w:rPr>
+                          <w:t>开发</w:t>
+                        </w:r>
+                        <w:r>
+                          <w:rPr>
+                            <w:rFonts w:hint="eastAsia" w:eastAsia="微软雅黑"/>
+                            <w:bCs/>
+                            <w:kern w:val="24"/>
+                            <w:szCs w:val="21"/>
+                          </w:rPr>
+                          <w:t>面向企业内部培训场景的视频学习与统计平台，</w:t>
+                        </w:r>
+                        <w:r>
+                          <w:rPr>
+                            <w:rFonts w:hint="eastAsia" w:eastAsia="微软雅黑"/>
+                            <w:bCs/>
+                            <w:kern w:val="24"/>
+                            <w:szCs w:val="21"/>
+                            <w:lang w:val="en-US" w:eastAsia="zh-CN"/>
+                          </w:rPr>
+                          <w:t>并</w:t>
+                        </w:r>
+                        <w:r>
+                          <w:rPr>
+                            <w:rFonts w:hint="eastAsia" w:eastAsia="微软雅黑"/>
+                            <w:bCs/>
+                            <w:kern w:val="24"/>
+                            <w:szCs w:val="21"/>
+                          </w:rPr>
+                          <w:t>解决学习进度记录的准确性、统计口径一致性及历史数据可追溯等工程问题。</w:t>
                         </w:r>
                       </w:p>
                       <w:p>
@@ -1623,7 +1654,7 @@
                             <w:kern w:val="24"/>
                             <w:szCs w:val="21"/>
                           </w:rPr>
-                          <w:t>设计学习记录表结构，区分累计观看时长与播放位置等核心字段；在服务层统一控制字段更新时机，避免前端多次上报导致数据异常，为统计与历史回放提供可靠数据来源。</w:t>
+                          <w:t>设计学习记录表结构并实现对应的服务层更新逻辑，规范进度类字段的写入时机，避免多次上报引发的数据异常，为统计与回溯提供可靠数据来源。</w:t>
                         </w:r>
                       </w:p>
                       <w:p>
@@ -1729,7 +1760,7 @@
                             <w:kern w:val="24"/>
                             <w:szCs w:val="21"/>
                           </w:rPr>
-                          <w:t>基于 FFmpeg 实现视频时长自动解析，避免人工维护元数据；完成视频上传、分类管理及后台配置功能，并通过 ECharts 展示学习进度与统计结果。</w:t>
+                          <w:t>基于 FFmpeg 实现视频时长自动解析，完成视频上传、分类管理及后台配置功能，并使用 ECharts 展示学习进度与统计结果。</w:t>
                         </w:r>
                       </w:p>
                       <w:p>
@@ -1827,26 +1858,7 @@
                             <w:kern w:val="24"/>
                             <w:szCs w:val="21"/>
                           </w:rPr>
-                          <w:t>当前系统为单体架构，在进度更新与统计查询过程中引入Redis 缓存，降低高频写入对数据库的压力；在代码结构上对采集与统计逻辑进行拆分，为后续</w:t>
-                        </w:r>
-                        <w:r>
-                          <w:rPr>
-                            <w:rFonts w:hint="eastAsia" w:eastAsia="微软雅黑"/>
-                            <w:bCs/>
-                            <w:kern w:val="24"/>
-                            <w:szCs w:val="21"/>
-                            <w:lang w:val="en-US" w:eastAsia="zh-CN"/>
-                          </w:rPr>
-                          <w:t>拓展微服务，</w:t>
-                        </w:r>
-                        <w:r>
-                          <w:rPr>
-                            <w:rFonts w:hint="eastAsia" w:eastAsia="微软雅黑"/>
-                            <w:bCs/>
-                            <w:kern w:val="24"/>
-                            <w:szCs w:val="21"/>
-                          </w:rPr>
-                          <w:t>引入消息队列、拆分统计模块预留空间</w:t>
+                          <w:t>当前系统为单体架构，针对学习进度高频上报场景，在进度更新与统计查询过程中引入Redis缓存，降低数据库写入压力，并在代码层拆分采集与统计逻辑，为后续引入消息队列、拆分统计模块预留空间</w:t>
                         </w:r>
                         <w:r>
                           <w:rPr>
@@ -1866,10 +1878,11 @@
                           <w:ind w:left="315" w:hanging="315" w:hangingChars="150"/>
                           <w:jc w:val="left"/>
                           <w:rPr>
-                            <w:rFonts w:eastAsia="微软雅黑"/>
-                            <w:bCs/>
-                            <w:kern w:val="24"/>
-                            <w:szCs w:val="21"/>
+                            <w:rFonts w:hint="eastAsia" w:eastAsia="微软雅黑"/>
+                            <w:bCs/>
+                            <w:kern w:val="24"/>
+                            <w:szCs w:val="21"/>
+                            <w:lang w:eastAsia="zh-CN"/>
                           </w:rPr>
                         </w:pPr>
                         <w:r>
@@ -1909,7 +1922,7 @@
                             <w:kern w:val="24"/>
                             <w:szCs w:val="21"/>
                           </w:rPr>
-                          <w:t>参考成熟视频平台的续播机制，将播放状态抽象为由后端维护的</w:t>
+                          <w:t>参考成熟视频平台的续播机制，将学习进度统一由后端作为权威数据源维护，通过幂等更新与状态校验，避免前端重复上报导致的数据漂移，保证多次播放与会话切换下的进度一致性</w:t>
                         </w:r>
                         <w:r>
                           <w:rPr>
@@ -1917,18 +1930,9 @@
                             <w:bCs/>
                             <w:kern w:val="24"/>
                             <w:szCs w:val="21"/>
-                            <w:lang w:val="en-US" w:eastAsia="zh-CN"/>
-                          </w:rPr>
-                          <w:t>幂等</w:t>
-                        </w:r>
-                        <w:r>
-                          <w:rPr>
-                            <w:rFonts w:hint="eastAsia" w:eastAsia="微软雅黑"/>
-                            <w:bCs/>
-                            <w:kern w:val="24"/>
-                            <w:szCs w:val="21"/>
-                          </w:rPr>
-                          <w:t>数据源，避免前端多次上报导致的状态漂移；通过区分展示状态与存储状态，保证学习进度在多次播放与会话切换下的稳定性。</w:t>
+                            <w:lang w:eastAsia="zh-CN"/>
+                          </w:rPr>
+                          <w:t>。</w:t>
                         </w:r>
                       </w:p>
                       <w:p>
@@ -5943,6 +5947,8 @@
           </mc:Fallback>
         </mc:AlternateContent>
       </w:r>
+      <w:bookmarkStart w:id="0" w:name="_GoBack"/>
+      <w:bookmarkEnd w:id="0"/>
       <w:r>
         <mc:AlternateContent>
           <mc:Choice Requires="wps">
@@ -6127,7 +6133,7 @@
                                 <w:szCs w:val="21"/>
                                 <w:lang w:val="en-US" w:eastAsia="zh-CN"/>
                               </w:rPr>
-                              <w:t>面向企业工程规范与技术资料构建数字化问答平台，统一治理规范文档与结构模型数据，支撑基于RAG的工程级检索、问答与三维模型展示需求</w:t>
+                              <w:t>面向企业工程规范与技术资料搭建数字化问答平台，统一治理规范文档与结构模型数据，支撑基于RAG的工程级检索、问答与三维模型展示需求</w:t>
                             </w:r>
                             <w:r>
                               <w:rPr>
@@ -6537,64 +6543,7 @@
                                 <w:kern w:val="24"/>
                                 <w:szCs w:val="21"/>
                               </w:rPr>
-                              <w:t>工程规范问答需结果</w:t>
-                            </w:r>
-                            <w:r>
-                              <w:rPr>
-                                <w:rFonts w:hint="eastAsia" w:eastAsia="微软雅黑"/>
-                                <w:bCs/>
-                                <w:kern w:val="24"/>
-                                <w:szCs w:val="21"/>
-                                <w:lang w:val="en-US" w:eastAsia="zh-CN"/>
-                              </w:rPr>
-                              <w:t>必须</w:t>
-                            </w:r>
-                            <w:r>
-                              <w:rPr>
-                                <w:rFonts w:hint="eastAsia" w:eastAsia="微软雅黑"/>
-                                <w:bCs/>
-                                <w:kern w:val="24"/>
-                                <w:szCs w:val="21"/>
-                              </w:rPr>
-                              <w:t>可核对，</w:t>
-                            </w:r>
-                            <w:r>
-                              <w:rPr>
-                                <w:rFonts w:hint="eastAsia" w:eastAsia="微软雅黑"/>
-                                <w:bCs/>
-                                <w:kern w:val="24"/>
-                                <w:szCs w:val="21"/>
-                                <w:lang w:val="en-US" w:eastAsia="zh-CN"/>
-                              </w:rPr>
-                              <w:t>因此</w:t>
-                            </w:r>
-                            <w:r>
-                              <w:rPr>
-                                <w:rFonts w:hint="eastAsia" w:eastAsia="微软雅黑"/>
-                                <w:bCs/>
-                                <w:kern w:val="24"/>
-                                <w:szCs w:val="21"/>
-                              </w:rPr>
-                              <w:t>在检索阶段保留命中条文及来源，并对“为何命中”进行解释，避免</w:t>
-                            </w:r>
-                            <w:r>
-                              <w:rPr>
-                                <w:rFonts w:hint="eastAsia" w:eastAsia="微软雅黑"/>
-                                <w:bCs/>
-                                <w:kern w:val="24"/>
-                                <w:szCs w:val="21"/>
-                                <w:lang w:val="en-US" w:eastAsia="zh-CN"/>
-                              </w:rPr>
-                              <w:t>幻觉</w:t>
-                            </w:r>
-                            <w:r>
-                              <w:rPr>
-                                <w:rFonts w:hint="eastAsia" w:eastAsia="微软雅黑"/>
-                                <w:bCs/>
-                                <w:kern w:val="24"/>
-                                <w:szCs w:val="21"/>
-                              </w:rPr>
-                              <w:t>答案输出</w:t>
+                              <w:t>针对工程规范问答需“结果可核对”的要求，在检索阶段保留命中条文与来源信息，并关联返回检索依据，避免模型生成不可验证的答案</w:t>
                             </w:r>
                             <w:r>
                               <w:rPr>
@@ -6670,49 +6619,7 @@
                                 <w:kern w:val="24"/>
                                 <w:szCs w:val="21"/>
                               </w:rPr>
-                              <w:t>针对规范文本</w:t>
-                            </w:r>
-                            <w:r>
-                              <w:rPr>
-                                <w:rFonts w:hint="eastAsia" w:eastAsia="微软雅黑"/>
-                                <w:b w:val="0"/>
-                                <w:bCs/>
-                                <w:kern w:val="24"/>
-                                <w:szCs w:val="21"/>
-                                <w:lang w:val="en-US" w:eastAsia="zh-CN"/>
-                              </w:rPr>
-                              <w:t>相似表述含义差距较大问题</w:t>
-                            </w:r>
-                            <w:r>
-                              <w:rPr>
-                                <w:rFonts w:hint="eastAsia" w:eastAsia="微软雅黑"/>
-                                <w:b w:val="0"/>
-                                <w:bCs/>
-                                <w:kern w:val="24"/>
-                                <w:szCs w:val="21"/>
-                              </w:rPr>
-                              <w:t>，对向量召回结果进行</w:t>
-                            </w:r>
-                            <w:r>
-                              <w:rPr>
-                                <w:rFonts w:hint="eastAsia" w:eastAsia="微软雅黑"/>
-                                <w:b w:val="0"/>
-                                <w:bCs/>
-                                <w:kern w:val="24"/>
-                                <w:szCs w:val="21"/>
-                                <w:lang w:val="en-US" w:eastAsia="zh-CN"/>
-                              </w:rPr>
-                              <w:t>重排序</w:t>
-                            </w:r>
-                            <w:r>
-                              <w:rPr>
-                                <w:rFonts w:hint="eastAsia" w:eastAsia="微软雅黑"/>
-                                <w:b w:val="0"/>
-                                <w:bCs/>
-                                <w:kern w:val="24"/>
-                                <w:szCs w:val="21"/>
-                              </w:rPr>
-                              <w:t>，提升条文级命中准确率，避免无关内容干扰。</w:t>
+                              <w:t>针对规范文本中相似表述但语义差异较大的问题，引入 Cross-Encoder 对初步召回结果进行重排序，提升条文级命中准确率，减少无关内容干扰。</w:t>
                             </w:r>
                           </w:p>
                           <w:p>
@@ -6812,7 +6719,7 @@
                                 <w:kern w:val="24"/>
                                 <w:szCs w:val="21"/>
                               </w:rPr>
-                              <w:t>，通过生成假想条文扩展 Query 语义，使检索向量更贴近规范文本分布，降低漏召回风险。</w:t>
+                              <w:t>，引入HyDE策略生成假想条文扩展查询语义，使检索向量更贴近规范文本分布，降低漏召回风险。</w:t>
                             </w:r>
                           </w:p>
                           <w:p/>
@@ -6981,7 +6888,7 @@
                           <w:szCs w:val="21"/>
                           <w:lang w:val="en-US" w:eastAsia="zh-CN"/>
                         </w:rPr>
-                        <w:t>面向企业工程规范与技术资料构建数字化问答平台，统一治理规范文档与结构模型数据，支撑基于RAG的工程级检索、问答与三维模型展示需求</w:t>
+                        <w:t>面向企业工程规范与技术资料搭建数字化问答平台，统一治理规范文档与结构模型数据，支撑基于RAG的工程级检索、问答与三维模型展示需求</w:t>
                       </w:r>
                       <w:r>
                         <w:rPr>
@@ -7391,64 +7298,7 @@
                           <w:kern w:val="24"/>
                           <w:szCs w:val="21"/>
                         </w:rPr>
-                        <w:t>工程规范问答需结果</w:t>
-                      </w:r>
-                      <w:r>
-                        <w:rPr>
-                          <w:rFonts w:hint="eastAsia" w:eastAsia="微软雅黑"/>
-                          <w:bCs/>
-                          <w:kern w:val="24"/>
-                          <w:szCs w:val="21"/>
-                          <w:lang w:val="en-US" w:eastAsia="zh-CN"/>
-                        </w:rPr>
-                        <w:t>必须</w:t>
-                      </w:r>
-                      <w:r>
-                        <w:rPr>
-                          <w:rFonts w:hint="eastAsia" w:eastAsia="微软雅黑"/>
-                          <w:bCs/>
-                          <w:kern w:val="24"/>
-                          <w:szCs w:val="21"/>
-                        </w:rPr>
-                        <w:t>可核对，</w:t>
-                      </w:r>
-                      <w:r>
-                        <w:rPr>
-                          <w:rFonts w:hint="eastAsia" w:eastAsia="微软雅黑"/>
-                          <w:bCs/>
-                          <w:kern w:val="24"/>
-                          <w:szCs w:val="21"/>
-                          <w:lang w:val="en-US" w:eastAsia="zh-CN"/>
-                        </w:rPr>
-                        <w:t>因此</w:t>
-                      </w:r>
-                      <w:r>
-                        <w:rPr>
-                          <w:rFonts w:hint="eastAsia" w:eastAsia="微软雅黑"/>
-                          <w:bCs/>
-                          <w:kern w:val="24"/>
-                          <w:szCs w:val="21"/>
-                        </w:rPr>
-                        <w:t>在检索阶段保留命中条文及来源，并对“为何命中”进行解释，避免</w:t>
-                      </w:r>
-                      <w:r>
-                        <w:rPr>
-                          <w:rFonts w:hint="eastAsia" w:eastAsia="微软雅黑"/>
-                          <w:bCs/>
-                          <w:kern w:val="24"/>
-                          <w:szCs w:val="21"/>
-                          <w:lang w:val="en-US" w:eastAsia="zh-CN"/>
-                        </w:rPr>
-                        <w:t>幻觉</w:t>
-                      </w:r>
-                      <w:r>
-                        <w:rPr>
-                          <w:rFonts w:hint="eastAsia" w:eastAsia="微软雅黑"/>
-                          <w:bCs/>
-                          <w:kern w:val="24"/>
-                          <w:szCs w:val="21"/>
-                        </w:rPr>
-                        <w:t>答案输出</w:t>
+                        <w:t>针对工程规范问答需“结果可核对”的要求，在检索阶段保留命中条文与来源信息，并关联返回检索依据，避免模型生成不可验证的答案</w:t>
                       </w:r>
                       <w:r>
                         <w:rPr>
@@ -7524,49 +7374,7 @@
                           <w:kern w:val="24"/>
                           <w:szCs w:val="21"/>
                         </w:rPr>
-                        <w:t>针对规范文本</w:t>
-                      </w:r>
-                      <w:r>
-                        <w:rPr>
-                          <w:rFonts w:hint="eastAsia" w:eastAsia="微软雅黑"/>
-                          <w:b w:val="0"/>
-                          <w:bCs/>
-                          <w:kern w:val="24"/>
-                          <w:szCs w:val="21"/>
-                          <w:lang w:val="en-US" w:eastAsia="zh-CN"/>
-                        </w:rPr>
-                        <w:t>相似表述含义差距较大问题</w:t>
-                      </w:r>
-                      <w:r>
-                        <w:rPr>
-                          <w:rFonts w:hint="eastAsia" w:eastAsia="微软雅黑"/>
-                          <w:b w:val="0"/>
-                          <w:bCs/>
-                          <w:kern w:val="24"/>
-                          <w:szCs w:val="21"/>
-                        </w:rPr>
-                        <w:t>，对向量召回结果进行</w:t>
-                      </w:r>
-                      <w:r>
-                        <w:rPr>
-                          <w:rFonts w:hint="eastAsia" w:eastAsia="微软雅黑"/>
-                          <w:b w:val="0"/>
-                          <w:bCs/>
-                          <w:kern w:val="24"/>
-                          <w:szCs w:val="21"/>
-                          <w:lang w:val="en-US" w:eastAsia="zh-CN"/>
-                        </w:rPr>
-                        <w:t>重排序</w:t>
-                      </w:r>
-                      <w:r>
-                        <w:rPr>
-                          <w:rFonts w:hint="eastAsia" w:eastAsia="微软雅黑"/>
-                          <w:b w:val="0"/>
-                          <w:bCs/>
-                          <w:kern w:val="24"/>
-                          <w:szCs w:val="21"/>
-                        </w:rPr>
-                        <w:t>，提升条文级命中准确率，避免无关内容干扰。</w:t>
+                        <w:t>针对规范文本中相似表述但语义差异较大的问题，引入 Cross-Encoder 对初步召回结果进行重排序，提升条文级命中准确率，减少无关内容干扰。</w:t>
                       </w:r>
                     </w:p>
                     <w:p>
@@ -7666,7 +7474,7 @@
                           <w:kern w:val="24"/>
                           <w:szCs w:val="21"/>
                         </w:rPr>
-                        <w:t>，通过生成假想条文扩展 Query 语义，使检索向量更贴近规范文本分布，降低漏召回风险。</w:t>
+                        <w:t>，引入HyDE策略生成假想条文扩展查询语义，使检索向量更贴近规范文本分布，降低漏召回风险。</w:t>
                       </w:r>
                     </w:p>
                     <w:p/>
